--- a/Final Submission/COMP2003-Final Report (1).docx
+++ b/Final Submission/COMP2003-Final Report (1).docx
@@ -659,6 +659,12 @@
               <w:t>Detailed System Design</w:t>
             </w:r>
             <w:r>
+              <w:rPr>
+                <w:rStyle w:val="Hyperlink"/>
+              </w:rPr>
+              <w:t>(Edward)</w:t>
+            </w:r>
+            <w:r>
               <w:tab/>
             </w:r>
             <w:r>
@@ -704,22 +710,7 @@
               <w:tab/>
             </w:r>
             <w:r>
-              <w:fldChar w:fldCharType="begin"/>
-            </w:r>
-            <w:r>
-              <w:instrText>PAGEREF _Toc1906756140 \h</w:instrText>
-            </w:r>
-            <w:r>
-              <w:fldChar w:fldCharType="separate"/>
-            </w:r>
-            <w:r>
-              <w:rPr>
-                <w:rStyle w:val="Hyperlink"/>
-              </w:rPr>
-              <w:t>11</w:t>
-            </w:r>
-            <w:r>
-              <w:fldChar w:fldCharType="end"/>
+              <w:t>12-25</w:t>
             </w:r>
           </w:hyperlink>
         </w:p>
@@ -746,22 +737,7 @@
               <w:tab/>
             </w:r>
             <w:r>
-              <w:fldChar w:fldCharType="begin"/>
-            </w:r>
-            <w:r>
-              <w:instrText>PAGEREF _Toc257592788 \h</w:instrText>
-            </w:r>
-            <w:r>
-              <w:fldChar w:fldCharType="separate"/>
-            </w:r>
-            <w:r>
-              <w:rPr>
-                <w:rStyle w:val="Hyperlink"/>
-              </w:rPr>
-              <w:t>11</w:t>
-            </w:r>
-            <w:r>
-              <w:fldChar w:fldCharType="end"/>
+              <w:t>26</w:t>
             </w:r>
           </w:hyperlink>
         </w:p>
@@ -783,22 +759,7 @@
               <w:tab/>
             </w:r>
             <w:r>
-              <w:fldChar w:fldCharType="begin"/>
-            </w:r>
-            <w:r>
-              <w:instrText>PAGEREF _Toc2137387261 \h</w:instrText>
-            </w:r>
-            <w:r>
-              <w:fldChar w:fldCharType="separate"/>
-            </w:r>
-            <w:r>
-              <w:rPr>
-                <w:rStyle w:val="Hyperlink"/>
-              </w:rPr>
-              <w:t>12</w:t>
-            </w:r>
-            <w:r>
-              <w:fldChar w:fldCharType="end"/>
+              <w:t>27</w:t>
             </w:r>
           </w:hyperlink>
         </w:p>
@@ -820,22 +781,7 @@
               <w:tab/>
             </w:r>
             <w:r>
-              <w:fldChar w:fldCharType="begin"/>
-            </w:r>
-            <w:r>
-              <w:instrText>PAGEREF _Toc111716144 \h</w:instrText>
-            </w:r>
-            <w:r>
-              <w:fldChar w:fldCharType="separate"/>
-            </w:r>
-            <w:r>
-              <w:rPr>
-                <w:rStyle w:val="Hyperlink"/>
-              </w:rPr>
-              <w:t>14</w:t>
-            </w:r>
-            <w:r>
-              <w:fldChar w:fldCharType="end"/>
+              <w:t>28</w:t>
             </w:r>
           </w:hyperlink>
         </w:p>
@@ -857,22 +803,7 @@
               <w:tab/>
             </w:r>
             <w:r>
-              <w:fldChar w:fldCharType="begin"/>
-            </w:r>
-            <w:r>
-              <w:instrText>PAGEREF _Toc1065208738 \h</w:instrText>
-            </w:r>
-            <w:r>
-              <w:fldChar w:fldCharType="separate"/>
-            </w:r>
-            <w:r>
-              <w:rPr>
-                <w:rStyle w:val="Hyperlink"/>
-              </w:rPr>
-              <w:t>14</w:t>
-            </w:r>
-            <w:r>
-              <w:fldChar w:fldCharType="end"/>
+              <w:t>29</w:t>
             </w:r>
           </w:hyperlink>
         </w:p>
@@ -894,22 +825,7 @@
               <w:tab/>
             </w:r>
             <w:r>
-              <w:fldChar w:fldCharType="begin"/>
-            </w:r>
-            <w:r>
-              <w:instrText>PAGEREF _Toc1567552881 \h</w:instrText>
-            </w:r>
-            <w:r>
-              <w:fldChar w:fldCharType="separate"/>
-            </w:r>
-            <w:r>
-              <w:rPr>
-                <w:rStyle w:val="Hyperlink"/>
-              </w:rPr>
-              <w:t>15</w:t>
-            </w:r>
-            <w:r>
-              <w:fldChar w:fldCharType="end"/>
+              <w:t>30</w:t>
             </w:r>
           </w:hyperlink>
         </w:p>
@@ -931,22 +847,7 @@
               <w:tab/>
             </w:r>
             <w:r>
-              <w:fldChar w:fldCharType="begin"/>
-            </w:r>
-            <w:r>
-              <w:instrText>PAGEREF _Toc384130962 \h</w:instrText>
-            </w:r>
-            <w:r>
-              <w:fldChar w:fldCharType="separate"/>
-            </w:r>
-            <w:r>
-              <w:rPr>
-                <w:rStyle w:val="Hyperlink"/>
-              </w:rPr>
-              <w:t>17</w:t>
-            </w:r>
-            <w:r>
-              <w:fldChar w:fldCharType="end"/>
+              <w:t>31</w:t>
             </w:r>
           </w:hyperlink>
         </w:p>
@@ -968,22 +869,7 @@
               <w:tab/>
             </w:r>
             <w:r>
-              <w:fldChar w:fldCharType="begin"/>
-            </w:r>
-            <w:r>
-              <w:instrText>PAGEREF _Toc798014546 \h</w:instrText>
-            </w:r>
-            <w:r>
-              <w:fldChar w:fldCharType="separate"/>
-            </w:r>
-            <w:r>
-              <w:rPr>
-                <w:rStyle w:val="Hyperlink"/>
-              </w:rPr>
-              <w:t>18</w:t>
-            </w:r>
-            <w:r>
-              <w:fldChar w:fldCharType="end"/>
+              <w:t>32-38</w:t>
             </w:r>
           </w:hyperlink>
         </w:p>
@@ -1005,22 +891,10 @@
               <w:tab/>
             </w:r>
             <w:r>
-              <w:fldChar w:fldCharType="begin"/>
+              <w:t>38-</w:t>
             </w:r>
             <w:r>
-              <w:instrText>PAGEREF _Toc1283843567 \h</w:instrText>
-            </w:r>
-            <w:r>
-              <w:fldChar w:fldCharType="separate"/>
-            </w:r>
-            <w:r>
-              <w:rPr>
-                <w:rStyle w:val="Hyperlink"/>
-              </w:rPr>
-              <w:t>24</w:t>
-            </w:r>
-            <w:r>
-              <w:fldChar w:fldCharType="end"/>
+              <w:t>43</w:t>
             </w:r>
           </w:hyperlink>
         </w:p>
@@ -1042,22 +916,7 @@
               <w:tab/>
             </w:r>
             <w:r>
-              <w:fldChar w:fldCharType="begin"/>
-            </w:r>
-            <w:r>
-              <w:instrText>PAGEREF _Toc1209175182 \h</w:instrText>
-            </w:r>
-            <w:r>
-              <w:fldChar w:fldCharType="separate"/>
-            </w:r>
-            <w:r>
-              <w:rPr>
-                <w:rStyle w:val="Hyperlink"/>
-              </w:rPr>
-              <w:t>29</w:t>
-            </w:r>
-            <w:r>
-              <w:fldChar w:fldCharType="end"/>
+              <w:t>43</w:t>
             </w:r>
           </w:hyperlink>
         </w:p>
@@ -1079,22 +938,7 @@
               <w:tab/>
             </w:r>
             <w:r>
-              <w:fldChar w:fldCharType="begin"/>
-            </w:r>
-            <w:r>
-              <w:instrText>PAGEREF _Toc277694249 \h</w:instrText>
-            </w:r>
-            <w:r>
-              <w:fldChar w:fldCharType="separate"/>
-            </w:r>
-            <w:r>
-              <w:rPr>
-                <w:rStyle w:val="Hyperlink"/>
-              </w:rPr>
-              <w:t>29</w:t>
-            </w:r>
-            <w:r>
-              <w:fldChar w:fldCharType="end"/>
+              <w:t>44</w:t>
             </w:r>
           </w:hyperlink>
         </w:p>
@@ -1116,22 +960,7 @@
               <w:tab/>
             </w:r>
             <w:r>
-              <w:fldChar w:fldCharType="begin"/>
-            </w:r>
-            <w:r>
-              <w:instrText>PAGEREF _Toc157367687 \h</w:instrText>
-            </w:r>
-            <w:r>
-              <w:fldChar w:fldCharType="separate"/>
-            </w:r>
-            <w:r>
-              <w:rPr>
-                <w:rStyle w:val="Hyperlink"/>
-              </w:rPr>
-              <w:t>30</w:t>
-            </w:r>
-            <w:r>
-              <w:fldChar w:fldCharType="end"/>
+              <w:t>44</w:t>
             </w:r>
           </w:hyperlink>
         </w:p>
@@ -1153,22 +982,7 @@
               <w:tab/>
             </w:r>
             <w:r>
-              <w:fldChar w:fldCharType="begin"/>
-            </w:r>
-            <w:r>
-              <w:instrText>PAGEREF _Toc2096122352 \h</w:instrText>
-            </w:r>
-            <w:r>
-              <w:fldChar w:fldCharType="separate"/>
-            </w:r>
-            <w:r>
-              <w:rPr>
-                <w:rStyle w:val="Hyperlink"/>
-              </w:rPr>
-              <w:t>30</w:t>
-            </w:r>
-            <w:r>
-              <w:fldChar w:fldCharType="end"/>
+              <w:t>44</w:t>
             </w:r>
           </w:hyperlink>
         </w:p>
@@ -1202,30 +1016,214 @@
               <w:tab/>
             </w:r>
             <w:r>
-              <w:fldChar w:fldCharType="begin"/>
+              <w:t>45</w:t>
             </w:r>
+          </w:hyperlink>
+        </w:p>
+        <w:p>
+          <w:pPr>
+            <w:pStyle w:val="TOC3"/>
+            <w:tabs>
+              <w:tab w:val="right" w:leader="dot" w:pos="9015"/>
+            </w:tabs>
+          </w:pPr>
+          <w:r>
+            <w:lastRenderedPageBreak/>
+            <w:t xml:space="preserve"> </w:t>
+          </w:r>
+          <w:hyperlink w:anchor="_Toc2096122352">
             <w:r>
-              <w:instrText>PAGEREF _Toc1021945729 \h</w:instrText>
-            </w:r>
-            <w:r>
-              <w:fldChar w:fldCharType="separate"/>
+              <w:rPr>
+                <w:rStyle w:val="Hyperlink"/>
+              </w:rPr>
+              <w:t>Option Buttons</w:t>
             </w:r>
             <w:r>
               <w:rPr>
                 <w:rStyle w:val="Hyperlink"/>
               </w:rPr>
-              <w:t>30</w:t>
+              <w:t>: (Aarju Shrestha)</w:t>
             </w:r>
             <w:r>
-              <w:fldChar w:fldCharType="end"/>
+              <w:tab/>
+            </w:r>
+            <w:r>
+              <w:t>45</w:t>
             </w:r>
           </w:hyperlink>
         </w:p>
         <w:p>
-          <w:r>
-            <w:lastRenderedPageBreak/>
-            <w:t>Limitations and Future work(Nicholai Baes)…………………………………………………………31</w:t>
-          </w:r>
+          <w:pPr>
+            <w:pStyle w:val="TOC3"/>
+            <w:tabs>
+              <w:tab w:val="right" w:leader="dot" w:pos="9015"/>
+            </w:tabs>
+          </w:pPr>
+          <w:hyperlink w:anchor="_Toc2096122352">
+            <w:r>
+              <w:rPr>
+                <w:rStyle w:val="Hyperlink"/>
+              </w:rPr>
+              <w:t>Quiz timer bar</w:t>
+            </w:r>
+            <w:r>
+              <w:rPr>
+                <w:rStyle w:val="Hyperlink"/>
+              </w:rPr>
+              <w:t>: (Aarju Shrestha)</w:t>
+            </w:r>
+            <w:r>
+              <w:tab/>
+            </w:r>
+            <w:r>
+              <w:t>45</w:t>
+            </w:r>
+          </w:hyperlink>
+        </w:p>
+        <w:p>
+          <w:pPr>
+            <w:pStyle w:val="TOC3"/>
+            <w:tabs>
+              <w:tab w:val="right" w:leader="dot" w:pos="9015"/>
+            </w:tabs>
+          </w:pPr>
+          <w:hyperlink w:anchor="_Toc2096122352">
+            <w:r>
+              <w:rPr>
+                <w:rStyle w:val="Hyperlink"/>
+              </w:rPr>
+              <w:t>Waiting Room Countdown</w:t>
+            </w:r>
+            <w:r>
+              <w:rPr>
+                <w:rStyle w:val="Hyperlink"/>
+              </w:rPr>
+              <w:t>: (Aarju Shrestha)</w:t>
+            </w:r>
+            <w:r>
+              <w:tab/>
+            </w:r>
+            <w:r>
+              <w:t>45</w:t>
+            </w:r>
+          </w:hyperlink>
+        </w:p>
+        <w:p>
+          <w:pPr>
+            <w:pStyle w:val="TOC3"/>
+            <w:tabs>
+              <w:tab w:val="right" w:leader="dot" w:pos="9015"/>
+            </w:tabs>
+          </w:pPr>
+          <w:hyperlink w:anchor="_Toc2096122352">
+            <w:r>
+              <w:rPr>
+                <w:rStyle w:val="Hyperlink"/>
+              </w:rPr>
+              <w:t>Team Select Cards</w:t>
+            </w:r>
+            <w:r>
+              <w:rPr>
+                <w:rStyle w:val="Hyperlink"/>
+              </w:rPr>
+              <w:t>: (Aarju Shrestha)</w:t>
+            </w:r>
+            <w:r>
+              <w:tab/>
+            </w:r>
+            <w:r>
+              <w:t>45</w:t>
+            </w:r>
+          </w:hyperlink>
+        </w:p>
+        <w:p>
+          <w:pPr>
+            <w:pStyle w:val="TOC3"/>
+            <w:tabs>
+              <w:tab w:val="right" w:leader="dot" w:pos="9015"/>
+            </w:tabs>
+          </w:pPr>
+          <w:hyperlink w:anchor="_Toc2096122352">
+            <w:r>
+              <w:rPr>
+                <w:rStyle w:val="Hyperlink"/>
+              </w:rPr>
+              <w:t xml:space="preserve">Background </w:t>
+            </w:r>
+            <w:r>
+              <w:rPr>
+                <w:rStyle w:val="Hyperlink"/>
+              </w:rPr>
+              <w:t>visual Assets</w:t>
+            </w:r>
+            <w:r>
+              <w:rPr>
+                <w:rStyle w:val="Hyperlink"/>
+              </w:rPr>
+              <w:t>: (</w:t>
+            </w:r>
+            <w:r>
+              <w:rPr>
+                <w:rStyle w:val="Hyperlink"/>
+              </w:rPr>
+              <w:t>Nicholai Baes</w:t>
+            </w:r>
+            <w:r>
+              <w:rPr>
+                <w:rStyle w:val="Hyperlink"/>
+              </w:rPr>
+              <w:t>)</w:t>
+            </w:r>
+            <w:r>
+              <w:tab/>
+            </w:r>
+            <w:r>
+              <w:t>4</w:t>
+            </w:r>
+            <w:r>
+              <w:t>5</w:t>
+            </w:r>
+          </w:hyperlink>
+        </w:p>
+        <w:p>
+          <w:pPr>
+            <w:pStyle w:val="TOC3"/>
+            <w:tabs>
+              <w:tab w:val="right" w:leader="dot" w:pos="9015"/>
+            </w:tabs>
+          </w:pPr>
+          <w:hyperlink w:anchor="_Toc2096122352">
+            <w:r>
+              <w:rPr>
+                <w:rStyle w:val="Hyperlink"/>
+              </w:rPr>
+              <w:t>Visual and Audio Assets</w:t>
+            </w:r>
+            <w:r>
+              <w:rPr>
+                <w:rStyle w:val="Hyperlink"/>
+              </w:rPr>
+              <w:t>: (</w:t>
+            </w:r>
+            <w:r>
+              <w:rPr>
+                <w:rStyle w:val="Hyperlink"/>
+              </w:rPr>
+              <w:t>Nicholai Baes</w:t>
+            </w:r>
+            <w:r>
+              <w:rPr>
+                <w:rStyle w:val="Hyperlink"/>
+              </w:rPr>
+              <w:t>)</w:t>
+            </w:r>
+            <w:r>
+              <w:tab/>
+            </w:r>
+            <w:r>
+              <w:t>46</w:t>
+            </w:r>
+          </w:hyperlink>
         </w:p>
         <w:p>
           <w:pPr>
@@ -1251,24 +1249,17 @@
               <w:tab/>
             </w:r>
             <w:r>
-              <w:fldChar w:fldCharType="begin"/>
-            </w:r>
-            <w:r>
-              <w:instrText>PAGEREF _Toc1794903220 \h</w:instrText>
-            </w:r>
-            <w:r>
-              <w:fldChar w:fldCharType="separate"/>
-            </w:r>
-            <w:r>
-              <w:rPr>
-                <w:rStyle w:val="Hyperlink"/>
-              </w:rPr>
-              <w:t>31</w:t>
-            </w:r>
-            <w:r>
-              <w:fldChar w:fldCharType="end"/>
+              <w:t>47</w:t>
             </w:r>
           </w:hyperlink>
+        </w:p>
+        <w:p>
+          <w:r>
+            <w:t>Limitations and Future work(Nicholai Baes)…………………………………………………………</w:t>
+          </w:r>
+          <w:r>
+            <w:t>48</w:t>
+          </w:r>
         </w:p>
         <w:p>
           <w:pPr>
@@ -1294,22 +1285,7 @@
               <w:tab/>
             </w:r>
             <w:r>
-              <w:fldChar w:fldCharType="begin"/>
-            </w:r>
-            <w:r>
-              <w:instrText>PAGEREF _Toc1805813096 \h</w:instrText>
-            </w:r>
-            <w:r>
-              <w:fldChar w:fldCharType="separate"/>
-            </w:r>
-            <w:r>
-              <w:rPr>
-                <w:rStyle w:val="Hyperlink"/>
-              </w:rPr>
-              <w:t>32</w:t>
-            </w:r>
-            <w:r>
-              <w:fldChar w:fldCharType="end"/>
+              <w:t>49</w:t>
             </w:r>
           </w:hyperlink>
         </w:p>
@@ -1331,22 +1307,7 @@
               <w:tab/>
             </w:r>
             <w:r>
-              <w:fldChar w:fldCharType="begin"/>
-            </w:r>
-            <w:r>
-              <w:instrText>PAGEREF _Toc653767247 \h</w:instrText>
-            </w:r>
-            <w:r>
-              <w:fldChar w:fldCharType="separate"/>
-            </w:r>
-            <w:r>
-              <w:rPr>
-                <w:rStyle w:val="Hyperlink"/>
-              </w:rPr>
-              <w:t>32</w:t>
-            </w:r>
-            <w:r>
-              <w:fldChar w:fldCharType="end"/>
+              <w:t>50</w:t>
             </w:r>
           </w:hyperlink>
         </w:p>
@@ -1368,22 +1329,7 @@
               <w:tab/>
             </w:r>
             <w:r>
-              <w:fldChar w:fldCharType="begin"/>
-            </w:r>
-            <w:r>
-              <w:instrText>PAGEREF _Toc215711749 \h</w:instrText>
-            </w:r>
-            <w:r>
-              <w:fldChar w:fldCharType="separate"/>
-            </w:r>
-            <w:r>
-              <w:rPr>
-                <w:rStyle w:val="Hyperlink"/>
-              </w:rPr>
-              <w:t>32</w:t>
-            </w:r>
-            <w:r>
-              <w:fldChar w:fldCharType="end"/>
+              <w:t>50</w:t>
             </w:r>
           </w:hyperlink>
         </w:p>
@@ -1534,6 +1480,7 @@
           <w:rFonts w:eastAsiaTheme="minorEastAsia"/>
           <w:color w:val="000000" w:themeColor="text1"/>
         </w:rPr>
+        <w:lastRenderedPageBreak/>
         <w:t>Purpose-built interactive platforms tailored specifically to cyber-security education are scarce. Generic quiz tools such as Kahoot or Quizlet can deliver factual recall exercises but offer no mechanism for dynamic question generation, no integration with subject-specific tooling, and no game mechanics beyond simple scoring. Gamified platforms that do exist in the cyber-security space are typically aimed at professional training audiences, are prohibitively expensive for classroom deployment, or require significant technical setup beyond the reach of a typical university module.</w:t>
       </w:r>
     </w:p>
@@ -1549,7 +1496,6 @@
           <w:rFonts w:eastAsiaTheme="minorEastAsia"/>
           <w:color w:val="000000" w:themeColor="text1"/>
         </w:rPr>
-        <w:lastRenderedPageBreak/>
         <w:t>Our client, Dr Rory Hopcraft, identified this gap directly from his experience as a Lecturer in Cyber Security at the University of Plymouth. He required a platform that could deliver curriculum-relevant trivia questions to students in a game-driven, team-competitive format, motivate continued engagement through escalating game mechanics, and allow a teacher to create, configure, and launch a session from within a standard classroom environment without specialist technical knowledge or expensive infrastructure. Critically, the system had to be flexible enough to serve any cyber-security topic, not just a fixed set of pre-authored questions.</w:t>
       </w:r>
     </w:p>
@@ -1643,54 +1589,55 @@
           <w:rFonts w:eastAsiaTheme="minorEastAsia"/>
           <w:color w:val="000000" w:themeColor="text1"/>
         </w:rPr>
-        <w:t xml:space="preserve">The entire backend is provided by Google Firebase. Firebase Authentication handles identity management through Google OAuth 2.0, and Cloud </w:t>
-      </w:r>
-      <w:proofErr w:type="spellStart"/>
+        <w:t xml:space="preserve">The entire backend is provided by Google Firebase. Firebase Authentication </w:t>
+      </w:r>
+      <w:proofErr w:type="gramStart"/>
       <w:r>
         <w:rPr>
           <w:rFonts w:eastAsiaTheme="minorEastAsia"/>
           <w:color w:val="000000" w:themeColor="text1"/>
         </w:rPr>
-        <w:t>Firestore</w:t>
-      </w:r>
-      <w:proofErr w:type="spellEnd"/>
+        <w:t>handles</w:t>
+      </w:r>
+      <w:proofErr w:type="gramEnd"/>
       <w:r>
         <w:rPr>
           <w:rFonts w:eastAsiaTheme="minorEastAsia"/>
           <w:color w:val="000000" w:themeColor="text1"/>
         </w:rPr>
-        <w:t xml:space="preserve"> provides document storage and the real-time listener API used for live score synchronisation and waiting room coordination. This architecture means the game itself requires no custom application server; all player requests go directly from the browser to Firebase via the Firebase Web SDK, which significantly simplifies deployment and eliminates a major potential point of failure.</w:t>
-      </w:r>
-    </w:p>
-    <w:p>
-      <w:pPr>
+        <w:t xml:space="preserve"> identity management through Google OAuth 2.0, and Cloud </w:t>
+      </w:r>
+      <w:proofErr w:type="spellStart"/>
+      <w:r>
         <w:rPr>
           <w:rFonts w:eastAsiaTheme="minorEastAsia"/>
           <w:color w:val="000000" w:themeColor="text1"/>
         </w:rPr>
-      </w:pPr>
+        <w:t>Firestore</w:t>
+      </w:r>
+      <w:proofErr w:type="spellEnd"/>
       <w:r>
         <w:rPr>
           <w:rFonts w:eastAsiaTheme="minorEastAsia"/>
           <w:color w:val="000000" w:themeColor="text1"/>
         </w:rPr>
-        <w:t xml:space="preserve">The AI question generation subsystem is the only component that requires a locally running server. It uses a Node.js and Express backend to relay prompts from the teacher interface to a locally hosted </w:t>
-      </w:r>
-      <w:proofErr w:type="spellStart"/>
-      <w:r>
+        <w:t xml:space="preserve"> provides document storage and the real-time listener API used for live score synchronisation and waiting room coordination. This architecture means the game itself requires no custom application server; all player requests go directly from the browser to Firebase via the Firebase Web SDK, which significantly simplifies deployment and eliminates a major potential point of failure.</w:t>
+      </w:r>
+    </w:p>
+    <w:p>
+      <w:pPr>
         <w:rPr>
           <w:rFonts w:eastAsiaTheme="minorEastAsia"/>
           <w:color w:val="000000" w:themeColor="text1"/>
         </w:rPr>
-        <w:t>Ollama</w:t>
-      </w:r>
-      <w:proofErr w:type="spellEnd"/>
+      </w:pPr>
       <w:r>
         <w:rPr>
           <w:rFonts w:eastAsiaTheme="minorEastAsia"/>
           <w:color w:val="000000" w:themeColor="text1"/>
         </w:rPr>
-        <w:t xml:space="preserve"> instance running the Gemma3-4b language model. Generated questions are returned as structured JSON, cleaned and validated server-side, and then made available for teacher review and editing before being uploaded to the </w:t>
+        <w:lastRenderedPageBreak/>
+        <w:t xml:space="preserve">The AI question generation subsystem is the only component that requires a locally running server. It uses a Node.js and Express backend to relay prompts from the teacher interface to a locally hosted Ollama instance running the Gemma3-4b language model. Generated questions are returned as structured JSON, cleaned and validated server-side, and then made available for teacher review and editing before being uploaded to the </w:t>
       </w:r>
       <w:proofErr w:type="spellStart"/>
       <w:r>
@@ -1730,7 +1677,6 @@
       </w:pPr>
       <w:bookmarkStart w:id="4" w:name="_Toc694307759"/>
       <w:r>
-        <w:lastRenderedPageBreak/>
         <w:t>Brief system requirements</w:t>
       </w:r>
       <w:r>
@@ -1855,7 +1801,15 @@
         </w:rPr>
       </w:pPr>
       <w:r>
-        <w:t>Each correct answer must increment the player’s score multiplier by 0.25x and add five seconds of bonus time to the upcoming mini-game.</w:t>
+        <w:t xml:space="preserve">Each correct answer must increment the player’s score multiplier by 0.25x and add five seconds of bonus time to the upcoming </w:t>
+      </w:r>
+      <w:proofErr w:type="gramStart"/>
+      <w:r>
+        <w:t>mini-game</w:t>
+      </w:r>
+      <w:proofErr w:type="gramEnd"/>
+      <w:r>
+        <w:t>.</w:t>
       </w:r>
     </w:p>
     <w:p>
@@ -1887,7 +1841,15 @@
         </w:rPr>
       </w:pPr>
       <w:r>
-        <w:t xml:space="preserve">The Unity WebGL mini-game must communicate its final score to the host page; this score must be multiplied by the accumulated multiplier, combined with trivia points, and submitted to </w:t>
+        <w:t xml:space="preserve">The Unity WebGL </w:t>
+      </w:r>
+      <w:proofErr w:type="gramStart"/>
+      <w:r>
+        <w:t>mini-game</w:t>
+      </w:r>
+      <w:proofErr w:type="gramEnd"/>
+      <w:r>
+        <w:t xml:space="preserve"> must communicate its final score to the host page; this score must be multiplied by the accumulated multiplier, combined with trivia points, and submitted to </w:t>
       </w:r>
       <w:proofErr w:type="spellStart"/>
       <w:r>
@@ -1959,7 +1921,15 @@
         </w:rPr>
       </w:pPr>
       <w:r>
-        <w:t>The game loop must continue repeating (quiz then mini-game) until fewer than four questions remain in the question bank, at which point the session ends.</w:t>
+        <w:t xml:space="preserve">The game loop must continue repeating (quiz then </w:t>
+      </w:r>
+      <w:proofErr w:type="gramStart"/>
+      <w:r>
+        <w:t>mini-game</w:t>
+      </w:r>
+      <w:proofErr w:type="gramEnd"/>
+      <w:r>
+        <w:t>) until fewer than four questions remain in the question bank, at which point the session ends.</w:t>
       </w:r>
     </w:p>
     <w:p/>
@@ -1975,6 +1945,7 @@
       </w:pPr>
       <w:bookmarkStart w:id="6" w:name="_Toc151279905"/>
       <w:r>
+        <w:lastRenderedPageBreak/>
         <w:t xml:space="preserve">Non-Functional </w:t>
       </w:r>
       <w:r>
@@ -2051,7 +2022,6 @@
         </w:rPr>
       </w:pPr>
       <w:r>
-        <w:lastRenderedPageBreak/>
         <w:t>The interface must be responsive and usable on desktop monitors and tablet-sized screens. Mobile phones are a secondary target.</w:t>
       </w:r>
     </w:p>
@@ -2129,8 +2099,13 @@
       </w:pPr>
       <w:bookmarkStart w:id="7" w:name="_Toc1411603628"/>
       <w:r>
-        <w:t>Our Client</w:t>
-      </w:r>
+        <w:t xml:space="preserve">Our </w:t>
+      </w:r>
+      <w:proofErr w:type="gramStart"/>
+      <w:r>
+        <w:t>Client</w:t>
+      </w:r>
+      <w:proofErr w:type="gramEnd"/>
       <w:r>
         <w:rPr>
           <w:rStyle w:val="SubtleEmphasis"/>
@@ -2274,40 +2249,56 @@
           <w:rFonts w:eastAsiaTheme="minorEastAsia"/>
           <w:color w:val="000000" w:themeColor="text1"/>
         </w:rPr>
-        <w:t>The team adopted an Agile development methodology, drawing specifically on Scrum-style sprint cycles. Agile was chosen over a Waterfall model for several reasons rooted in the nature of this project. The client’s requirements were deliberately left open-ended at the outset; Dr Hopcraft had a clear vision of the educational outcome he wanted but was open to iteration on how the system should achieve it. This ambiguity is well-suited to iterative delivery, where each sprint produces a demonstrable increment and feedback can be incorporated before the next sprint begins rather than being deferred to a post-delivery review.</w:t>
-      </w:r>
-    </w:p>
-    <w:p>
-      <w:pPr>
-        <w:pStyle w:val="ListParagraph"/>
+        <w:t xml:space="preserve">The team adopted an Agile development methodology, drawing specifically on Scrum-style sprint cycles. Agile was chosen over a Waterfall model for several reasons rooted </w:t>
+      </w:r>
+      <w:proofErr w:type="gramStart"/>
+      <w:r>
         <w:rPr>
           <w:rFonts w:eastAsiaTheme="minorEastAsia"/>
           <w:color w:val="000000" w:themeColor="text1"/>
         </w:rPr>
-      </w:pPr>
-    </w:p>
-    <w:p>
-      <w:pPr>
-        <w:pStyle w:val="ListParagraph"/>
+        <w:t>in the nature of this</w:t>
+      </w:r>
+      <w:proofErr w:type="gramEnd"/>
+      <w:r>
         <w:rPr>
           <w:rFonts w:eastAsiaTheme="minorEastAsia"/>
           <w:color w:val="000000" w:themeColor="text1"/>
         </w:rPr>
-      </w:pPr>
+        <w:t xml:space="preserve"> project. The client’s requirements were deliberately left open-ended at the outset; Dr Hopcraft had a clear vision of the educational outcome he wanted but was open to iteration on how the system </w:t>
+      </w:r>
       <w:r>
         <w:rPr>
           <w:rFonts w:eastAsiaTheme="minorEastAsia"/>
           <w:color w:val="000000" w:themeColor="text1"/>
         </w:rPr>
-        <w:t xml:space="preserve">Sprints ran for two to three weeks each. At the start of each sprint, the team held a planning session to review the backlog, assign tasks based on each member’s technical strengths, and agree on acceptance criteria for each item. The task backlog was maintained on a shared Trello board, with items represented as </w:t>
-      </w:r>
-      <w:r>
+        <w:lastRenderedPageBreak/>
+        <w:t>should achieve it. This ambiguity is well-suited to iterative delivery, where each sprint produces a demonstrable increment and feedback can be incorporated before the next sprint begins rather than being deferred to a post-delivery review.</w:t>
+      </w:r>
+    </w:p>
+    <w:p>
+      <w:pPr>
+        <w:pStyle w:val="ListParagraph"/>
         <w:rPr>
           <w:rFonts w:eastAsiaTheme="minorEastAsia"/>
           <w:color w:val="000000" w:themeColor="text1"/>
         </w:rPr>
-        <w:lastRenderedPageBreak/>
-        <w:t>cards carrying checklists, assignees, and status labels. Completion of a task was communicated through the group messaging channel and marked on the board, keeping all team members informed of current progress without requiring daily synchronous standups.</w:t>
+      </w:pPr>
+    </w:p>
+    <w:p>
+      <w:pPr>
+        <w:pStyle w:val="ListParagraph"/>
+        <w:rPr>
+          <w:rFonts w:eastAsiaTheme="minorEastAsia"/>
+          <w:color w:val="000000" w:themeColor="text1"/>
+        </w:rPr>
+      </w:pPr>
+      <w:r>
+        <w:rPr>
+          <w:rFonts w:eastAsiaTheme="minorEastAsia"/>
+          <w:color w:val="000000" w:themeColor="text1"/>
+        </w:rPr>
+        <w:t>Sprints ran for two to three weeks each. At the start of each sprint, the team held a planning session to review the backlog, assign tasks based on each member’s technical strengths, and agree on acceptance criteria for each item. The task backlog was maintained on a shared Trello board, with items represented as cards carrying checklists, assignees, and status labels. Completion of a task was communicated through the group messaging channel and marked on the board, keeping all team members informed of current progress without requiring daily synchronous standups.</w:t>
       </w:r>
     </w:p>
     <w:p>
@@ -2423,6 +2414,7 @@
       </w:pPr>
       <w:bookmarkStart w:id="10" w:name="_Toc401197538"/>
       <w:r>
+        <w:lastRenderedPageBreak/>
         <w:t>Risk assessment/mitigation</w:t>
       </w:r>
       <w:r>
@@ -2559,7 +2551,6 @@
               </w:rPr>
             </w:pPr>
             <w:r>
-              <w:lastRenderedPageBreak/>
               <w:t>Firebase security rules misconfigured– unauthorised</w:t>
             </w:r>
             <w:r>
@@ -3017,7 +3008,11 @@
               </w:rPr>
             </w:pPr>
             <w:r>
-              <w:t>Standard CSS properties used throughout; tested on Chrome, Firefox and Edge; flexbox used for layout rather than proprietary grid extensions</w:t>
+              <w:t xml:space="preserve">Standard CSS properties used throughout; tested on Chrome, Firefox and </w:t>
+            </w:r>
+            <w:r>
+              <w:lastRenderedPageBreak/>
+              <w:t>Edge; flexbox used for layout rather than proprietary grid extensions</w:t>
             </w:r>
           </w:p>
         </w:tc>
@@ -3039,6 +3034,7 @@
             </w:pPr>
             <w:proofErr w:type="spellStart"/>
             <w:r>
+              <w:lastRenderedPageBreak/>
               <w:t>localStorage</w:t>
             </w:r>
             <w:proofErr w:type="spellEnd"/>
@@ -3104,11 +3100,7 @@
             </w:r>
             <w:proofErr w:type="spellEnd"/>
             <w:r>
-              <w:t xml:space="preserve"> reads; pages redirect to </w:t>
-            </w:r>
-            <w:r>
-              <w:lastRenderedPageBreak/>
-              <w:t>join.html if critical values (</w:t>
+              <w:t xml:space="preserve"> reads; pages redirect to join.html if critical values (</w:t>
             </w:r>
             <w:proofErr w:type="spellStart"/>
             <w:r>
@@ -3147,14 +3139,8 @@
                 <w:szCs w:val="22"/>
               </w:rPr>
             </w:pPr>
-            <w:proofErr w:type="spellStart"/>
             <w:r>
-              <w:lastRenderedPageBreak/>
-              <w:t>Ollama</w:t>
-            </w:r>
-            <w:proofErr w:type="spellEnd"/>
-            <w:r>
-              <w:t xml:space="preserve"> AI server not running when teacher attempts question generation</w:t>
+              <w:t>Ollama AI server not running when teacher attempts question generation</w:t>
             </w:r>
           </w:p>
         </w:tc>
@@ -3303,22 +3289,23 @@
           <w:rFonts w:eastAsiaTheme="minorEastAsia"/>
           <w:color w:val="000000" w:themeColor="text1"/>
         </w:rPr>
-        <w:t>The first client session demonstrated the authentication and PIN join flow. Dr Hopcraft confirmed the Google Sign-In approach was acceptable for a university context where all students have institutional Google accounts, and requested that the teacher sign-in path be visually distinct from the student path rather than a post-login role check. This was implemented as separate buttons on login.html, each triggering a different sign-in function.</w:t>
-      </w:r>
-    </w:p>
-    <w:p>
-      <w:pPr>
+        <w:t xml:space="preserve">The first client session demonstrated the authentication and PIN join flow. Dr Hopcraft confirmed the Google Sign-In approach was acceptable for a university context where all students have institutional Google </w:t>
+      </w:r>
+      <w:proofErr w:type="gramStart"/>
+      <w:r>
         <w:rPr>
           <w:rFonts w:eastAsiaTheme="minorEastAsia"/>
           <w:color w:val="000000" w:themeColor="text1"/>
         </w:rPr>
-      </w:pPr>
+        <w:t>accounts, and</w:t>
+      </w:r>
+      <w:proofErr w:type="gramEnd"/>
       <w:r>
         <w:rPr>
           <w:rFonts w:eastAsiaTheme="minorEastAsia"/>
           <w:color w:val="000000" w:themeColor="text1"/>
         </w:rPr>
-        <w:t>The second client session demonstrated the complete quiz-and-game round loop. Dr Hopcraft observed that the original design combined AI question generation directly with the session setup flow, creating a confusing multi-step process. He requested these be separated into distinct tools within the teacher dashboard, so that question generation could be done in advance and the session launch remained a simple two-step process (create room, launch game). This structural change was implemented before the next sprint.</w:t>
+        <w:t xml:space="preserve"> requested that the teacher sign-in path be visually distinct from the student path rather than a post-login role check. This was implemented as separate buttons on login.html, each triggering a different sign-in function.</w:t>
       </w:r>
     </w:p>
     <w:p>
@@ -3333,7 +3320,30 @@
           <w:rFonts w:eastAsiaTheme="minorEastAsia"/>
           <w:color w:val="000000" w:themeColor="text1"/>
         </w:rPr>
-        <w:t>The third client session was a full walkthrough of the complete system. Dr Hopcraft confirmed the product met his original brief. His remaining feedback related to polish items: a visible PIN reminder on the game page (subsequently added as the session PIN display on game.html), and clearer labelling on the PIN entry page for students unfamiliar with the concept.</w:t>
+        <w:t>The second client session demonstrated the complete quiz-and-game round loop. Dr Hopcraft observed that the original design combined AI question generation directly with the session setup flow, creating a confusing multi-step process. He requested these be separated into distinct tools within the teacher dashboard, so that question generation could be done in advance and the session launch remained a simple two-step process (create room, launch game). This structural change was implemented before the next sprint.</w:t>
+      </w:r>
+    </w:p>
+    <w:p>
+      <w:pPr>
+        <w:rPr>
+          <w:rFonts w:eastAsiaTheme="minorEastAsia"/>
+          <w:color w:val="000000" w:themeColor="text1"/>
+        </w:rPr>
+      </w:pPr>
+      <w:r>
+        <w:rPr>
+          <w:rFonts w:eastAsiaTheme="minorEastAsia"/>
+          <w:color w:val="000000" w:themeColor="text1"/>
+        </w:rPr>
+        <w:t xml:space="preserve">The third client session was a full walkthrough of the complete system. Dr Hopcraft confirmed the product met his original brief. His remaining feedback related to polish items: a visible PIN reminder on the game page (subsequently added as the session PIN </w:t>
+      </w:r>
+      <w:r>
+        <w:rPr>
+          <w:rFonts w:eastAsiaTheme="minorEastAsia"/>
+          <w:color w:val="000000" w:themeColor="text1"/>
+        </w:rPr>
+        <w:lastRenderedPageBreak/>
+        <w:t>display on game.html), and clearer labelling on the PIN entry page for students unfamiliar with the concept.</w:t>
       </w:r>
     </w:p>
     <w:p>
@@ -3367,7 +3377,6 @@
       </w:pPr>
       <w:bookmarkStart w:id="12" w:name="_Toc372340598"/>
       <w:r>
-        <w:lastRenderedPageBreak/>
         <w:t>Project Schedule</w:t>
       </w:r>
       <w:r>
@@ -3741,7 +3750,11 @@
         <w:t xml:space="preserve">group and development approach. We quickly realised that </w:t>
       </w:r>
       <w:r>
-        <w:t>it would be better to handle these tasks (for example the ‘AI questioning’ or ‘host functionality</w:t>
+        <w:t xml:space="preserve">it would be better to handle these tasks (for example </w:t>
+      </w:r>
+      <w:r>
+        <w:lastRenderedPageBreak/>
+        <w:t>the ‘AI questioning’ or ‘host functionality</w:t>
       </w:r>
       <w:r>
         <w:t xml:space="preserve">’ individually and collate these later to create one </w:t>
@@ -3765,11 +3778,7 @@
         <w:t xml:space="preserve"> Breaking our work up by building a basic framework </w:t>
       </w:r>
       <w:r>
-        <w:t xml:space="preserve">and having </w:t>
-      </w:r>
-      <w:r>
-        <w:lastRenderedPageBreak/>
-        <w:t>people work on separate areas worked seamlessly. This also helped</w:t>
+        <w:t>and having people work on separate areas worked seamlessly. This also helped</w:t>
       </w:r>
       <w:r>
         <w:t xml:space="preserve"> to keep</w:t>
@@ -3871,7 +3880,15 @@
         <w:t xml:space="preserve">). In these meetings we would discuss our progress. </w:t>
       </w:r>
       <w:r>
-        <w:t>This would be presented to Dr Chin and we would receive his feedback</w:t>
+        <w:t xml:space="preserve">This would be presented to Dr </w:t>
+      </w:r>
+      <w:proofErr w:type="gramStart"/>
+      <w:r>
+        <w:t>Chin</w:t>
+      </w:r>
+      <w:proofErr w:type="gramEnd"/>
+      <w:r>
+        <w:t xml:space="preserve"> and we would receive his feedback</w:t>
       </w:r>
       <w:r>
         <w:t xml:space="preserve">. </w:t>
@@ -3906,7 +3923,15 @@
         <w:t xml:space="preserve">in the following days to discuss exactly what our next steps would be and assign work </w:t>
       </w:r>
       <w:r>
-        <w:t xml:space="preserve">based on each individual’s skills. Evidence of </w:t>
+        <w:t xml:space="preserve">based on </w:t>
+      </w:r>
+      <w:proofErr w:type="gramStart"/>
+      <w:r>
+        <w:t>each individual’s</w:t>
+      </w:r>
+      <w:proofErr w:type="gramEnd"/>
+      <w:r>
+        <w:t xml:space="preserve"> skills. Evidence of </w:t>
       </w:r>
       <w:r>
         <w:t>these meetings can be found in the</w:t>
@@ -3937,9 +3962,11 @@
         <w:tab/>
         <w:t xml:space="preserve">Future sprint planning would happen here, making sure everyone is accepting of their development role and </w:t>
       </w:r>
+      <w:proofErr w:type="gramStart"/>
       <w:r>
         <w:t>future plans</w:t>
       </w:r>
+      <w:proofErr w:type="gramEnd"/>
       <w:r>
         <w:t xml:space="preserve">. </w:t>
       </w:r>
@@ -3950,7 +3977,15 @@
         <w:t xml:space="preserve">the direction of the website and future hurdles would be discussed here and attempted to </w:t>
       </w:r>
       <w:r>
-        <w:t>resolve amongst ourselves.</w:t>
+        <w:t xml:space="preserve">resolve amongst </w:t>
+      </w:r>
+      <w:proofErr w:type="gramStart"/>
+      <w:r>
+        <w:t>ourselves</w:t>
+      </w:r>
+      <w:proofErr w:type="gramEnd"/>
+      <w:r>
+        <w:t>.</w:t>
       </w:r>
     </w:p>
     <w:p>
@@ -6217,13 +6252,26 @@
         <w:t xml:space="preserve">and the </w:t>
       </w:r>
       <w:r>
-        <w:t>teachers. The student flow maps out how they log in, enter the room PIN, choose between Team A or Team B, pick a role, and progress through the main game loop of answering questions and playing the mini-games. The teacher</w:t>
+        <w:t xml:space="preserve">teachers. The student flow maps out how they log in, enter the room PIN, choose between Team A or Team B, pick a role, and progress through the main game loop of answering questions and playing the </w:t>
+      </w:r>
+      <w:proofErr w:type="gramStart"/>
+      <w:r>
+        <w:t>mini-games</w:t>
+      </w:r>
+      <w:proofErr w:type="gramEnd"/>
+      <w:r>
+        <w:t>. The teacher</w:t>
       </w:r>
       <w:r>
         <w:t xml:space="preserve">s </w:t>
       </w:r>
-      <w:r>
-        <w:t xml:space="preserve">outlines the dashboard controls, showing exactly how </w:t>
+      <w:proofErr w:type="gramStart"/>
+      <w:r>
+        <w:t>outlines</w:t>
+      </w:r>
+      <w:proofErr w:type="gramEnd"/>
+      <w:r>
+        <w:t xml:space="preserve"> the dashboard controls, showing exactly how </w:t>
       </w:r>
       <w:r>
         <w:t>they</w:t>
@@ -6299,7 +6347,15 @@
         <w:ind w:left="360"/>
       </w:pPr>
       <w:r>
-        <w:t>We made this flowchart to map out the exact steps of the game so we knew how to program the loop. It starts with the teacher creating the room and students joining to pick their roles. Once the game starts, a question or minigame shows up for the students to complete. If a student gets it right, they pick a power and get points, but if they get it wrong, they skip that step. After that, the game checks if there is time left. If there is, it loops back to give another question. If time is up, the game ends and declares the winner.</w:t>
+        <w:t xml:space="preserve">We made this flowchart to map out the exact steps of the </w:t>
+      </w:r>
+      <w:proofErr w:type="gramStart"/>
+      <w:r>
+        <w:t>game</w:t>
+      </w:r>
+      <w:proofErr w:type="gramEnd"/>
+      <w:r>
+        <w:t xml:space="preserve"> so we knew how to program the loop. It starts with the teacher creating the room and students joining to pick their roles. Once the game starts, a question or minigame shows up for the students to complete. If a student gets it right, they pick a power and get points, but if they get it wrong, they skip that step. After that, the game checks if there is time left. If there is, it loops back to give another question. If time is up, the game ends and declares the winner.</w:t>
       </w:r>
     </w:p>
     <w:p>
@@ -6354,7 +6410,15 @@
     </w:p>
     <w:p>
       <w:r>
-        <w:t>We made this diagram to break down exactly what our client wanted from the project. We needed it to make sure the team stayed focused on the most important goals while we built the website. The chart splits the requirements into four main areas. For accessibility, the platform needs a clear layout and helpful in-game guidance. For security, it must not store personal data and needs to run in a controlled environment. For flexibility, it uses AI to make questions and lets teachers set up their own sessions. Finally, for performance, the mini-games must be optimized so they run smoothly even on slower classroom computers.</w:t>
+        <w:t xml:space="preserve">We made this diagram to break down exactly what our client wanted from the project. We needed it to make sure the team stayed focused on the most important goals while we built the website. The chart splits the requirements into four main areas. For accessibility, the platform needs a clear layout and helpful in-game guidance. For security, it must not store personal data and needs to run in a controlled environment. For flexibility, it uses AI to make questions and lets teachers set up their own sessions. Finally, for performance, the </w:t>
+      </w:r>
+      <w:proofErr w:type="gramStart"/>
+      <w:r>
+        <w:t>mini-games</w:t>
+      </w:r>
+      <w:proofErr w:type="gramEnd"/>
+      <w:r>
+        <w:t xml:space="preserve"> must be optimized so they run smoothly even on slower classroom computers.</w:t>
       </w:r>
     </w:p>
     <w:p/>
@@ -6405,7 +6469,23 @@
     </w:p>
     <w:p>
       <w:r>
-        <w:t>To show exactly how the game runs step-by-step, we made a sequence diagram. This diagram maps out the exact order of events during a game loop. First, it shows the student picking an answer to a question. Then, it shows the website calculating their score multiplier and starting the Unity mini-game. After the player finishes the mini-game, the diagram shows Unity sending the final game score back to the website. Finally, it shows the website combining the scores and sending that total up to the Firebase database, which then updates the teacher's screen in real-time. We included this diagram to prove that the data moves in the correct order without any errors.</w:t>
+        <w:t xml:space="preserve">To show exactly how the game runs step-by-step, we made a sequence diagram. This diagram maps out the exact order of events during a game loop. First, it shows the student picking an answer to a question. Then, it shows the website calculating their score multiplier and starting the Unity </w:t>
+      </w:r>
+      <w:proofErr w:type="gramStart"/>
+      <w:r>
+        <w:t>mini-game</w:t>
+      </w:r>
+      <w:proofErr w:type="gramEnd"/>
+      <w:r>
+        <w:t xml:space="preserve">. After the player finishes the </w:t>
+      </w:r>
+      <w:proofErr w:type="gramStart"/>
+      <w:r>
+        <w:t>mini-game</w:t>
+      </w:r>
+      <w:proofErr w:type="gramEnd"/>
+      <w:r>
+        <w:t>, the diagram shows Unity sending the final game score back to the website. Finally, it shows the website combining the scores and sending that total up to the Firebase database, which then updates the teacher's screen in real-time. We included this diagram to prove that the data moves in the correct order without any errors.</w:t>
       </w:r>
     </w:p>
     <w:p>
@@ -6456,6 +6536,9 @@
     </w:p>
     <w:p>
       <w:r>
+        <w:rPr>
+          <w:noProof/>
+        </w:rPr>
         <w:drawing>
           <wp:inline distT="0" distB="0" distL="0" distR="0" wp14:anchorId="1C6C10A5" wp14:editId="028FBBFF">
             <wp:extent cx="3301040" cy="1943100"/>
@@ -6496,12 +6579,31 @@
     <w:p>
       <w:r>
         <w:lastRenderedPageBreak/>
-        <w:t>We made this flowchart to show the four basic steps of a match. We needed it so the team and the client could quickly see the order of the game without reading through code. First, players wait in the lobby to join and get assigned to their teams. Next, the gameplay phase starts where students answer the trivia questions. After that, they play the mini-game to earn bonus points. Finally, the match ends at the scoreboard, which shows everyone the final results and the winner.</w:t>
+        <w:t xml:space="preserve">We made this flowchart to show the four basic steps of a match. We needed it so the team and the client could quickly see the order of the game without reading through code. First, players wait in the lobby to join and get assigned to their teams. Next, the gameplay phase starts where students answer the trivia questions. After that, they play the </w:t>
+      </w:r>
+      <w:proofErr w:type="gramStart"/>
+      <w:r>
+        <w:t>mini-game</w:t>
+      </w:r>
+      <w:proofErr w:type="gramEnd"/>
+      <w:r>
+        <w:t xml:space="preserve"> to earn bonus points. Finally, the match ends at the scoreboard, which shows everyone the </w:t>
+      </w:r>
+      <w:proofErr w:type="gramStart"/>
+      <w:r>
+        <w:t>final results</w:t>
+      </w:r>
+      <w:proofErr w:type="gramEnd"/>
+      <w:r>
+        <w:t xml:space="preserve"> and the winner.</w:t>
       </w:r>
     </w:p>
     <w:p/>
     <w:p>
       <w:r>
+        <w:rPr>
+          <w:noProof/>
+        </w:rPr>
         <w:drawing>
           <wp:inline distT="0" distB="0" distL="0" distR="0" wp14:anchorId="2E0AF89C" wp14:editId="4D61BB39">
             <wp:extent cx="5731510" cy="1148080"/>
@@ -6547,6 +6649,9 @@
     <w:p/>
     <w:p>
       <w:r>
+        <w:rPr>
+          <w:noProof/>
+        </w:rPr>
         <w:drawing>
           <wp:inline distT="0" distB="0" distL="0" distR="0" wp14:anchorId="42499E94" wp14:editId="764A1EE8">
             <wp:extent cx="1412421" cy="2247900"/>
@@ -6600,6 +6705,9 @@
     </w:p>
     <w:p>
       <w:r>
+        <w:rPr>
+          <w:noProof/>
+        </w:rPr>
         <w:drawing>
           <wp:inline distT="0" distB="0" distL="0" distR="0" wp14:anchorId="4111B06E" wp14:editId="5EAA4174">
             <wp:extent cx="3397425" cy="5626389"/>
@@ -6639,7 +6747,23 @@
     </w:p>
     <w:p>
       <w:r>
-        <w:t>We made an Entity Relationship Diagram to map out exactly how all of our data is stored and connected in the Firebase database. We needed this chart so the whole team understood where important information</w:t>
+        <w:t xml:space="preserve">We made an Entity Relationship Diagram to map out exactly how </w:t>
+      </w:r>
+      <w:proofErr w:type="gramStart"/>
+      <w:r>
+        <w:t>all of</w:t>
+      </w:r>
+      <w:proofErr w:type="gramEnd"/>
+      <w:r>
+        <w:t xml:space="preserve"> our data is stored and connected in the Firebase database. We needed this </w:t>
+      </w:r>
+      <w:proofErr w:type="gramStart"/>
+      <w:r>
+        <w:t>chart</w:t>
+      </w:r>
+      <w:proofErr w:type="gramEnd"/>
+      <w:r>
+        <w:t xml:space="preserve"> so the whole team understood where important information</w:t>
       </w:r>
       <w:r>
         <w:t xml:space="preserve">, </w:t>
@@ -6657,7 +6781,15 @@
         <w:t>ere</w:t>
       </w:r>
       <w:r>
-        <w:t xml:space="preserve"> actually being saved. The diagram breaks the database down into four main blocks: Users, Rooms, Matches, and Question Packs. It shows how these blocks interact, such as a teacher creating a room, students joining that room, and the room pulling in a pack of questions for the match. Having this map made it much easier to write the backend code without mixing up where the data was supposed to go.</w:t>
+        <w:t xml:space="preserve"> </w:t>
+      </w:r>
+      <w:proofErr w:type="gramStart"/>
+      <w:r>
+        <w:t>actually being</w:t>
+      </w:r>
+      <w:proofErr w:type="gramEnd"/>
+      <w:r>
+        <w:t xml:space="preserve"> saved. The diagram breaks the database down into four main blocks: Users, Rooms, Matches, and Question Packs. It shows how these blocks interact, such as a teacher creating a room, students joining that room, and the room pulling in a pack of questions for the match. Having this map made it much easier to write the backend code without mixing up where the data was supposed to go.</w:t>
       </w:r>
     </w:p>
     <w:p/>
@@ -6776,7 +6908,15 @@
         <w:t xml:space="preserve">tasks. Whilst it may appear that the students only have one option, this </w:t>
       </w:r>
       <w:r>
-        <w:t>is varied through the teachers ability to upload questions for them</w:t>
+        <w:t xml:space="preserve">is varied through the </w:t>
+      </w:r>
+      <w:proofErr w:type="gramStart"/>
+      <w:r>
+        <w:t>teachers</w:t>
+      </w:r>
+      <w:proofErr w:type="gramEnd"/>
+      <w:r>
+        <w:t xml:space="preserve"> ability to upload questions for them</w:t>
       </w:r>
       <w:r>
         <w:t>.</w:t>
@@ -7125,7 +7265,25 @@
           <w:i w:val="0"/>
           <w:iCs w:val="0"/>
         </w:rPr>
-        <w:t>from the teachers path of init</w:t>
+        <w:t xml:space="preserve">from the </w:t>
+      </w:r>
+      <w:proofErr w:type="gramStart"/>
+      <w:r>
+        <w:rPr>
+          <w:rStyle w:val="SubtleEmphasis"/>
+          <w:i w:val="0"/>
+          <w:iCs w:val="0"/>
+        </w:rPr>
+        <w:t>teachers</w:t>
+      </w:r>
+      <w:proofErr w:type="gramEnd"/>
+      <w:r>
+        <w:rPr>
+          <w:rStyle w:val="SubtleEmphasis"/>
+          <w:i w:val="0"/>
+          <w:iCs w:val="0"/>
+        </w:rPr>
+        <w:t xml:space="preserve"> path of init</w:t>
       </w:r>
       <w:r>
         <w:rPr>
@@ -7482,8 +7640,19 @@
           <w:sz w:val="21"/>
           <w:szCs w:val="21"/>
         </w:rPr>
-        <w:t>();</w:t>
-      </w:r>
+        <w:t>(</w:t>
+      </w:r>
+      <w:proofErr w:type="gramStart"/>
+      <w:r>
+        <w:rPr>
+          <w:rFonts w:ascii="Consolas" w:eastAsia="Consolas" w:hAnsi="Consolas" w:cs="Consolas"/>
+          <w:color w:val="C9D1D9"/>
+          <w:sz w:val="21"/>
+          <w:szCs w:val="21"/>
+        </w:rPr>
+        <w:t>);</w:t>
+      </w:r>
+      <w:proofErr w:type="gramEnd"/>
     </w:p>
     <w:p>
       <w:pPr>
@@ -7620,6 +7789,7 @@
         </w:rPr>
         <w:t>provider</w:t>
       </w:r>
+      <w:proofErr w:type="gramStart"/>
       <w:r>
         <w:rPr>
           <w:rFonts w:ascii="Consolas" w:eastAsia="Consolas" w:hAnsi="Consolas" w:cs="Consolas"/>
@@ -7629,6 +7799,7 @@
         </w:rPr>
         <w:t>);</w:t>
       </w:r>
+      <w:proofErr w:type="gramEnd"/>
     </w:p>
     <w:p>
       <w:pPr>
@@ -7717,7 +7888,17 @@
           <w:sz w:val="21"/>
           <w:szCs w:val="21"/>
         </w:rPr>
-        <w:t>.user</w:t>
+        <w:t>.</w:t>
+      </w:r>
+      <w:proofErr w:type="gramStart"/>
+      <w:r>
+        <w:rPr>
+          <w:rFonts w:ascii="Consolas" w:eastAsia="Consolas" w:hAnsi="Consolas" w:cs="Consolas"/>
+          <w:color w:val="C9D1D9"/>
+          <w:sz w:val="21"/>
+          <w:szCs w:val="21"/>
+        </w:rPr>
+        <w:t>user</w:t>
       </w:r>
       <w:proofErr w:type="spellEnd"/>
       <w:r>
@@ -7729,6 +7910,7 @@
         </w:rPr>
         <w:t>;</w:t>
       </w:r>
+      <w:proofErr w:type="gramEnd"/>
     </w:p>
     <w:p>
       <w:pPr>
@@ -7815,6 +7997,7 @@
         </w:rPr>
         <w:t>user</w:t>
       </w:r>
+      <w:proofErr w:type="gramStart"/>
       <w:r>
         <w:rPr>
           <w:rFonts w:ascii="Consolas" w:eastAsia="Consolas" w:hAnsi="Consolas" w:cs="Consolas"/>
@@ -7824,6 +8007,7 @@
         </w:rPr>
         <w:t>);</w:t>
       </w:r>
+      <w:proofErr w:type="gramEnd"/>
     </w:p>
     <w:p>
       <w:pPr>
@@ -7959,6 +8143,7 @@
         <w:t>err.message</w:t>
       </w:r>
       <w:proofErr w:type="spellEnd"/>
+      <w:proofErr w:type="gramStart"/>
       <w:r>
         <w:rPr>
           <w:rFonts w:ascii="Consolas" w:eastAsia="Consolas" w:hAnsi="Consolas" w:cs="Consolas"/>
@@ -7968,6 +8153,7 @@
         </w:rPr>
         <w:t>);</w:t>
       </w:r>
+      <w:proofErr w:type="gramEnd"/>
     </w:p>
     <w:p>
       <w:pPr>
@@ -8031,6 +8217,7 @@
         </w:rPr>
         <w:t xml:space="preserve"> </w:t>
       </w:r>
+      <w:proofErr w:type="gramStart"/>
       <w:r>
         <w:rPr>
           <w:rFonts w:ascii="Consolas" w:eastAsia="Consolas" w:hAnsi="Consolas" w:cs="Consolas"/>
@@ -8049,6 +8236,7 @@
         </w:rPr>
         <w:t>;</w:t>
       </w:r>
+      <w:proofErr w:type="gramEnd"/>
     </w:p>
     <w:p>
       <w:pPr>
@@ -8137,7 +8325,23 @@
           <w:rFonts w:ascii="Arial" w:eastAsia="Arial" w:hAnsi="Arial" w:cs="Arial"/>
           <w:color w:val="000000" w:themeColor="text1"/>
         </w:rPr>
-        <w:t xml:space="preserve">read the user’s role from the users collection and redirect accordingly. This </w:t>
+        <w:t xml:space="preserve">read the user’s role from the </w:t>
+      </w:r>
+      <w:proofErr w:type="gramStart"/>
+      <w:r>
+        <w:rPr>
+          <w:rFonts w:ascii="Arial" w:eastAsia="Arial" w:hAnsi="Arial" w:cs="Arial"/>
+          <w:color w:val="000000" w:themeColor="text1"/>
+        </w:rPr>
+        <w:t>users</w:t>
+      </w:r>
+      <w:proofErr w:type="gramEnd"/>
+      <w:r>
+        <w:rPr>
+          <w:rFonts w:ascii="Arial" w:eastAsia="Arial" w:hAnsi="Arial" w:cs="Arial"/>
+          <w:color w:val="000000" w:themeColor="text1"/>
+        </w:rPr>
+        <w:t xml:space="preserve"> collection and redirect accordingly. This </w:t>
       </w:r>
       <w:r>
         <w:tab/>
@@ -8633,6 +8837,7 @@
         <w:t>.uid</w:t>
       </w:r>
       <w:proofErr w:type="spellEnd"/>
+      <w:proofErr w:type="gramStart"/>
       <w:r>
         <w:rPr>
           <w:rFonts w:ascii="Consolas" w:eastAsia="Consolas" w:hAnsi="Consolas" w:cs="Consolas"/>
@@ -8642,6 +8847,7 @@
         </w:rPr>
         <w:t>);</w:t>
       </w:r>
+      <w:proofErr w:type="gramEnd"/>
     </w:p>
     <w:p>
       <w:pPr>
@@ -8762,6 +8968,7 @@
         <w:t>userRef</w:t>
       </w:r>
       <w:proofErr w:type="spellEnd"/>
+      <w:proofErr w:type="gramStart"/>
       <w:r>
         <w:rPr>
           <w:rFonts w:ascii="Consolas" w:eastAsia="Consolas" w:hAnsi="Consolas" w:cs="Consolas"/>
@@ -8771,6 +8978,7 @@
         </w:rPr>
         <w:t>);</w:t>
       </w:r>
+      <w:proofErr w:type="gramEnd"/>
     </w:p>
     <w:p>
       <w:pPr>
@@ -9199,6 +9407,7 @@
         </w:rPr>
         <w:t xml:space="preserve">      </w:t>
       </w:r>
+      <w:proofErr w:type="gramStart"/>
       <w:r>
         <w:rPr>
           <w:rFonts w:ascii="Consolas" w:eastAsia="Consolas" w:hAnsi="Consolas" w:cs="Consolas"/>
@@ -9219,6 +9428,7 @@
         </w:rPr>
         <w:t>:</w:t>
       </w:r>
+      <w:proofErr w:type="gramEnd"/>
       <w:r>
         <w:rPr>
           <w:rFonts w:ascii="Consolas" w:eastAsia="Consolas" w:hAnsi="Consolas" w:cs="Consolas"/>
@@ -9248,9 +9458,21 @@
           <w:szCs w:val="21"/>
           <w:lang w:val="fr-FR"/>
         </w:rPr>
-        <w:t>.email</w:t>
+        <w:t>.</w:t>
+      </w:r>
+      <w:proofErr w:type="gramStart"/>
+      <w:r>
+        <w:rPr>
+          <w:rFonts w:ascii="Consolas" w:eastAsia="Consolas" w:hAnsi="Consolas" w:cs="Consolas"/>
+          <w:color w:val="C9D1D9"/>
+          <w:sz w:val="21"/>
+          <w:szCs w:val="21"/>
+          <w:lang w:val="fr-FR"/>
+        </w:rPr>
+        <w:t>email</w:t>
       </w:r>
       <w:proofErr w:type="spellEnd"/>
+      <w:proofErr w:type="gramEnd"/>
       <w:r>
         <w:rPr>
           <w:rFonts w:ascii="Consolas" w:eastAsia="Consolas" w:hAnsi="Consolas" w:cs="Consolas"/>
@@ -9281,6 +9503,7 @@
         <w:t xml:space="preserve">      </w:t>
       </w:r>
       <w:proofErr w:type="spellStart"/>
+      <w:proofErr w:type="gramStart"/>
       <w:r>
         <w:rPr>
           <w:rFonts w:ascii="Consolas" w:eastAsia="Consolas" w:hAnsi="Consolas" w:cs="Consolas"/>
@@ -9302,6 +9525,7 @@
         </w:rPr>
         <w:t>:</w:t>
       </w:r>
+      <w:proofErr w:type="gramEnd"/>
       <w:r>
         <w:rPr>
           <w:rFonts w:ascii="Consolas" w:eastAsia="Consolas" w:hAnsi="Consolas" w:cs="Consolas"/>
@@ -9476,8 +9700,19 @@
           <w:sz w:val="21"/>
           <w:szCs w:val="21"/>
         </w:rPr>
-        <w:t xml:space="preserve">    });</w:t>
-      </w:r>
+        <w:t xml:space="preserve">    }</w:t>
+      </w:r>
+      <w:proofErr w:type="gramStart"/>
+      <w:r>
+        <w:rPr>
+          <w:rFonts w:ascii="Consolas" w:eastAsia="Consolas" w:hAnsi="Consolas" w:cs="Consolas"/>
+          <w:color w:val="C9D1D9"/>
+          <w:sz w:val="21"/>
+          <w:szCs w:val="21"/>
+        </w:rPr>
+        <w:t>);</w:t>
+      </w:r>
+      <w:proofErr w:type="gramEnd"/>
     </w:p>
     <w:p>
       <w:pPr>
@@ -9655,8 +9890,19 @@
           <w:sz w:val="21"/>
           <w:szCs w:val="21"/>
         </w:rPr>
-        <w:t>() });</w:t>
-      </w:r>
+        <w:t>() }</w:t>
+      </w:r>
+      <w:proofErr w:type="gramStart"/>
+      <w:r>
+        <w:rPr>
+          <w:rFonts w:ascii="Consolas" w:eastAsia="Consolas" w:hAnsi="Consolas" w:cs="Consolas"/>
+          <w:color w:val="C9D1D9"/>
+          <w:sz w:val="21"/>
+          <w:szCs w:val="21"/>
+        </w:rPr>
+        <w:t>);</w:t>
+      </w:r>
+      <w:proofErr w:type="gramEnd"/>
     </w:p>
     <w:p>
       <w:pPr>
@@ -9721,6 +9967,7 @@
         <w:t xml:space="preserve">Code2 – </w:t>
       </w:r>
       <w:proofErr w:type="spellStart"/>
+      <w:proofErr w:type="gramStart"/>
       <w:r>
         <w:rPr>
           <w:rStyle w:val="SubtleEmphasis"/>
@@ -9734,7 +9981,15 @@
           <w:rStyle w:val="SubtleEmphasis"/>
           <w:lang w:val="fr-FR"/>
         </w:rPr>
-        <w:t xml:space="preserve">() profile </w:t>
+        <w:t>(</w:t>
+      </w:r>
+      <w:proofErr w:type="gramEnd"/>
+      <w:r>
+        <w:rPr>
+          <w:rStyle w:val="SubtleEmphasis"/>
+          <w:lang w:val="fr-FR"/>
+        </w:rPr>
+        <w:t xml:space="preserve">) profile </w:t>
       </w:r>
       <w:proofErr w:type="spellStart"/>
       <w:r>
@@ -10130,8 +10385,19 @@
           <w:sz w:val="21"/>
           <w:szCs w:val="21"/>
         </w:rPr>
-        <w:t>});</w:t>
-      </w:r>
+        <w:t>}</w:t>
+      </w:r>
+      <w:proofErr w:type="gramStart"/>
+      <w:r>
+        <w:rPr>
+          <w:rFonts w:ascii="Consolas" w:eastAsia="Consolas" w:hAnsi="Consolas" w:cs="Consolas"/>
+          <w:color w:val="BBBEBF"/>
+          <w:sz w:val="21"/>
+          <w:szCs w:val="21"/>
+        </w:rPr>
+        <w:t>);</w:t>
+      </w:r>
+      <w:proofErr w:type="gramEnd"/>
     </w:p>
     <w:p>
       <w:pPr>
@@ -10439,8 +10705,19 @@
           <w:sz w:val="21"/>
           <w:szCs w:val="21"/>
         </w:rPr>
-        <w:t>();</w:t>
-      </w:r>
+        <w:t>(</w:t>
+      </w:r>
+      <w:proofErr w:type="gramStart"/>
+      <w:r>
+        <w:rPr>
+          <w:rFonts w:ascii="Consolas" w:eastAsia="Consolas" w:hAnsi="Consolas" w:cs="Consolas"/>
+          <w:color w:val="C9D1D9"/>
+          <w:sz w:val="21"/>
+          <w:szCs w:val="21"/>
+        </w:rPr>
+        <w:t>);</w:t>
+      </w:r>
+      <w:proofErr w:type="gramEnd"/>
     </w:p>
     <w:p>
       <w:pPr>
@@ -10917,8 +11194,19 @@
           <w:sz w:val="21"/>
           <w:szCs w:val="21"/>
         </w:rPr>
-        <w:t xml:space="preserve">  });</w:t>
-      </w:r>
+        <w:t xml:space="preserve">  }</w:t>
+      </w:r>
+      <w:proofErr w:type="gramStart"/>
+      <w:r>
+        <w:rPr>
+          <w:rFonts w:ascii="Consolas" w:eastAsia="Consolas" w:hAnsi="Consolas" w:cs="Consolas"/>
+          <w:color w:val="C9D1D9"/>
+          <w:sz w:val="21"/>
+          <w:szCs w:val="21"/>
+        </w:rPr>
+        <w:t>);</w:t>
+      </w:r>
+      <w:proofErr w:type="gramEnd"/>
     </w:p>
     <w:p>
       <w:pPr>
@@ -11071,6 +11359,7 @@
         </w:rPr>
         <w:t>`</w:t>
       </w:r>
+      <w:proofErr w:type="gramStart"/>
       <w:r>
         <w:rPr>
           <w:rFonts w:ascii="Consolas" w:eastAsia="Consolas" w:hAnsi="Consolas" w:cs="Consolas"/>
@@ -11080,6 +11369,7 @@
         </w:rPr>
         <w:t>);</w:t>
       </w:r>
+      <w:proofErr w:type="gramEnd"/>
     </w:p>
     <w:p>
       <w:pPr>
@@ -11178,8 +11468,19 @@
           <w:sz w:val="21"/>
           <w:szCs w:val="21"/>
         </w:rPr>
-        <w:t xml:space="preserve"> };</w:t>
-      </w:r>
+        <w:t xml:space="preserve"> </w:t>
+      </w:r>
+      <w:proofErr w:type="gramStart"/>
+      <w:r>
+        <w:rPr>
+          <w:rFonts w:ascii="Consolas" w:eastAsia="Consolas" w:hAnsi="Consolas" w:cs="Consolas"/>
+          <w:color w:val="C9D1D9"/>
+          <w:sz w:val="21"/>
+          <w:szCs w:val="21"/>
+        </w:rPr>
+        <w:t>};</w:t>
+      </w:r>
+      <w:proofErr w:type="gramEnd"/>
     </w:p>
     <w:p>
       <w:pPr>
@@ -11579,8 +11880,19 @@
           <w:sz w:val="21"/>
           <w:szCs w:val="21"/>
         </w:rPr>
-        <w:t>));</w:t>
-      </w:r>
+        <w:t>)</w:t>
+      </w:r>
+      <w:proofErr w:type="gramStart"/>
+      <w:r>
+        <w:rPr>
+          <w:rFonts w:ascii="Consolas" w:eastAsia="Consolas" w:hAnsi="Consolas" w:cs="Consolas"/>
+          <w:color w:val="C9D1D9"/>
+          <w:sz w:val="21"/>
+          <w:szCs w:val="21"/>
+        </w:rPr>
+        <w:t>);</w:t>
+      </w:r>
+      <w:proofErr w:type="gramEnd"/>
     </w:p>
     <w:p>
       <w:pPr>
@@ -11699,6 +12011,7 @@
         </w:rPr>
         <w:t>q</w:t>
       </w:r>
+      <w:proofErr w:type="gramStart"/>
       <w:r>
         <w:rPr>
           <w:rFonts w:ascii="Consolas" w:eastAsia="Consolas" w:hAnsi="Consolas" w:cs="Consolas"/>
@@ -11708,6 +12021,7 @@
         </w:rPr>
         <w:t>);</w:t>
       </w:r>
+      <w:proofErr w:type="gramEnd"/>
     </w:p>
     <w:p>
       <w:pPr>
@@ -11788,6 +12102,7 @@
         </w:rPr>
         <w:t xml:space="preserve"> </w:t>
       </w:r>
+      <w:proofErr w:type="gramStart"/>
       <w:r>
         <w:rPr>
           <w:rFonts w:ascii="Consolas" w:eastAsia="Consolas" w:hAnsi="Consolas" w:cs="Consolas"/>
@@ -11806,6 +12121,7 @@
         </w:rPr>
         <w:t>;</w:t>
       </w:r>
+      <w:proofErr w:type="gramEnd"/>
     </w:p>
     <w:p>
       <w:pPr>
@@ -11915,6 +12231,7 @@
         </w:rPr>
         <w:t>0</w:t>
       </w:r>
+      <w:proofErr w:type="gramStart"/>
       <w:r>
         <w:rPr>
           <w:rFonts w:ascii="Consolas" w:eastAsia="Consolas" w:hAnsi="Consolas" w:cs="Consolas"/>
@@ -11924,6 +12241,7 @@
         </w:rPr>
         <w:t>];</w:t>
       </w:r>
+      <w:proofErr w:type="gramEnd"/>
     </w:p>
     <w:p>
       <w:pPr>
@@ -12049,8 +12367,19 @@
           <w:sz w:val="21"/>
           <w:szCs w:val="21"/>
         </w:rPr>
-        <w:t>() };</w:t>
-      </w:r>
+        <w:t xml:space="preserve">() </w:t>
+      </w:r>
+      <w:proofErr w:type="gramStart"/>
+      <w:r>
+        <w:rPr>
+          <w:rFonts w:ascii="Consolas" w:eastAsia="Consolas" w:hAnsi="Consolas" w:cs="Consolas"/>
+          <w:color w:val="C9D1D9"/>
+          <w:sz w:val="21"/>
+          <w:szCs w:val="21"/>
+        </w:rPr>
+        <w:t>};</w:t>
+      </w:r>
+      <w:proofErr w:type="gramEnd"/>
     </w:p>
     <w:p>
       <w:pPr>
@@ -12330,8 +12659,19 @@
           <w:sz w:val="21"/>
           <w:szCs w:val="21"/>
         </w:rPr>
-        <w:t>();</w:t>
-      </w:r>
+        <w:t>(</w:t>
+      </w:r>
+      <w:proofErr w:type="gramStart"/>
+      <w:r>
+        <w:rPr>
+          <w:rFonts w:ascii="Consolas" w:eastAsia="Consolas" w:hAnsi="Consolas" w:cs="Consolas"/>
+          <w:color w:val="C9D1D9"/>
+          <w:sz w:val="21"/>
+          <w:szCs w:val="21"/>
+        </w:rPr>
+        <w:t>);</w:t>
+      </w:r>
+      <w:proofErr w:type="gramEnd"/>
     </w:p>
     <w:p>
       <w:pPr>
@@ -12955,8 +13295,19 @@
           <w:sz w:val="21"/>
           <w:szCs w:val="21"/>
         </w:rPr>
-        <w:t xml:space="preserve">  });</w:t>
-      </w:r>
+        <w:t xml:space="preserve">  }</w:t>
+      </w:r>
+      <w:proofErr w:type="gramStart"/>
+      <w:r>
+        <w:rPr>
+          <w:rFonts w:ascii="Consolas" w:eastAsia="Consolas" w:hAnsi="Consolas" w:cs="Consolas"/>
+          <w:color w:val="C9D1D9"/>
+          <w:sz w:val="21"/>
+          <w:szCs w:val="21"/>
+        </w:rPr>
+        <w:t>);</w:t>
+      </w:r>
+      <w:proofErr w:type="gramEnd"/>
     </w:p>
     <w:p>
       <w:pPr>
@@ -13359,8 +13710,19 @@
           <w:sz w:val="21"/>
           <w:szCs w:val="21"/>
         </w:rPr>
-        <w:t xml:space="preserve"> };</w:t>
-      </w:r>
+        <w:t xml:space="preserve"> </w:t>
+      </w:r>
+      <w:proofErr w:type="gramStart"/>
+      <w:r>
+        <w:rPr>
+          <w:rFonts w:ascii="Consolas" w:eastAsia="Consolas" w:hAnsi="Consolas" w:cs="Consolas"/>
+          <w:color w:val="C9D1D9"/>
+          <w:sz w:val="21"/>
+          <w:szCs w:val="21"/>
+        </w:rPr>
+        <w:t>};</w:t>
+      </w:r>
+      <w:proofErr w:type="gramEnd"/>
     </w:p>
     <w:p>
       <w:pPr>
@@ -13824,6 +14186,7 @@
         </w:rPr>
         <w:t xml:space="preserve"> </w:t>
       </w:r>
+      <w:proofErr w:type="gramStart"/>
       <w:r>
         <w:rPr>
           <w:rFonts w:ascii="Consolas" w:eastAsia="Consolas" w:hAnsi="Consolas" w:cs="Consolas"/>
@@ -13842,6 +14205,7 @@
         </w:rPr>
         <w:t>;</w:t>
       </w:r>
+      <w:proofErr w:type="gramEnd"/>
     </w:p>
     <w:p>
       <w:pPr>
@@ -13891,8 +14255,19 @@
           <w:sz w:val="21"/>
           <w:szCs w:val="21"/>
         </w:rPr>
-        <w:t>scores });</w:t>
-      </w:r>
+        <w:t>scores }</w:t>
+      </w:r>
+      <w:proofErr w:type="gramStart"/>
+      <w:r>
+        <w:rPr>
+          <w:rFonts w:ascii="Consolas" w:eastAsia="Consolas" w:hAnsi="Consolas" w:cs="Consolas"/>
+          <w:color w:val="C9D1D9"/>
+          <w:sz w:val="21"/>
+          <w:szCs w:val="21"/>
+        </w:rPr>
+        <w:t>);</w:t>
+      </w:r>
+      <w:proofErr w:type="gramEnd"/>
     </w:p>
     <w:p>
       <w:pPr>
@@ -13921,8 +14296,19 @@
           <w:sz w:val="21"/>
           <w:szCs w:val="21"/>
         </w:rPr>
-        <w:t xml:space="preserve">  );</w:t>
-      </w:r>
+        <w:t xml:space="preserve">  </w:t>
+      </w:r>
+      <w:proofErr w:type="gramStart"/>
+      <w:r>
+        <w:rPr>
+          <w:rFonts w:ascii="Consolas" w:eastAsia="Consolas" w:hAnsi="Consolas" w:cs="Consolas"/>
+          <w:color w:val="C9D1D9"/>
+          <w:sz w:val="21"/>
+          <w:szCs w:val="21"/>
+        </w:rPr>
+        <w:t>);</w:t>
+      </w:r>
+      <w:proofErr w:type="gramEnd"/>
     </w:p>
     <w:p>
       <w:pPr>
@@ -14379,6 +14765,7 @@
         </w:rPr>
         <w:t xml:space="preserve"> </w:t>
       </w:r>
+      <w:proofErr w:type="gramStart"/>
       <w:r>
         <w:rPr>
           <w:rFonts w:ascii="Consolas" w:eastAsia="Consolas" w:hAnsi="Consolas" w:cs="Consolas"/>
@@ -14397,6 +14784,7 @@
         </w:rPr>
         <w:t>;</w:t>
       </w:r>
+      <w:proofErr w:type="gramEnd"/>
     </w:p>
     <w:p>
       <w:pPr>
@@ -14446,8 +14834,19 @@
           <w:sz w:val="21"/>
           <w:szCs w:val="21"/>
         </w:rPr>
-        <w:t>scores });</w:t>
-      </w:r>
+        <w:t>scores }</w:t>
+      </w:r>
+      <w:proofErr w:type="gramStart"/>
+      <w:r>
+        <w:rPr>
+          <w:rFonts w:ascii="Consolas" w:eastAsia="Consolas" w:hAnsi="Consolas" w:cs="Consolas"/>
+          <w:color w:val="C9D1D9"/>
+          <w:sz w:val="21"/>
+          <w:szCs w:val="21"/>
+        </w:rPr>
+        <w:t>);</w:t>
+      </w:r>
+      <w:proofErr w:type="gramEnd"/>
     </w:p>
     <w:p>
       <w:pPr>
@@ -14476,8 +14875,19 @@
           <w:sz w:val="21"/>
           <w:szCs w:val="21"/>
         </w:rPr>
-        <w:t xml:space="preserve">  );</w:t>
-      </w:r>
+        <w:t xml:space="preserve">  </w:t>
+      </w:r>
+      <w:proofErr w:type="gramStart"/>
+      <w:r>
+        <w:rPr>
+          <w:rFonts w:ascii="Consolas" w:eastAsia="Consolas" w:hAnsi="Consolas" w:cs="Consolas"/>
+          <w:color w:val="C9D1D9"/>
+          <w:sz w:val="21"/>
+          <w:szCs w:val="21"/>
+        </w:rPr>
+        <w:t>);</w:t>
+      </w:r>
+      <w:proofErr w:type="gramEnd"/>
     </w:p>
     <w:p>
       <w:pPr>
@@ -14567,8 +14977,19 @@
           <w:sz w:val="21"/>
           <w:szCs w:val="21"/>
         </w:rPr>
-        <w:t>(); };</w:t>
-      </w:r>
+        <w:t xml:space="preserve">(); </w:t>
+      </w:r>
+      <w:proofErr w:type="gramStart"/>
+      <w:r>
+        <w:rPr>
+          <w:rFonts w:ascii="Consolas" w:eastAsia="Consolas" w:hAnsi="Consolas" w:cs="Consolas"/>
+          <w:color w:val="C9D1D9"/>
+          <w:sz w:val="21"/>
+          <w:szCs w:val="21"/>
+        </w:rPr>
+        <w:t>};</w:t>
+      </w:r>
+      <w:proofErr w:type="gramEnd"/>
     </w:p>
     <w:p>
       <w:pPr>
@@ -14923,29 +15344,13 @@
     <w:p>
       <w:r>
         <w:tab/>
-        <w:t>This section of our solution will be completed using  ‘</w:t>
-      </w:r>
-      <w:proofErr w:type="spellStart"/>
-      <w:r>
-        <w:t>Ollama</w:t>
-      </w:r>
-      <w:proofErr w:type="spellEnd"/>
-      <w:r>
-        <w:t>’. This program allows you to run and interact with larger AI models locally. This allows you to either use these models inside the application itself or interact with it via an API. Due to the models being run locally, this means data is kept private</w:t>
+        <w:t>This section of our solution will be completed using  ‘Ollama’. This program allows you to run and interact with larger AI models locally. This allows you to either use these models inside the application itself or interact with it via an API. Due to the models being run locally, this means data is kept private</w:t>
       </w:r>
     </w:p>
     <w:p>
       <w:r>
         <w:tab/>
-        <w:t xml:space="preserve">In this case, we are using </w:t>
-      </w:r>
-      <w:proofErr w:type="spellStart"/>
-      <w:r>
-        <w:t>Ollama</w:t>
-      </w:r>
-      <w:proofErr w:type="spellEnd"/>
-      <w:r>
-        <w:t xml:space="preserve"> to run the model that connects to the backend of our website via its API using Node. The frontend of our website then communicates to </w:t>
+        <w:t xml:space="preserve">In this case, we are using Ollama to run the model that connects to the backend of our website via its API using Node. The frontend of our website then communicates to </w:t>
       </w:r>
       <w:r>
         <w:lastRenderedPageBreak/>
@@ -14955,15 +15360,7 @@
     <w:p>
       <w:r>
         <w:tab/>
-        <w:t xml:space="preserve">Currently, </w:t>
-      </w:r>
-      <w:proofErr w:type="spellStart"/>
-      <w:r>
-        <w:t>Ollama</w:t>
-      </w:r>
-      <w:proofErr w:type="spellEnd"/>
-      <w:r>
-        <w:t xml:space="preserve"> is hosted on the HTTP API 127.0.0.1:11434. This should be kept in consideration when connecting to the backend.</w:t>
+        <w:t>Currently, Ollama is hosted on the HTTP API 127.0.0.1:11434. This should be kept in consideration when connecting to the backend.</w:t>
       </w:r>
     </w:p>
     <w:p>
@@ -15048,24 +15445,15 @@
           <w:rStyle w:val="SubtleEmphasis"/>
           <w:lang w:val="it-IT"/>
         </w:rPr>
-        <w:t xml:space="preserve"> AI website </w:t>
-      </w:r>
-      <w:proofErr w:type="spellStart"/>
-      <w:r>
+        <w:t xml:space="preserve"> AI website structure</w:t>
+      </w:r>
+    </w:p>
+    <w:p>
+      <w:pPr>
         <w:rPr>
           <w:rStyle w:val="SubtleEmphasis"/>
           <w:lang w:val="it-IT"/>
         </w:rPr>
-        <w:t>structure</w:t>
-      </w:r>
-      <w:proofErr w:type="spellEnd"/>
-    </w:p>
-    <w:p>
-      <w:pPr>
-        <w:rPr>
-          <w:rStyle w:val="SubtleEmphasis"/>
-          <w:lang w:val="it-IT"/>
-        </w:rPr>
       </w:pPr>
     </w:p>
     <w:p>
@@ -15151,7 +15539,15 @@
       <w:r>
         <w:lastRenderedPageBreak/>
         <w:tab/>
-        <w:t>The output of this prompt is given in a JSON format so that these questions can be easily managed by the larger server structure and be saved on the user’s device (locally) to be used at a later date.</w:t>
+        <w:t xml:space="preserve">The output of this prompt is given in a JSON format so that these questions can be easily managed by the larger server structure and be saved on the user’s device (locally) to be used </w:t>
+      </w:r>
+      <w:proofErr w:type="gramStart"/>
+      <w:r>
+        <w:t>at a later date</w:t>
+      </w:r>
+      <w:proofErr w:type="gramEnd"/>
+      <w:r>
+        <w:t>.</w:t>
       </w:r>
     </w:p>
     <w:p>
@@ -15949,7 +16345,27 @@
           <w:sz w:val="20"/>
           <w:szCs w:val="20"/>
         </w:rPr>
-        <w:t>    - Only output valid JSON; no extra text.</w:t>
+        <w:t xml:space="preserve">    - Only output valid </w:t>
+      </w:r>
+      <w:proofErr w:type="gramStart"/>
+      <w:r>
+        <w:rPr>
+          <w:rFonts w:ascii="Consolas" w:hAnsi="Consolas"/>
+          <w:color w:val="EB7A41"/>
+          <w:sz w:val="20"/>
+          <w:szCs w:val="20"/>
+        </w:rPr>
+        <w:t>JSON;</w:t>
+      </w:r>
+      <w:proofErr w:type="gramEnd"/>
+      <w:r>
+        <w:rPr>
+          <w:rFonts w:ascii="Consolas" w:hAnsi="Consolas"/>
+          <w:color w:val="EB7A41"/>
+          <w:sz w:val="20"/>
+          <w:szCs w:val="20"/>
+        </w:rPr>
+        <w:t xml:space="preserve"> no extra text.</w:t>
       </w:r>
     </w:p>
     <w:p>
@@ -16053,15 +16469,34 @@
           <w:sz w:val="20"/>
           <w:szCs w:val="20"/>
         </w:rPr>
-        <w:t>()</w:t>
-      </w:r>
-      <w:r>
-        <w:rPr>
-          <w:rFonts w:ascii="Consolas" w:hAnsi="Consolas"/>
-          <w:sz w:val="20"/>
-          <w:szCs w:val="20"/>
-        </w:rPr>
-        <w:t xml:space="preserve">; </w:t>
+        <w:t>(</w:t>
+      </w:r>
+      <w:proofErr w:type="gramStart"/>
+      <w:r>
+        <w:rPr>
+          <w:rFonts w:ascii="Consolas" w:hAnsi="Consolas"/>
+          <w:color w:val="215E99" w:themeColor="text2" w:themeTint="BF"/>
+          <w:sz w:val="20"/>
+          <w:szCs w:val="20"/>
+        </w:rPr>
+        <w:t>)</w:t>
+      </w:r>
+      <w:r>
+        <w:rPr>
+          <w:rFonts w:ascii="Consolas" w:hAnsi="Consolas"/>
+          <w:sz w:val="20"/>
+          <w:szCs w:val="20"/>
+        </w:rPr>
+        <w:t>;</w:t>
+      </w:r>
+      <w:proofErr w:type="gramEnd"/>
+      <w:r>
+        <w:rPr>
+          <w:rFonts w:ascii="Consolas" w:hAnsi="Consolas"/>
+          <w:sz w:val="20"/>
+          <w:szCs w:val="20"/>
+        </w:rPr>
+        <w:t xml:space="preserve"> </w:t>
       </w:r>
     </w:p>
     <w:p>
@@ -16617,6 +17052,7 @@
         </w:rPr>
         <w:t>(</w:t>
       </w:r>
+      <w:proofErr w:type="gramStart"/>
       <w:r>
         <w:rPr>
           <w:rFonts w:ascii="Consolas" w:hAnsi="Consolas"/>
@@ -16635,6 +17071,7 @@
         </w:rPr>
         <w:t>;</w:t>
       </w:r>
+      <w:proofErr w:type="gramEnd"/>
     </w:p>
     <w:p>
       <w:pPr>
@@ -16867,6 +17304,7 @@
         </w:rPr>
         <w:t>"{"</w:t>
       </w:r>
+      <w:proofErr w:type="gramStart"/>
       <w:r>
         <w:rPr>
           <w:rFonts w:ascii="Consolas" w:hAnsi="Consolas"/>
@@ -16885,6 +17323,7 @@
         </w:rPr>
         <w:t>;</w:t>
       </w:r>
+      <w:proofErr w:type="gramEnd"/>
     </w:p>
     <w:p>
       <w:pPr>
@@ -17002,6 +17441,7 @@
         </w:rPr>
         <w:t>"}"</w:t>
       </w:r>
+      <w:proofErr w:type="gramStart"/>
       <w:r>
         <w:rPr>
           <w:rFonts w:ascii="Consolas" w:hAnsi="Consolas"/>
@@ -17020,6 +17460,7 @@
         </w:rPr>
         <w:t>;</w:t>
       </w:r>
+      <w:proofErr w:type="gramEnd"/>
     </w:p>
     <w:p>
       <w:pPr>
@@ -17204,6 +17645,7 @@
         </w:rPr>
         <w:t>1</w:t>
       </w:r>
+      <w:proofErr w:type="gramStart"/>
       <w:r>
         <w:rPr>
           <w:rFonts w:ascii="Consolas" w:hAnsi="Consolas"/>
@@ -17222,6 +17664,7 @@
         </w:rPr>
         <w:t>;</w:t>
       </w:r>
+      <w:proofErr w:type="gramEnd"/>
     </w:p>
     <w:p>
       <w:pPr>
@@ -17420,8 +17863,13 @@
       <w:r>
         <w:t xml:space="preserve"> It does so </w:t>
       </w:r>
-      <w:r>
-        <w:t xml:space="preserve">following a template contained in the </w:t>
+      <w:proofErr w:type="gramStart"/>
+      <w:r>
+        <w:t>following</w:t>
+      </w:r>
+      <w:proofErr w:type="gramEnd"/>
+      <w:r>
+        <w:t xml:space="preserve"> a template contained in the </w:t>
       </w:r>
       <w:r>
         <w:t xml:space="preserve">HTML </w:t>
@@ -17512,8 +17960,19 @@
           <w:sz w:val="20"/>
           <w:szCs w:val="20"/>
         </w:rPr>
-        <w:t xml:space="preserve"> ++;</w:t>
-      </w:r>
+        <w:t xml:space="preserve"> +</w:t>
+      </w:r>
+      <w:proofErr w:type="gramStart"/>
+      <w:r>
+        <w:rPr>
+          <w:rFonts w:ascii="Consolas" w:hAnsi="Consolas"/>
+          <w:color w:val="FFFFFF" w:themeColor="background1"/>
+          <w:sz w:val="20"/>
+          <w:szCs w:val="20"/>
+        </w:rPr>
+        <w:t>+;</w:t>
+      </w:r>
+      <w:proofErr w:type="gramEnd"/>
     </w:p>
     <w:p>
       <w:pPr>
@@ -17649,6 +18108,7 @@
         </w:rPr>
         <w:t>"</w:t>
       </w:r>
+      <w:proofErr w:type="gramStart"/>
       <w:r>
         <w:rPr>
           <w:rFonts w:ascii="Consolas" w:hAnsi="Consolas"/>
@@ -17667,6 +18127,7 @@
         </w:rPr>
         <w:t>;</w:t>
       </w:r>
+      <w:proofErr w:type="gramEnd"/>
     </w:p>
     <w:p>
       <w:pPr>
@@ -17773,6 +18234,7 @@
         </w:rPr>
         <w:t>true</w:t>
       </w:r>
+      <w:proofErr w:type="gramStart"/>
       <w:r>
         <w:rPr>
           <w:rFonts w:ascii="Consolas" w:hAnsi="Consolas"/>
@@ -17791,6 +18253,7 @@
         </w:rPr>
         <w:t>;</w:t>
       </w:r>
+      <w:proofErr w:type="gramEnd"/>
     </w:p>
     <w:p>
       <w:pPr>
@@ -17948,6 +18411,7 @@
         <w:t xml:space="preserve">+ </w:t>
       </w:r>
       <w:proofErr w:type="spellStart"/>
+      <w:proofErr w:type="gramStart"/>
       <w:r>
         <w:rPr>
           <w:rFonts w:ascii="Consolas" w:hAnsi="Consolas"/>
@@ -17967,6 +18431,7 @@
         </w:rPr>
         <w:t>;</w:t>
       </w:r>
+      <w:proofErr w:type="gramEnd"/>
     </w:p>
     <w:p>
       <w:pPr>
@@ -18072,6 +18537,7 @@
         <w:t xml:space="preserve">+ </w:t>
       </w:r>
       <w:proofErr w:type="spellStart"/>
+      <w:proofErr w:type="gramStart"/>
       <w:r>
         <w:rPr>
           <w:rFonts w:ascii="Consolas" w:hAnsi="Consolas"/>
@@ -18091,6 +18557,7 @@
         </w:rPr>
         <w:t>;</w:t>
       </w:r>
+      <w:proofErr w:type="gramEnd"/>
     </w:p>
     <w:p>
       <w:pPr>
@@ -18236,6 +18703,7 @@
         <w:t xml:space="preserve">+ </w:t>
       </w:r>
       <w:proofErr w:type="spellStart"/>
+      <w:proofErr w:type="gramStart"/>
       <w:r>
         <w:rPr>
           <w:rFonts w:ascii="Consolas" w:hAnsi="Consolas"/>
@@ -18255,6 +18723,7 @@
         </w:rPr>
         <w:t>;</w:t>
       </w:r>
+      <w:proofErr w:type="gramEnd"/>
     </w:p>
     <w:p>
       <w:pPr>
@@ -18360,6 +18829,7 @@
         <w:t xml:space="preserve">+ </w:t>
       </w:r>
       <w:proofErr w:type="spellStart"/>
+      <w:proofErr w:type="gramStart"/>
       <w:r>
         <w:rPr>
           <w:rFonts w:ascii="Consolas" w:hAnsi="Consolas"/>
@@ -18379,6 +18849,7 @@
         </w:rPr>
         <w:t>;</w:t>
       </w:r>
+      <w:proofErr w:type="gramEnd"/>
     </w:p>
     <w:p>
       <w:pPr>
@@ -18484,6 +18955,7 @@
         <w:t xml:space="preserve">+ </w:t>
       </w:r>
       <w:proofErr w:type="spellStart"/>
+      <w:proofErr w:type="gramStart"/>
       <w:r>
         <w:rPr>
           <w:rFonts w:ascii="Consolas" w:hAnsi="Consolas"/>
@@ -18503,6 +18975,7 @@
         </w:rPr>
         <w:t>;</w:t>
       </w:r>
+      <w:proofErr w:type="gramEnd"/>
     </w:p>
     <w:p>
       <w:pPr>
@@ -18608,6 +19081,7 @@
         <w:t xml:space="preserve">+ </w:t>
       </w:r>
       <w:proofErr w:type="spellStart"/>
+      <w:proofErr w:type="gramStart"/>
       <w:r>
         <w:rPr>
           <w:rFonts w:ascii="Consolas" w:hAnsi="Consolas"/>
@@ -18627,6 +19101,7 @@
         </w:rPr>
         <w:t>;</w:t>
       </w:r>
+      <w:proofErr w:type="gramEnd"/>
     </w:p>
     <w:p>
       <w:pPr>
@@ -18732,6 +19207,7 @@
         <w:t xml:space="preserve">+ </w:t>
       </w:r>
       <w:proofErr w:type="spellStart"/>
+      <w:proofErr w:type="gramStart"/>
       <w:r>
         <w:rPr>
           <w:rFonts w:ascii="Consolas" w:hAnsi="Consolas"/>
@@ -18751,6 +19227,7 @@
         </w:rPr>
         <w:t>;</w:t>
       </w:r>
+      <w:proofErr w:type="gramEnd"/>
     </w:p>
     <w:p>
       <w:pPr>
@@ -18905,6 +19382,7 @@
         <w:t xml:space="preserve">+ </w:t>
       </w:r>
       <w:proofErr w:type="spellStart"/>
+      <w:proofErr w:type="gramStart"/>
       <w:r>
         <w:rPr>
           <w:rFonts w:ascii="Consolas" w:hAnsi="Consolas"/>
@@ -18924,6 +19402,7 @@
         </w:rPr>
         <w:t>;</w:t>
       </w:r>
+      <w:proofErr w:type="gramEnd"/>
     </w:p>
     <w:p>
       <w:pPr>
@@ -19038,6 +19517,7 @@
         <w:t xml:space="preserve">+ </w:t>
       </w:r>
       <w:proofErr w:type="spellStart"/>
+      <w:proofErr w:type="gramStart"/>
       <w:r>
         <w:rPr>
           <w:rFonts w:ascii="Consolas" w:hAnsi="Consolas"/>
@@ -19057,6 +19537,7 @@
         </w:rPr>
         <w:t>;</w:t>
       </w:r>
+      <w:proofErr w:type="gramEnd"/>
     </w:p>
     <w:p>
       <w:pPr>
@@ -19184,6 +19665,7 @@
         </w:rPr>
         <w:t>clone</w:t>
       </w:r>
+      <w:proofErr w:type="gramStart"/>
       <w:r>
         <w:rPr>
           <w:rFonts w:ascii="Consolas" w:hAnsi="Consolas"/>
@@ -19202,6 +19684,7 @@
         </w:rPr>
         <w:t>;</w:t>
       </w:r>
+      <w:proofErr w:type="gramEnd"/>
     </w:p>
     <w:p>
       <w:pPr>
@@ -19383,7 +19866,17 @@
           <w:sz w:val="20"/>
           <w:szCs w:val="20"/>
         </w:rPr>
-        <w:t>[]</w:t>
+        <w:t>[</w:t>
+      </w:r>
+      <w:proofErr w:type="gramStart"/>
+      <w:r>
+        <w:rPr>
+          <w:rFonts w:ascii="Consolas" w:hAnsi="Consolas"/>
+          <w:color w:val="D86DCB" w:themeColor="accent5" w:themeTint="99"/>
+          <w:sz w:val="20"/>
+          <w:szCs w:val="20"/>
+        </w:rPr>
+        <w:t>]</w:t>
       </w:r>
       <w:r>
         <w:rPr>
@@ -19394,6 +19887,7 @@
         </w:rPr>
         <w:t>;</w:t>
       </w:r>
+      <w:proofErr w:type="gramEnd"/>
     </w:p>
     <w:p>
       <w:pPr>
@@ -19501,7 +19995,17 @@
           <w:sz w:val="20"/>
           <w:szCs w:val="20"/>
         </w:rPr>
-        <w:t>()</w:t>
+        <w:t>(</w:t>
+      </w:r>
+      <w:proofErr w:type="gramStart"/>
+      <w:r>
+        <w:rPr>
+          <w:rFonts w:ascii="Consolas" w:hAnsi="Consolas"/>
+          <w:color w:val="4C94D8" w:themeColor="text2" w:themeTint="80"/>
+          <w:sz w:val="20"/>
+          <w:szCs w:val="20"/>
+        </w:rPr>
+        <w:t>)</w:t>
       </w:r>
       <w:r>
         <w:rPr>
@@ -19512,6 +20016,7 @@
         </w:rPr>
         <w:t>;</w:t>
       </w:r>
+      <w:proofErr w:type="gramEnd"/>
     </w:p>
     <w:p>
       <w:pPr>
@@ -19553,6 +20058,7 @@
         </w:rPr>
         <w:t xml:space="preserve"> = </w:t>
       </w:r>
+      <w:proofErr w:type="gramStart"/>
       <w:r>
         <w:rPr>
           <w:rFonts w:ascii="Consolas" w:hAnsi="Consolas"/>
@@ -19571,6 +20077,7 @@
         </w:rPr>
         <w:t>;</w:t>
       </w:r>
+      <w:proofErr w:type="gramEnd"/>
     </w:p>
     <w:p>
       <w:pPr>
@@ -19782,6 +20289,7 @@
         </w:rPr>
         <w:t>]</w:t>
       </w:r>
+      <w:proofErr w:type="gramStart"/>
       <w:r>
         <w:rPr>
           <w:rFonts w:ascii="Consolas" w:hAnsi="Consolas"/>
@@ -19791,6 +20299,7 @@
         </w:rPr>
         <w:t>);</w:t>
       </w:r>
+      <w:proofErr w:type="gramEnd"/>
     </w:p>
     <w:p>
       <w:pPr>
@@ -20013,6 +20522,7 @@
         <w:t>i</w:t>
       </w:r>
       <w:proofErr w:type="spellEnd"/>
+      <w:proofErr w:type="gramStart"/>
       <w:r>
         <w:rPr>
           <w:rFonts w:ascii="Consolas" w:hAnsi="Consolas"/>
@@ -20031,6 +20541,7 @@
         </w:rPr>
         <w:t>;</w:t>
       </w:r>
+      <w:proofErr w:type="gramEnd"/>
     </w:p>
     <w:p>
       <w:pPr>
@@ -20079,7 +20590,17 @@
           <w:sz w:val="20"/>
           <w:szCs w:val="20"/>
         </w:rPr>
-        <w:t>()</w:t>
+        <w:t>(</w:t>
+      </w:r>
+      <w:proofErr w:type="gramStart"/>
+      <w:r>
+        <w:rPr>
+          <w:rFonts w:ascii="Consolas" w:hAnsi="Consolas"/>
+          <w:color w:val="FFFF00"/>
+          <w:sz w:val="20"/>
+          <w:szCs w:val="20"/>
+        </w:rPr>
+        <w:t>)</w:t>
       </w:r>
       <w:r>
         <w:rPr>
@@ -20090,6 +20611,7 @@
         </w:rPr>
         <w:t>;</w:t>
       </w:r>
+      <w:proofErr w:type="gramEnd"/>
     </w:p>
     <w:p>
       <w:pPr>
@@ -20367,7 +20889,17 @@
           <w:sz w:val="20"/>
           <w:szCs w:val="20"/>
         </w:rPr>
-        <w:t>":"</w:t>
+        <w:t>":</w:t>
+      </w:r>
+      <w:proofErr w:type="gramStart"/>
+      <w:r>
+        <w:rPr>
+          <w:rFonts w:ascii="Consolas" w:hAnsi="Consolas"/>
+          <w:color w:val="60CAF3" w:themeColor="accent4" w:themeTint="99"/>
+          <w:sz w:val="20"/>
+          <w:szCs w:val="20"/>
+        </w:rPr>
+        <w:t>"</w:t>
       </w:r>
       <w:r>
         <w:rPr>
@@ -20378,6 +20910,7 @@
         </w:rPr>
         <w:t>;</w:t>
       </w:r>
+      <w:proofErr w:type="gramEnd"/>
     </w:p>
     <w:p>
       <w:pPr>
@@ -20510,7 +21043,17 @@
           <w:sz w:val="20"/>
           <w:szCs w:val="20"/>
         </w:rPr>
-        <w:t>.question</w:t>
+        <w:t>.</w:t>
+      </w:r>
+      <w:proofErr w:type="gramStart"/>
+      <w:r>
+        <w:rPr>
+          <w:rFonts w:ascii="Consolas" w:hAnsi="Consolas"/>
+          <w:color w:val="FFFFFF" w:themeColor="background1"/>
+          <w:sz w:val="20"/>
+          <w:szCs w:val="20"/>
+        </w:rPr>
+        <w:t>question</w:t>
       </w:r>
       <w:proofErr w:type="spellEnd"/>
       <w:r>
@@ -20522,6 +21065,7 @@
         </w:rPr>
         <w:t>;</w:t>
       </w:r>
+      <w:proofErr w:type="gramEnd"/>
     </w:p>
     <w:p>
       <w:pPr>
@@ -20684,7 +21228,17 @@
           <w:sz w:val="20"/>
           <w:szCs w:val="20"/>
         </w:rPr>
-        <w:t>"Answers:"</w:t>
+        <w:t>"Answers:</w:t>
+      </w:r>
+      <w:proofErr w:type="gramStart"/>
+      <w:r>
+        <w:rPr>
+          <w:rFonts w:ascii="Consolas" w:hAnsi="Consolas"/>
+          <w:color w:val="60CAF3" w:themeColor="accent4" w:themeTint="99"/>
+          <w:sz w:val="20"/>
+          <w:szCs w:val="20"/>
+        </w:rPr>
+        <w:t>"</w:t>
       </w:r>
       <w:r>
         <w:rPr>
@@ -20695,6 +21249,7 @@
         </w:rPr>
         <w:t>;</w:t>
       </w:r>
+      <w:proofErr w:type="gramEnd"/>
     </w:p>
     <w:p>
       <w:pPr>
@@ -20848,6 +21403,7 @@
         </w:rPr>
         <w:t>0</w:t>
       </w:r>
+      <w:proofErr w:type="gramStart"/>
       <w:r>
         <w:rPr>
           <w:rFonts w:ascii="Consolas" w:hAnsi="Consolas"/>
@@ -20866,6 +21422,7 @@
         </w:rPr>
         <w:t>;</w:t>
       </w:r>
+      <w:proofErr w:type="gramEnd"/>
     </w:p>
     <w:p>
       <w:pPr>
@@ -21019,6 +21576,7 @@
         </w:rPr>
         <w:t>1</w:t>
       </w:r>
+      <w:proofErr w:type="gramStart"/>
       <w:r>
         <w:rPr>
           <w:rFonts w:ascii="Consolas" w:hAnsi="Consolas"/>
@@ -21037,6 +21595,7 @@
         </w:rPr>
         <w:t>;</w:t>
       </w:r>
+      <w:proofErr w:type="gramEnd"/>
     </w:p>
     <w:p>
       <w:pPr>
@@ -21190,6 +21749,7 @@
         </w:rPr>
         <w:t>2</w:t>
       </w:r>
+      <w:proofErr w:type="gramStart"/>
       <w:r>
         <w:rPr>
           <w:rFonts w:ascii="Consolas" w:hAnsi="Consolas"/>
@@ -21208,6 +21768,7 @@
         </w:rPr>
         <w:t>;</w:t>
       </w:r>
+      <w:proofErr w:type="gramEnd"/>
     </w:p>
     <w:p>
       <w:pPr>
@@ -21361,6 +21922,7 @@
         </w:rPr>
         <w:t>3</w:t>
       </w:r>
+      <w:proofErr w:type="gramStart"/>
       <w:r>
         <w:rPr>
           <w:rFonts w:ascii="Consolas" w:hAnsi="Consolas"/>
@@ -21379,6 +21941,7 @@
         </w:rPr>
         <w:t>;</w:t>
       </w:r>
+      <w:proofErr w:type="gramEnd"/>
     </w:p>
     <w:p>
       <w:pPr>
@@ -21550,7 +22113,17 @@
           <w:sz w:val="20"/>
           <w:szCs w:val="20"/>
         </w:rPr>
-        <w:t>"Correct answer:"</w:t>
+        <w:t>"Correct answer:</w:t>
+      </w:r>
+      <w:proofErr w:type="gramStart"/>
+      <w:r>
+        <w:rPr>
+          <w:rFonts w:ascii="Consolas" w:hAnsi="Consolas"/>
+          <w:color w:val="60CAF3" w:themeColor="accent4" w:themeTint="99"/>
+          <w:sz w:val="20"/>
+          <w:szCs w:val="20"/>
+        </w:rPr>
+        <w:t>"</w:t>
       </w:r>
       <w:r>
         <w:rPr>
@@ -21561,6 +22134,7 @@
         </w:rPr>
         <w:t>;</w:t>
       </w:r>
+      <w:proofErr w:type="gramEnd"/>
     </w:p>
     <w:p>
       <w:pPr>
@@ -21693,7 +22267,17 @@
           <w:sz w:val="20"/>
           <w:szCs w:val="20"/>
         </w:rPr>
-        <w:t>.correctAns</w:t>
+        <w:t>.</w:t>
+      </w:r>
+      <w:proofErr w:type="gramStart"/>
+      <w:r>
+        <w:rPr>
+          <w:rFonts w:ascii="Consolas" w:hAnsi="Consolas"/>
+          <w:color w:val="FFFFFF" w:themeColor="background1"/>
+          <w:sz w:val="20"/>
+          <w:szCs w:val="20"/>
+        </w:rPr>
+        <w:t>correctAns</w:t>
       </w:r>
       <w:proofErr w:type="spellEnd"/>
       <w:r>
@@ -21705,6 +22289,7 @@
         </w:rPr>
         <w:t>;</w:t>
       </w:r>
+      <w:proofErr w:type="gramEnd"/>
     </w:p>
     <w:p>
       <w:pPr>
@@ -21790,7 +22375,15 @@
         <w:t xml:space="preserve">The first few lines are used to convert </w:t>
       </w:r>
       <w:r>
-        <w:t>the JSON format into a one dimensional array (</w:t>
+        <w:t xml:space="preserve">the JSON format into a </w:t>
+      </w:r>
+      <w:proofErr w:type="gramStart"/>
+      <w:r>
+        <w:t>one dimensional</w:t>
+      </w:r>
+      <w:proofErr w:type="gramEnd"/>
+      <w:r>
+        <w:t xml:space="preserve"> array (</w:t>
       </w:r>
       <w:proofErr w:type="spellStart"/>
       <w:r>
@@ -22069,7 +22662,17 @@
           <w:sz w:val="20"/>
           <w:szCs w:val="20"/>
         </w:rPr>
-        <w:t>{}</w:t>
+        <w:t>{</w:t>
+      </w:r>
+      <w:proofErr w:type="gramStart"/>
+      <w:r>
+        <w:rPr>
+          <w:rFonts w:ascii="Consolas" w:hAnsi="Consolas"/>
+          <w:color w:val="D86DCB" w:themeColor="accent5" w:themeTint="99"/>
+          <w:sz w:val="20"/>
+          <w:szCs w:val="20"/>
+        </w:rPr>
+        <w:t>}</w:t>
       </w:r>
       <w:r>
         <w:rPr>
@@ -22080,6 +22683,7 @@
         </w:rPr>
         <w:t>;</w:t>
       </w:r>
+      <w:proofErr w:type="gramEnd"/>
     </w:p>
     <w:p>
       <w:pPr>
@@ -22349,8 +22953,19 @@
           <w:sz w:val="20"/>
           <w:szCs w:val="20"/>
         </w:rPr>
-        <w:t>.value;</w:t>
-      </w:r>
+        <w:t>.</w:t>
+      </w:r>
+      <w:proofErr w:type="gramStart"/>
+      <w:r>
+        <w:rPr>
+          <w:rFonts w:ascii="Consolas" w:hAnsi="Consolas"/>
+          <w:color w:val="FFFFFF" w:themeColor="background1"/>
+          <w:sz w:val="20"/>
+          <w:szCs w:val="20"/>
+        </w:rPr>
+        <w:t>value;</w:t>
+      </w:r>
+      <w:proofErr w:type="gramEnd"/>
     </w:p>
     <w:p>
       <w:pPr>
@@ -22473,8 +23088,19 @@
           <w:sz w:val="20"/>
           <w:szCs w:val="20"/>
         </w:rPr>
-        <w:t>.value;</w:t>
-      </w:r>
+        <w:t>.</w:t>
+      </w:r>
+      <w:proofErr w:type="gramStart"/>
+      <w:r>
+        <w:rPr>
+          <w:rFonts w:ascii="Consolas" w:hAnsi="Consolas"/>
+          <w:color w:val="FFFFFF" w:themeColor="background1"/>
+          <w:sz w:val="20"/>
+          <w:szCs w:val="20"/>
+        </w:rPr>
+        <w:t>value;</w:t>
+      </w:r>
+      <w:proofErr w:type="gramEnd"/>
     </w:p>
     <w:p>
       <w:pPr>
@@ -22597,8 +23223,19 @@
           <w:sz w:val="20"/>
           <w:szCs w:val="20"/>
         </w:rPr>
-        <w:t>.value;</w:t>
-      </w:r>
+        <w:t>.</w:t>
+      </w:r>
+      <w:proofErr w:type="gramStart"/>
+      <w:r>
+        <w:rPr>
+          <w:rFonts w:ascii="Consolas" w:hAnsi="Consolas"/>
+          <w:color w:val="FFFFFF" w:themeColor="background1"/>
+          <w:sz w:val="20"/>
+          <w:szCs w:val="20"/>
+        </w:rPr>
+        <w:t>value;</w:t>
+      </w:r>
+      <w:proofErr w:type="gramEnd"/>
     </w:p>
     <w:p>
       <w:pPr>
@@ -22721,8 +23358,19 @@
           <w:sz w:val="20"/>
           <w:szCs w:val="20"/>
         </w:rPr>
-        <w:t>.value;</w:t>
-      </w:r>
+        <w:t>.</w:t>
+      </w:r>
+      <w:proofErr w:type="gramStart"/>
+      <w:r>
+        <w:rPr>
+          <w:rFonts w:ascii="Consolas" w:hAnsi="Consolas"/>
+          <w:color w:val="FFFFFF" w:themeColor="background1"/>
+          <w:sz w:val="20"/>
+          <w:szCs w:val="20"/>
+        </w:rPr>
+        <w:t>value;</w:t>
+      </w:r>
+      <w:proofErr w:type="gramEnd"/>
     </w:p>
     <w:p>
       <w:pPr>
@@ -22845,8 +23493,19 @@
           <w:sz w:val="20"/>
           <w:szCs w:val="20"/>
         </w:rPr>
-        <w:t>.value;</w:t>
-      </w:r>
+        <w:t>.</w:t>
+      </w:r>
+      <w:proofErr w:type="gramStart"/>
+      <w:r>
+        <w:rPr>
+          <w:rFonts w:ascii="Consolas" w:hAnsi="Consolas"/>
+          <w:color w:val="FFFFFF" w:themeColor="background1"/>
+          <w:sz w:val="20"/>
+          <w:szCs w:val="20"/>
+        </w:rPr>
+        <w:t>value;</w:t>
+      </w:r>
+      <w:proofErr w:type="gramEnd"/>
     </w:p>
     <w:p>
       <w:pPr>
@@ -22980,8 +23639,19 @@
           <w:sz w:val="20"/>
           <w:szCs w:val="20"/>
         </w:rPr>
-        <w:t>.value;</w:t>
-      </w:r>
+        <w:t>.</w:t>
+      </w:r>
+      <w:proofErr w:type="gramStart"/>
+      <w:r>
+        <w:rPr>
+          <w:rFonts w:ascii="Consolas" w:hAnsi="Consolas"/>
+          <w:color w:val="FFFFFF" w:themeColor="background1"/>
+          <w:sz w:val="20"/>
+          <w:szCs w:val="20"/>
+        </w:rPr>
+        <w:t>value;</w:t>
+      </w:r>
+      <w:proofErr w:type="gramEnd"/>
     </w:p>
     <w:p>
       <w:pPr>
@@ -23273,6 +23943,7 @@
         </w:rPr>
         <w:t xml:space="preserve">        </w:t>
       </w:r>
+      <w:proofErr w:type="gramStart"/>
       <w:r>
         <w:rPr>
           <w:rFonts w:ascii="Consolas" w:hAnsi="Consolas"/>
@@ -23291,6 +23962,7 @@
         </w:rPr>
         <w:t>;</w:t>
       </w:r>
+      <w:proofErr w:type="gramEnd"/>
     </w:p>
     <w:p>
       <w:pPr>
@@ -23476,6 +24148,7 @@
         </w:rPr>
         <w:t>2</w:t>
       </w:r>
+      <w:proofErr w:type="gramStart"/>
       <w:r>
         <w:rPr>
           <w:rFonts w:ascii="Consolas" w:hAnsi="Consolas"/>
@@ -23494,6 +24167,7 @@
         </w:rPr>
         <w:t>;</w:t>
       </w:r>
+      <w:proofErr w:type="gramEnd"/>
     </w:p>
     <w:p>
       <w:pPr>
@@ -23686,6 +24360,7 @@
         </w:rPr>
         <w:t>}</w:t>
       </w:r>
+      <w:proofErr w:type="gramStart"/>
       <w:r>
         <w:rPr>
           <w:rFonts w:ascii="Consolas" w:hAnsi="Consolas"/>
@@ -23704,6 +24379,7 @@
         </w:rPr>
         <w:t>;</w:t>
       </w:r>
+      <w:proofErr w:type="gramEnd"/>
     </w:p>
     <w:p>
       <w:pPr>
@@ -23822,6 +24498,7 @@
         </w:rPr>
         <w:t>"a"</w:t>
       </w:r>
+      <w:proofErr w:type="gramStart"/>
       <w:r>
         <w:rPr>
           <w:rFonts w:ascii="Consolas" w:hAnsi="Consolas"/>
@@ -23840,6 +24517,7 @@
         </w:rPr>
         <w:t>;</w:t>
       </w:r>
+      <w:proofErr w:type="gramEnd"/>
     </w:p>
     <w:p>
       <w:pPr>
@@ -23955,6 +24633,7 @@
         </w:rPr>
         <w:t>blob</w:t>
       </w:r>
+      <w:proofErr w:type="gramStart"/>
       <w:r>
         <w:rPr>
           <w:rFonts w:ascii="Consolas" w:hAnsi="Consolas"/>
@@ -23973,6 +24652,7 @@
         </w:rPr>
         <w:t>;</w:t>
       </w:r>
+      <w:proofErr w:type="gramEnd"/>
     </w:p>
     <w:p>
       <w:pPr>
@@ -24061,6 +24741,7 @@
         <w:t>new.json</w:t>
       </w:r>
       <w:proofErr w:type="spellEnd"/>
+      <w:proofErr w:type="gramStart"/>
       <w:r>
         <w:rPr>
           <w:rFonts w:ascii="Consolas" w:hAnsi="Consolas"/>
@@ -24070,6 +24751,7 @@
         </w:rPr>
         <w:t>";</w:t>
       </w:r>
+      <w:proofErr w:type="gramEnd"/>
     </w:p>
     <w:p>
       <w:pPr>
@@ -24139,7 +24821,17 @@
           <w:sz w:val="20"/>
           <w:szCs w:val="20"/>
         </w:rPr>
-        <w:t>()</w:t>
+        <w:t>(</w:t>
+      </w:r>
+      <w:proofErr w:type="gramStart"/>
+      <w:r>
+        <w:rPr>
+          <w:rFonts w:ascii="Consolas" w:hAnsi="Consolas"/>
+          <w:color w:val="D86DCB" w:themeColor="accent5" w:themeTint="99"/>
+          <w:sz w:val="20"/>
+          <w:szCs w:val="20"/>
+        </w:rPr>
+        <w:t>)</w:t>
       </w:r>
       <w:r>
         <w:rPr>
@@ -24150,6 +24842,7 @@
         </w:rPr>
         <w:t>;</w:t>
       </w:r>
+      <w:proofErr w:type="gramEnd"/>
     </w:p>
     <w:p>
       <w:pPr>
@@ -24301,7 +24994,27 @@
           <w:iCs w:val="0"/>
           <w:color w:val="auto"/>
         </w:rPr>
-        <w:t>. It takes this data and stores it into a the variable ‘</w:t>
+        <w:t xml:space="preserve">. It takes this data and stores it into </w:t>
+      </w:r>
+      <w:proofErr w:type="gramStart"/>
+      <w:r>
+        <w:rPr>
+          <w:rStyle w:val="IntenseEmphasis"/>
+          <w:i w:val="0"/>
+          <w:iCs w:val="0"/>
+          <w:color w:val="auto"/>
+        </w:rPr>
+        <w:t>a the</w:t>
+      </w:r>
+      <w:proofErr w:type="gramEnd"/>
+      <w:r>
+        <w:rPr>
+          <w:rStyle w:val="IntenseEmphasis"/>
+          <w:i w:val="0"/>
+          <w:iCs w:val="0"/>
+          <w:color w:val="auto"/>
+        </w:rPr>
+        <w:t xml:space="preserve"> variable ‘</w:t>
       </w:r>
       <w:proofErr w:type="spellStart"/>
       <w:r>
@@ -24895,8 +25608,13 @@
       <w:pPr>
         <w:ind w:firstLine="720"/>
       </w:pPr>
-      <w:r>
-        <w:t xml:space="preserve">The majority of </w:t>
+      <w:proofErr w:type="gramStart"/>
+      <w:r>
+        <w:t>The majority of</w:t>
+      </w:r>
+      <w:proofErr w:type="gramEnd"/>
+      <w:r>
+        <w:t xml:space="preserve"> </w:t>
       </w:r>
       <w:r>
         <w:t xml:space="preserve">the </w:t>
@@ -25446,7 +26164,25 @@
           <w:i w:val="0"/>
           <w:iCs w:val="0"/>
         </w:rPr>
-        <w:t xml:space="preserve">Any overhang from a dropped block on top of the previous one is removed, creating a smaller and smaller platform to land on until you eventually miss entirely. Points are awarded </w:t>
+        <w:t xml:space="preserve">Any overhang from a dropped block on top of the previous one is removed, creating a </w:t>
+      </w:r>
+      <w:proofErr w:type="gramStart"/>
+      <w:r>
+        <w:rPr>
+          <w:rStyle w:val="SubtleEmphasis"/>
+          <w:i w:val="0"/>
+          <w:iCs w:val="0"/>
+        </w:rPr>
+        <w:t>smaller and smaller</w:t>
+      </w:r>
+      <w:proofErr w:type="gramEnd"/>
+      <w:r>
+        <w:rPr>
+          <w:rStyle w:val="SubtleEmphasis"/>
+          <w:i w:val="0"/>
+          <w:iCs w:val="0"/>
+        </w:rPr>
+        <w:t xml:space="preserve"> platform to land on until you eventually miss entirely. Points are awarded </w:t>
       </w:r>
       <w:r>
         <w:rPr>
@@ -25578,7 +26314,25 @@
           <w:i w:val="0"/>
           <w:iCs w:val="0"/>
         </w:rPr>
-        <w:t xml:space="preserve">– moving left (similar to jumper). However, obstacles have a gap located </w:t>
+        <w:t>– moving left (</w:t>
+      </w:r>
+      <w:proofErr w:type="gramStart"/>
+      <w:r>
+        <w:rPr>
+          <w:rStyle w:val="SubtleEmphasis"/>
+          <w:i w:val="0"/>
+          <w:iCs w:val="0"/>
+        </w:rPr>
+        <w:t>similar to</w:t>
+      </w:r>
+      <w:proofErr w:type="gramEnd"/>
+      <w:r>
+        <w:rPr>
+          <w:rStyle w:val="SubtleEmphasis"/>
+          <w:i w:val="0"/>
+          <w:iCs w:val="0"/>
+        </w:rPr>
+        <w:t xml:space="preserve"> jumper). However, obstacles have a gap located </w:t>
       </w:r>
       <w:r>
         <w:rPr>
@@ -25708,23 +26462,25 @@
           <w:i w:val="0"/>
           <w:iCs w:val="0"/>
         </w:rPr>
-        <w:t>gather the players mini game outcome</w:t>
-      </w:r>
+        <w:t xml:space="preserve">gather the players mini game </w:t>
+      </w:r>
+      <w:proofErr w:type="gramStart"/>
       <w:r>
         <w:rPr>
           <w:rStyle w:val="SubtleEmphasis"/>
           <w:i w:val="0"/>
           <w:iCs w:val="0"/>
         </w:rPr>
-        <w:t xml:space="preserve"> </w:t>
-      </w:r>
+        <w:t>outcome</w:t>
+      </w:r>
+      <w:proofErr w:type="gramEnd"/>
       <w:r>
         <w:rPr>
           <w:rStyle w:val="SubtleEmphasis"/>
           <w:i w:val="0"/>
           <w:iCs w:val="0"/>
         </w:rPr>
-        <w:t>we take the scor</w:t>
+        <w:t xml:space="preserve"> </w:t>
       </w:r>
       <w:r>
         <w:rPr>
@@ -25732,7 +26488,7 @@
           <w:i w:val="0"/>
           <w:iCs w:val="0"/>
         </w:rPr>
-        <w:t xml:space="preserve">e variable from unity and </w:t>
+        <w:t>we take the scor</w:t>
       </w:r>
       <w:r>
         <w:rPr>
@@ -25740,7 +26496,7 @@
           <w:i w:val="0"/>
           <w:iCs w:val="0"/>
         </w:rPr>
-        <w:t xml:space="preserve">parse it into the </w:t>
+        <w:t xml:space="preserve">e variable from unity and </w:t>
       </w:r>
       <w:r>
         <w:rPr>
@@ -25748,7 +26504,7 @@
           <w:i w:val="0"/>
           <w:iCs w:val="0"/>
         </w:rPr>
-        <w:t>website</w:t>
+        <w:t xml:space="preserve">parse it into the </w:t>
       </w:r>
       <w:r>
         <w:rPr>
@@ -25756,7 +26512,7 @@
           <w:i w:val="0"/>
           <w:iCs w:val="0"/>
         </w:rPr>
-        <w:t xml:space="preserve"> </w:t>
+        <w:t>website</w:t>
       </w:r>
       <w:r>
         <w:rPr>
@@ -25764,7 +26520,7 @@
           <w:i w:val="0"/>
           <w:iCs w:val="0"/>
         </w:rPr>
-        <w:t xml:space="preserve">in the </w:t>
+        <w:t xml:space="preserve"> </w:t>
       </w:r>
       <w:r>
         <w:rPr>
@@ -25772,7 +26528,7 @@
           <w:i w:val="0"/>
           <w:iCs w:val="0"/>
         </w:rPr>
-        <w:t xml:space="preserve">file ‘game.html’ via a </w:t>
+        <w:t xml:space="preserve">in the </w:t>
       </w:r>
       <w:r>
         <w:rPr>
@@ -25780,917 +26536,934 @@
           <w:i w:val="0"/>
           <w:iCs w:val="0"/>
         </w:rPr>
-        <w:t>custom event shown here:</w:t>
-      </w:r>
-    </w:p>
-    <w:p>
-      <w:pPr>
-        <w:shd w:val="clear" w:color="auto" w:fill="000000" w:themeFill="text1"/>
-        <w:spacing w:after="0" w:line="240" w:lineRule="auto"/>
-        <w:rPr>
-          <w:rFonts w:ascii="Consolas" w:hAnsi="Consolas"/>
-          <w:color w:val="D86DCB" w:themeColor="accent5" w:themeTint="99"/>
-          <w:sz w:val="20"/>
-          <w:szCs w:val="20"/>
-        </w:rPr>
-      </w:pPr>
-      <w:proofErr w:type="spellStart"/>
-      <w:r>
-        <w:rPr>
-          <w:rFonts w:ascii="Consolas" w:hAnsi="Consolas"/>
-          <w:color w:val="4C94D8" w:themeColor="text2" w:themeTint="80"/>
-          <w:sz w:val="20"/>
-          <w:szCs w:val="20"/>
-        </w:rPr>
-        <w:t>window</w:t>
-      </w:r>
-      <w:r>
-        <w:rPr>
-          <w:rFonts w:ascii="Consolas" w:hAnsi="Consolas"/>
-          <w:color w:val="FFFFFF" w:themeColor="background1"/>
-          <w:sz w:val="20"/>
-          <w:szCs w:val="20"/>
-        </w:rPr>
-        <w:t>.</w:t>
-      </w:r>
-      <w:r>
-        <w:rPr>
-          <w:rFonts w:ascii="Consolas" w:hAnsi="Consolas"/>
-          <w:color w:val="F2CEED" w:themeColor="accent5" w:themeTint="33"/>
-          <w:sz w:val="20"/>
-          <w:szCs w:val="20"/>
-        </w:rPr>
-        <w:t>addEventListener</w:t>
-      </w:r>
-      <w:proofErr w:type="spellEnd"/>
-      <w:r>
-        <w:rPr>
-          <w:rFonts w:ascii="Consolas" w:hAnsi="Consolas"/>
-          <w:color w:val="FFFF00"/>
-          <w:sz w:val="20"/>
-          <w:szCs w:val="20"/>
-        </w:rPr>
-        <w:t>(</w:t>
-      </w:r>
-      <w:r>
-        <w:rPr>
-          <w:rFonts w:ascii="Consolas" w:hAnsi="Consolas"/>
-          <w:color w:val="FFFF00"/>
-          <w:sz w:val="20"/>
-          <w:szCs w:val="20"/>
-        </w:rPr>
-        <w:t xml:space="preserve"> </w:t>
-      </w:r>
-      <w:r>
-        <w:rPr>
-          <w:rFonts w:ascii="Consolas" w:hAnsi="Consolas"/>
-          <w:color w:val="60CAF3" w:themeColor="accent4" w:themeTint="99"/>
-          <w:sz w:val="20"/>
-          <w:szCs w:val="20"/>
-        </w:rPr>
-        <w:t>"message"</w:t>
-      </w:r>
-      <w:r>
-        <w:rPr>
-          <w:rFonts w:ascii="Consolas" w:hAnsi="Consolas"/>
-          <w:color w:val="FFFFFF" w:themeColor="background1"/>
-          <w:sz w:val="20"/>
-          <w:szCs w:val="20"/>
-        </w:rPr>
-        <w:t xml:space="preserve">, </w:t>
-      </w:r>
-      <w:r>
-        <w:rPr>
-          <w:rFonts w:ascii="Consolas" w:hAnsi="Consolas"/>
-          <w:color w:val="EE0000"/>
-          <w:sz w:val="20"/>
-          <w:szCs w:val="20"/>
-        </w:rPr>
-        <w:t>function</w:t>
-      </w:r>
-      <w:r>
-        <w:rPr>
-          <w:rFonts w:ascii="Consolas" w:hAnsi="Consolas"/>
-          <w:color w:val="D86DCB" w:themeColor="accent5" w:themeTint="99"/>
-          <w:sz w:val="20"/>
-          <w:szCs w:val="20"/>
-        </w:rPr>
-        <w:t>(</w:t>
-      </w:r>
-      <w:r>
-        <w:rPr>
-          <w:rFonts w:ascii="Consolas" w:hAnsi="Consolas"/>
-          <w:color w:val="FFC000"/>
-          <w:sz w:val="20"/>
-          <w:szCs w:val="20"/>
-        </w:rPr>
-        <w:t>event</w:t>
-      </w:r>
-      <w:r>
-        <w:rPr>
-          <w:rFonts w:ascii="Consolas" w:hAnsi="Consolas"/>
-          <w:color w:val="D86DCB" w:themeColor="accent5" w:themeTint="99"/>
-          <w:sz w:val="20"/>
-          <w:szCs w:val="20"/>
-        </w:rPr>
-        <w:t>) {</w:t>
-      </w:r>
-    </w:p>
-    <w:p>
-      <w:pPr>
-        <w:shd w:val="clear" w:color="auto" w:fill="000000" w:themeFill="text1"/>
-        <w:spacing w:after="0" w:line="240" w:lineRule="auto"/>
-        <w:rPr>
-          <w:rFonts w:ascii="Consolas" w:hAnsi="Consolas"/>
-          <w:color w:val="FFFFFF" w:themeColor="background1"/>
-          <w:sz w:val="20"/>
-          <w:szCs w:val="20"/>
-        </w:rPr>
-      </w:pPr>
-      <w:r>
-        <w:rPr>
-          <w:rFonts w:ascii="Consolas" w:hAnsi="Consolas"/>
-          <w:color w:val="D86DCB" w:themeColor="accent5" w:themeTint="99"/>
-          <w:sz w:val="20"/>
-          <w:szCs w:val="20"/>
-        </w:rPr>
-        <w:t xml:space="preserve">      if </w:t>
-      </w:r>
-      <w:r>
-        <w:rPr>
-          <w:rFonts w:ascii="Consolas" w:hAnsi="Consolas"/>
-          <w:color w:val="215E99" w:themeColor="text2" w:themeTint="BF"/>
-          <w:sz w:val="20"/>
-          <w:szCs w:val="20"/>
-        </w:rPr>
-        <w:t>(</w:t>
-      </w:r>
-      <w:proofErr w:type="spellStart"/>
-      <w:r>
-        <w:rPr>
-          <w:rFonts w:ascii="Consolas" w:hAnsi="Consolas"/>
-          <w:color w:val="FFC000"/>
-          <w:sz w:val="20"/>
-          <w:szCs w:val="20"/>
-        </w:rPr>
-        <w:t>event</w:t>
-      </w:r>
-      <w:r>
-        <w:rPr>
-          <w:rFonts w:ascii="Consolas" w:hAnsi="Consolas"/>
-          <w:color w:val="FFFFFF" w:themeColor="background1"/>
-          <w:sz w:val="20"/>
-          <w:szCs w:val="20"/>
-        </w:rPr>
-        <w:t>.</w:t>
-      </w:r>
-      <w:r>
-        <w:rPr>
-          <w:rFonts w:ascii="Consolas" w:hAnsi="Consolas"/>
-          <w:color w:val="4C94D8" w:themeColor="text2" w:themeTint="80"/>
-          <w:sz w:val="20"/>
-          <w:szCs w:val="20"/>
-        </w:rPr>
-        <w:t>data</w:t>
-      </w:r>
-      <w:proofErr w:type="spellEnd"/>
-      <w:r>
-        <w:rPr>
-          <w:rFonts w:ascii="Consolas" w:hAnsi="Consolas"/>
-          <w:color w:val="4C94D8" w:themeColor="text2" w:themeTint="80"/>
-          <w:sz w:val="20"/>
-          <w:szCs w:val="20"/>
-        </w:rPr>
-        <w:t xml:space="preserve"> </w:t>
-      </w:r>
-      <w:r>
-        <w:rPr>
-          <w:rFonts w:ascii="Consolas" w:hAnsi="Consolas"/>
-          <w:color w:val="FFFFFF" w:themeColor="background1"/>
-          <w:sz w:val="20"/>
-          <w:szCs w:val="20"/>
-        </w:rPr>
-        <w:t xml:space="preserve">&amp;&amp; </w:t>
-      </w:r>
-      <w:proofErr w:type="spellStart"/>
-      <w:r>
-        <w:rPr>
-          <w:rFonts w:ascii="Consolas" w:hAnsi="Consolas"/>
-          <w:color w:val="FFC000"/>
-          <w:sz w:val="20"/>
-          <w:szCs w:val="20"/>
-        </w:rPr>
-        <w:t>event</w:t>
-      </w:r>
-      <w:r>
-        <w:rPr>
-          <w:rFonts w:ascii="Consolas" w:hAnsi="Consolas"/>
-          <w:color w:val="FFFFFF" w:themeColor="background1"/>
-          <w:sz w:val="20"/>
-          <w:szCs w:val="20"/>
-        </w:rPr>
-        <w:t>.</w:t>
-      </w:r>
-      <w:r>
-        <w:rPr>
-          <w:rFonts w:ascii="Consolas" w:hAnsi="Consolas"/>
-          <w:color w:val="4C94D8" w:themeColor="text2" w:themeTint="80"/>
-          <w:sz w:val="20"/>
-          <w:szCs w:val="20"/>
-        </w:rPr>
-        <w:t>data</w:t>
-      </w:r>
-      <w:r>
-        <w:rPr>
-          <w:rFonts w:ascii="Consolas" w:hAnsi="Consolas"/>
-          <w:color w:val="FFFFFF" w:themeColor="background1"/>
-          <w:sz w:val="20"/>
-          <w:szCs w:val="20"/>
-        </w:rPr>
-        <w:t>.type</w:t>
-      </w:r>
-      <w:proofErr w:type="spellEnd"/>
-      <w:r>
-        <w:rPr>
-          <w:rFonts w:ascii="Consolas" w:hAnsi="Consolas"/>
-          <w:color w:val="FFFFFF" w:themeColor="background1"/>
-          <w:sz w:val="20"/>
-          <w:szCs w:val="20"/>
-        </w:rPr>
-        <w:t xml:space="preserve"> === </w:t>
-      </w:r>
-      <w:r>
-        <w:rPr>
-          <w:rFonts w:ascii="Consolas" w:hAnsi="Consolas"/>
-          <w:color w:val="60CAF3" w:themeColor="accent4" w:themeTint="99"/>
-          <w:sz w:val="20"/>
-          <w:szCs w:val="20"/>
-        </w:rPr>
-        <w:t>"STACKER_GAME_OVER"</w:t>
-      </w:r>
-      <w:r>
-        <w:rPr>
-          <w:rFonts w:ascii="Consolas" w:hAnsi="Consolas"/>
-          <w:color w:val="215E99" w:themeColor="text2" w:themeTint="BF"/>
-          <w:sz w:val="20"/>
-          <w:szCs w:val="20"/>
-        </w:rPr>
-        <w:t>)</w:t>
-      </w:r>
-      <w:r>
-        <w:rPr>
-          <w:rFonts w:ascii="Consolas" w:hAnsi="Consolas"/>
-          <w:color w:val="FFFFFF" w:themeColor="background1"/>
-          <w:sz w:val="20"/>
-          <w:szCs w:val="20"/>
-        </w:rPr>
-        <w:t xml:space="preserve"> </w:t>
-      </w:r>
-      <w:r>
-        <w:rPr>
-          <w:rFonts w:ascii="Consolas" w:hAnsi="Consolas"/>
-          <w:color w:val="215E99" w:themeColor="text2" w:themeTint="BF"/>
-          <w:sz w:val="20"/>
-          <w:szCs w:val="20"/>
-        </w:rPr>
-        <w:t>{</w:t>
-      </w:r>
-    </w:p>
-    <w:p>
-      <w:pPr>
-        <w:shd w:val="clear" w:color="auto" w:fill="000000" w:themeFill="text1"/>
-        <w:spacing w:after="0" w:line="240" w:lineRule="auto"/>
-        <w:rPr>
-          <w:rFonts w:ascii="Consolas" w:hAnsi="Consolas"/>
-          <w:color w:val="FFFFFF" w:themeColor="background1"/>
-          <w:sz w:val="20"/>
-          <w:szCs w:val="20"/>
-        </w:rPr>
-      </w:pPr>
-      <w:r>
-        <w:rPr>
-          <w:rFonts w:ascii="Consolas" w:hAnsi="Consolas"/>
-          <w:color w:val="FFFFFF" w:themeColor="background1"/>
-          <w:sz w:val="20"/>
-          <w:szCs w:val="20"/>
-        </w:rPr>
-        <w:t xml:space="preserve">        </w:t>
-      </w:r>
-      <w:proofErr w:type="spellStart"/>
-      <w:r>
-        <w:rPr>
-          <w:rFonts w:ascii="Consolas" w:hAnsi="Consolas"/>
-          <w:color w:val="FFFF99"/>
-          <w:sz w:val="20"/>
-          <w:szCs w:val="20"/>
-        </w:rPr>
-        <w:t>clearInterval</w:t>
-      </w:r>
-      <w:proofErr w:type="spellEnd"/>
-      <w:r>
-        <w:rPr>
-          <w:rFonts w:ascii="Consolas" w:hAnsi="Consolas"/>
-          <w:color w:val="FFFF00"/>
-          <w:sz w:val="20"/>
-          <w:szCs w:val="20"/>
-        </w:rPr>
-        <w:t>(</w:t>
-      </w:r>
-      <w:proofErr w:type="spellStart"/>
-      <w:r>
-        <w:rPr>
-          <w:rFonts w:ascii="Consolas" w:hAnsi="Consolas"/>
-          <w:color w:val="FFFFFF" w:themeColor="background1"/>
-          <w:sz w:val="20"/>
-          <w:szCs w:val="20"/>
-        </w:rPr>
-        <w:t>hackTimer</w:t>
-      </w:r>
-      <w:proofErr w:type="spellEnd"/>
-      <w:r>
-        <w:rPr>
-          <w:rFonts w:ascii="Consolas" w:hAnsi="Consolas"/>
-          <w:color w:val="FFFF00"/>
-          <w:sz w:val="20"/>
-          <w:szCs w:val="20"/>
-        </w:rPr>
-        <w:t>)</w:t>
-      </w:r>
-      <w:r>
-        <w:rPr>
-          <w:rFonts w:ascii="Consolas" w:hAnsi="Consolas"/>
-          <w:color w:val="FFFFFF" w:themeColor="background1"/>
-          <w:sz w:val="20"/>
-          <w:szCs w:val="20"/>
-        </w:rPr>
-        <w:t>;</w:t>
-      </w:r>
-    </w:p>
-    <w:p>
-      <w:pPr>
-        <w:shd w:val="clear" w:color="auto" w:fill="000000" w:themeFill="text1"/>
-        <w:spacing w:after="0" w:line="240" w:lineRule="auto"/>
-        <w:rPr>
-          <w:rFonts w:ascii="Consolas" w:hAnsi="Consolas"/>
-          <w:color w:val="FFFFFF" w:themeColor="background1"/>
-          <w:sz w:val="20"/>
-          <w:szCs w:val="20"/>
-        </w:rPr>
-      </w:pPr>
-      <w:r>
-        <w:rPr>
-          <w:rFonts w:ascii="Consolas" w:hAnsi="Consolas"/>
-          <w:color w:val="FFFFFF" w:themeColor="background1"/>
-          <w:sz w:val="20"/>
-          <w:szCs w:val="20"/>
-        </w:rPr>
-        <w:t xml:space="preserve">        </w:t>
-      </w:r>
-      <w:proofErr w:type="spellStart"/>
-      <w:r>
-        <w:rPr>
-          <w:rFonts w:ascii="Consolas" w:hAnsi="Consolas"/>
-          <w:color w:val="EE0000"/>
-          <w:sz w:val="20"/>
-          <w:szCs w:val="20"/>
-        </w:rPr>
-        <w:t>const</w:t>
-      </w:r>
-      <w:proofErr w:type="spellEnd"/>
-      <w:r>
-        <w:rPr>
-          <w:rFonts w:ascii="Consolas" w:hAnsi="Consolas"/>
-          <w:color w:val="EE0000"/>
-          <w:sz w:val="20"/>
-          <w:szCs w:val="20"/>
-        </w:rPr>
-        <w:t xml:space="preserve"> </w:t>
-      </w:r>
-      <w:proofErr w:type="spellStart"/>
-      <w:r>
-        <w:rPr>
-          <w:rFonts w:ascii="Consolas" w:hAnsi="Consolas"/>
-          <w:color w:val="4C94D8" w:themeColor="text2" w:themeTint="80"/>
-          <w:sz w:val="20"/>
-          <w:szCs w:val="20"/>
-        </w:rPr>
-        <w:t>finalScore</w:t>
-      </w:r>
-      <w:proofErr w:type="spellEnd"/>
-      <w:r>
-        <w:rPr>
-          <w:rFonts w:ascii="Consolas" w:hAnsi="Consolas"/>
-          <w:color w:val="4C94D8" w:themeColor="text2" w:themeTint="80"/>
-          <w:sz w:val="20"/>
-          <w:szCs w:val="20"/>
-        </w:rPr>
-        <w:t xml:space="preserve"> </w:t>
-      </w:r>
-      <w:r>
-        <w:rPr>
-          <w:rFonts w:ascii="Consolas" w:hAnsi="Consolas"/>
-          <w:color w:val="FFFFFF" w:themeColor="background1"/>
-          <w:sz w:val="20"/>
-          <w:szCs w:val="20"/>
-        </w:rPr>
-        <w:t xml:space="preserve">= </w:t>
-      </w:r>
-      <w:proofErr w:type="spellStart"/>
-      <w:r>
-        <w:rPr>
-          <w:rFonts w:ascii="Consolas" w:hAnsi="Consolas"/>
-          <w:color w:val="FFC000"/>
-          <w:sz w:val="20"/>
-          <w:szCs w:val="20"/>
-        </w:rPr>
-        <w:t>event</w:t>
-      </w:r>
-      <w:r>
-        <w:rPr>
-          <w:rFonts w:ascii="Consolas" w:hAnsi="Consolas"/>
-          <w:color w:val="FFFFFF" w:themeColor="background1"/>
-          <w:sz w:val="20"/>
-          <w:szCs w:val="20"/>
-        </w:rPr>
-        <w:t>.</w:t>
-      </w:r>
-      <w:r>
-        <w:rPr>
-          <w:rFonts w:ascii="Consolas" w:hAnsi="Consolas"/>
-          <w:color w:val="4C94D8" w:themeColor="text2" w:themeTint="80"/>
-          <w:sz w:val="20"/>
-          <w:szCs w:val="20"/>
-        </w:rPr>
-        <w:t>data</w:t>
-      </w:r>
-      <w:r>
-        <w:rPr>
-          <w:rFonts w:ascii="Consolas" w:hAnsi="Consolas"/>
-          <w:color w:val="FFFFFF" w:themeColor="background1"/>
-          <w:sz w:val="20"/>
-          <w:szCs w:val="20"/>
-        </w:rPr>
-        <w:t>.score</w:t>
-      </w:r>
-      <w:proofErr w:type="spellEnd"/>
-      <w:r>
-        <w:rPr>
-          <w:rFonts w:ascii="Consolas" w:hAnsi="Consolas"/>
-          <w:color w:val="FFFFFF" w:themeColor="background1"/>
-          <w:sz w:val="20"/>
-          <w:szCs w:val="20"/>
-        </w:rPr>
-        <w:t>;</w:t>
-      </w:r>
-    </w:p>
-    <w:p>
-      <w:pPr>
-        <w:shd w:val="clear" w:color="auto" w:fill="000000" w:themeFill="text1"/>
-        <w:spacing w:after="0" w:line="240" w:lineRule="auto"/>
-        <w:rPr>
-          <w:rFonts w:ascii="Consolas" w:hAnsi="Consolas"/>
-          <w:color w:val="FFFFFF" w:themeColor="background1"/>
-          <w:sz w:val="20"/>
-          <w:szCs w:val="20"/>
-        </w:rPr>
-      </w:pPr>
-      <w:r>
-        <w:rPr>
-          <w:rFonts w:ascii="Consolas" w:hAnsi="Consolas"/>
-          <w:color w:val="FFFFFF" w:themeColor="background1"/>
-          <w:sz w:val="20"/>
-          <w:szCs w:val="20"/>
-        </w:rPr>
-        <w:t>        // Dispatch event for game.js to catch and send to Firebase</w:t>
-      </w:r>
-    </w:p>
-    <w:p>
-      <w:pPr>
-        <w:shd w:val="clear" w:color="auto" w:fill="000000" w:themeFill="text1"/>
-        <w:spacing w:after="0" w:line="240" w:lineRule="auto"/>
-        <w:rPr>
-          <w:rFonts w:ascii="Consolas" w:hAnsi="Consolas"/>
-          <w:color w:val="FFFFFF" w:themeColor="background1"/>
-          <w:sz w:val="20"/>
-          <w:szCs w:val="20"/>
-        </w:rPr>
-      </w:pPr>
-      <w:r>
-        <w:rPr>
-          <w:rFonts w:ascii="Consolas" w:hAnsi="Consolas"/>
-          <w:color w:val="FFFFFF" w:themeColor="background1"/>
-          <w:sz w:val="20"/>
-          <w:szCs w:val="20"/>
-        </w:rPr>
-        <w:t xml:space="preserve">        </w:t>
-      </w:r>
-      <w:proofErr w:type="spellStart"/>
-      <w:r>
-        <w:rPr>
-          <w:rFonts w:ascii="Consolas" w:hAnsi="Consolas"/>
-          <w:color w:val="4C94D8" w:themeColor="text2" w:themeTint="80"/>
-          <w:sz w:val="20"/>
-          <w:szCs w:val="20"/>
-        </w:rPr>
-        <w:t>document</w:t>
-      </w:r>
-      <w:r>
-        <w:rPr>
-          <w:rFonts w:ascii="Consolas" w:hAnsi="Consolas"/>
-          <w:color w:val="FFFFFF" w:themeColor="background1"/>
-          <w:sz w:val="20"/>
-          <w:szCs w:val="20"/>
-        </w:rPr>
-        <w:t>.</w:t>
-      </w:r>
-      <w:r>
-        <w:rPr>
-          <w:rFonts w:ascii="Consolas" w:hAnsi="Consolas"/>
-          <w:color w:val="F2CEED" w:themeColor="accent5" w:themeTint="33"/>
-          <w:sz w:val="20"/>
-          <w:szCs w:val="20"/>
-        </w:rPr>
-        <w:t>dispatchEvent</w:t>
-      </w:r>
-      <w:proofErr w:type="spellEnd"/>
-      <w:r>
-        <w:rPr>
-          <w:rFonts w:ascii="Consolas" w:hAnsi="Consolas"/>
-          <w:color w:val="FFFF00"/>
-          <w:sz w:val="20"/>
-          <w:szCs w:val="20"/>
-        </w:rPr>
-        <w:t>(</w:t>
-      </w:r>
-      <w:r>
-        <w:rPr>
-          <w:rFonts w:ascii="Consolas" w:hAnsi="Consolas"/>
-          <w:color w:val="215E99" w:themeColor="text2" w:themeTint="BF"/>
-          <w:sz w:val="20"/>
-          <w:szCs w:val="20"/>
-        </w:rPr>
-        <w:t xml:space="preserve">new </w:t>
-      </w:r>
-      <w:proofErr w:type="spellStart"/>
-      <w:r>
-        <w:rPr>
-          <w:rFonts w:ascii="Consolas" w:hAnsi="Consolas"/>
-          <w:color w:val="47D459" w:themeColor="accent3" w:themeTint="99"/>
-          <w:sz w:val="20"/>
-          <w:szCs w:val="20"/>
-        </w:rPr>
-        <w:t>CustomEvent</w:t>
-      </w:r>
-      <w:proofErr w:type="spellEnd"/>
-      <w:r>
-        <w:rPr>
-          <w:rFonts w:ascii="Consolas" w:hAnsi="Consolas"/>
-          <w:color w:val="D86DCB" w:themeColor="accent5" w:themeTint="99"/>
-          <w:sz w:val="20"/>
-          <w:szCs w:val="20"/>
-        </w:rPr>
-        <w:t>(</w:t>
-      </w:r>
-      <w:r>
-        <w:rPr>
-          <w:rFonts w:ascii="Consolas" w:hAnsi="Consolas"/>
-          <w:color w:val="FFFFFF" w:themeColor="background1"/>
-          <w:sz w:val="20"/>
-          <w:szCs w:val="20"/>
-        </w:rPr>
-        <w:t xml:space="preserve"> </w:t>
-      </w:r>
-      <w:r>
-        <w:rPr>
-          <w:rFonts w:ascii="Consolas" w:hAnsi="Consolas"/>
-          <w:color w:val="60CAF3" w:themeColor="accent4" w:themeTint="99"/>
-          <w:sz w:val="20"/>
-          <w:szCs w:val="20"/>
-        </w:rPr>
-        <w:t>'</w:t>
-      </w:r>
-      <w:proofErr w:type="spellStart"/>
-      <w:r>
-        <w:rPr>
-          <w:rFonts w:ascii="Consolas" w:hAnsi="Consolas"/>
-          <w:color w:val="60CAF3" w:themeColor="accent4" w:themeTint="99"/>
-          <w:sz w:val="20"/>
-          <w:szCs w:val="20"/>
-        </w:rPr>
-        <w:t>unityGameOver</w:t>
-      </w:r>
-      <w:proofErr w:type="spellEnd"/>
-      <w:r>
-        <w:rPr>
-          <w:rFonts w:ascii="Consolas" w:hAnsi="Consolas"/>
-          <w:color w:val="60CAF3" w:themeColor="accent4" w:themeTint="99"/>
-          <w:sz w:val="20"/>
-          <w:szCs w:val="20"/>
-        </w:rPr>
-        <w:t>'</w:t>
-      </w:r>
-      <w:r>
-        <w:rPr>
-          <w:rFonts w:ascii="Consolas" w:hAnsi="Consolas"/>
-          <w:color w:val="FFFFFF" w:themeColor="background1"/>
-          <w:sz w:val="20"/>
-          <w:szCs w:val="20"/>
-        </w:rPr>
-        <w:t xml:space="preserve">, </w:t>
-      </w:r>
-      <w:r>
-        <w:rPr>
-          <w:rFonts w:ascii="Consolas" w:hAnsi="Consolas"/>
-          <w:color w:val="215E99" w:themeColor="text2" w:themeTint="BF"/>
-          <w:sz w:val="20"/>
-          <w:szCs w:val="20"/>
-        </w:rPr>
-        <w:t>{</w:t>
-      </w:r>
-      <w:r>
-        <w:rPr>
-          <w:rFonts w:ascii="Consolas" w:hAnsi="Consolas"/>
-          <w:color w:val="FFFFFF" w:themeColor="background1"/>
-          <w:sz w:val="20"/>
-          <w:szCs w:val="20"/>
-        </w:rPr>
-        <w:t xml:space="preserve"> detail: </w:t>
-      </w:r>
-      <w:r>
-        <w:rPr>
-          <w:rFonts w:ascii="Consolas" w:hAnsi="Consolas"/>
-          <w:color w:val="FFFF00"/>
-          <w:sz w:val="20"/>
-          <w:szCs w:val="20"/>
-        </w:rPr>
-        <w:t>{</w:t>
-      </w:r>
-      <w:r>
-        <w:rPr>
-          <w:rFonts w:ascii="Consolas" w:hAnsi="Consolas"/>
-          <w:color w:val="FFFFFF" w:themeColor="background1"/>
-          <w:sz w:val="20"/>
-          <w:szCs w:val="20"/>
-        </w:rPr>
-        <w:t xml:space="preserve"> score: </w:t>
-      </w:r>
-      <w:proofErr w:type="spellStart"/>
-      <w:r>
-        <w:rPr>
-          <w:rFonts w:ascii="Consolas" w:hAnsi="Consolas"/>
-          <w:color w:val="4C94D8" w:themeColor="text2" w:themeTint="80"/>
-          <w:sz w:val="20"/>
-          <w:szCs w:val="20"/>
-        </w:rPr>
-        <w:t>finalScore</w:t>
-      </w:r>
-      <w:proofErr w:type="spellEnd"/>
-      <w:r>
-        <w:rPr>
-          <w:rFonts w:ascii="Consolas" w:hAnsi="Consolas"/>
-          <w:color w:val="4C94D8" w:themeColor="text2" w:themeTint="80"/>
-          <w:sz w:val="20"/>
-          <w:szCs w:val="20"/>
-        </w:rPr>
-        <w:t xml:space="preserve"> </w:t>
-      </w:r>
-      <w:r>
-        <w:rPr>
-          <w:rFonts w:ascii="Consolas" w:hAnsi="Consolas"/>
-          <w:color w:val="FFFF00"/>
-          <w:sz w:val="20"/>
-          <w:szCs w:val="20"/>
-        </w:rPr>
-        <w:t>}</w:t>
-      </w:r>
-      <w:r>
-        <w:rPr>
-          <w:rFonts w:ascii="Consolas" w:hAnsi="Consolas"/>
-          <w:color w:val="FFFFFF" w:themeColor="background1"/>
-          <w:sz w:val="20"/>
-          <w:szCs w:val="20"/>
-        </w:rPr>
-        <w:t xml:space="preserve"> </w:t>
-      </w:r>
-      <w:r>
-        <w:rPr>
-          <w:rFonts w:ascii="Consolas" w:hAnsi="Consolas"/>
-          <w:color w:val="215E99" w:themeColor="text2" w:themeTint="BF"/>
-          <w:sz w:val="20"/>
-          <w:szCs w:val="20"/>
-        </w:rPr>
-        <w:t>}</w:t>
-      </w:r>
-      <w:r>
-        <w:rPr>
-          <w:rFonts w:ascii="Consolas" w:hAnsi="Consolas"/>
-          <w:color w:val="D86DCB" w:themeColor="accent5" w:themeTint="99"/>
-          <w:sz w:val="20"/>
-          <w:szCs w:val="20"/>
-        </w:rPr>
-        <w:t>)</w:t>
-      </w:r>
-      <w:r>
-        <w:rPr>
-          <w:rFonts w:ascii="Consolas" w:hAnsi="Consolas"/>
-          <w:color w:val="FFFF00"/>
-          <w:sz w:val="20"/>
-          <w:szCs w:val="20"/>
-        </w:rPr>
-        <w:t>)</w:t>
-      </w:r>
-      <w:r>
-        <w:rPr>
-          <w:rFonts w:ascii="Consolas" w:hAnsi="Consolas"/>
-          <w:color w:val="FFFFFF" w:themeColor="background1"/>
-          <w:sz w:val="20"/>
-          <w:szCs w:val="20"/>
-        </w:rPr>
-        <w:t>;</w:t>
-      </w:r>
-    </w:p>
-    <w:p>
-      <w:pPr>
-        <w:shd w:val="clear" w:color="auto" w:fill="000000" w:themeFill="text1"/>
-        <w:spacing w:after="0" w:line="240" w:lineRule="auto"/>
-        <w:rPr>
-          <w:rFonts w:ascii="Consolas" w:hAnsi="Consolas"/>
-          <w:color w:val="FFFFFF" w:themeColor="background1"/>
-          <w:sz w:val="20"/>
-          <w:szCs w:val="20"/>
-        </w:rPr>
-      </w:pPr>
-      <w:r>
-        <w:rPr>
-          <w:rFonts w:ascii="Consolas" w:hAnsi="Consolas"/>
-          <w:color w:val="FFFFFF" w:themeColor="background1"/>
-          <w:sz w:val="20"/>
-          <w:szCs w:val="20"/>
-        </w:rPr>
-        <w:t xml:space="preserve">      </w:t>
-      </w:r>
-      <w:r>
-        <w:rPr>
-          <w:rFonts w:ascii="Consolas" w:hAnsi="Consolas"/>
-          <w:color w:val="215E99" w:themeColor="text2" w:themeTint="BF"/>
-          <w:sz w:val="20"/>
-          <w:szCs w:val="20"/>
-        </w:rPr>
-        <w:t>}</w:t>
-      </w:r>
-    </w:p>
-    <w:p>
-      <w:pPr>
-        <w:shd w:val="clear" w:color="auto" w:fill="000000" w:themeFill="text1"/>
-        <w:spacing w:after="0" w:line="240" w:lineRule="auto"/>
-        <w:rPr>
-          <w:rFonts w:ascii="Consolas" w:hAnsi="Consolas"/>
-          <w:color w:val="FFFFFF" w:themeColor="background1"/>
-          <w:sz w:val="20"/>
-          <w:szCs w:val="20"/>
-        </w:rPr>
-      </w:pPr>
-      <w:r>
-        <w:rPr>
-          <w:rFonts w:ascii="Consolas" w:hAnsi="Consolas"/>
-          <w:color w:val="FFFFFF" w:themeColor="background1"/>
-          <w:sz w:val="20"/>
-          <w:szCs w:val="20"/>
-        </w:rPr>
-        <w:t xml:space="preserve">    </w:t>
-      </w:r>
-      <w:r>
-        <w:rPr>
-          <w:rFonts w:ascii="Consolas" w:hAnsi="Consolas"/>
-          <w:color w:val="D86DCB" w:themeColor="accent5" w:themeTint="99"/>
-          <w:sz w:val="20"/>
-          <w:szCs w:val="20"/>
-        </w:rPr>
-        <w:t>}</w:t>
-      </w:r>
-      <w:r>
-        <w:rPr>
-          <w:rFonts w:ascii="Consolas" w:hAnsi="Consolas"/>
-          <w:color w:val="FFFF00"/>
-          <w:sz w:val="20"/>
-          <w:szCs w:val="20"/>
-        </w:rPr>
-        <w:t>)</w:t>
-      </w:r>
-      <w:r>
-        <w:rPr>
-          <w:rFonts w:ascii="Consolas" w:hAnsi="Consolas"/>
-          <w:color w:val="FFFFFF" w:themeColor="background1"/>
-          <w:sz w:val="20"/>
-          <w:szCs w:val="20"/>
-        </w:rPr>
-        <w:t>;</w:t>
-      </w:r>
-    </w:p>
-    <w:p>
-      <w:pPr>
-        <w:rPr>
-          <w:rStyle w:val="SubtleEmphasis"/>
-        </w:rPr>
-      </w:pPr>
-      <w:r>
-        <w:rPr>
-          <w:rStyle w:val="SubtleEmphasis"/>
-        </w:rPr>
-        <w:t xml:space="preserve">Code 1 </w:t>
-      </w:r>
-      <w:r>
-        <w:rPr>
-          <w:rStyle w:val="SubtleEmphasis"/>
-        </w:rPr>
-        <w:t>–</w:t>
-      </w:r>
-      <w:r>
-        <w:rPr>
-          <w:rStyle w:val="SubtleEmphasis"/>
-        </w:rPr>
-        <w:t xml:space="preserve"> </w:t>
-      </w:r>
-      <w:r>
-        <w:rPr>
-          <w:rStyle w:val="SubtleEmphasis"/>
-        </w:rPr>
-        <w:t>Game over custom event</w:t>
-      </w:r>
-    </w:p>
-    <w:p>
-      <w:pPr>
+        <w:t xml:space="preserve">file ‘game.html’ via a </w:t>
+      </w:r>
+      <w:r>
         <w:rPr>
           <w:rStyle w:val="SubtleEmphasis"/>
           <w:i w:val="0"/>
           <w:iCs w:val="0"/>
         </w:rPr>
-      </w:pPr>
-      <w:r>
+        <w:t>custom event shown here:</w:t>
+      </w:r>
+    </w:p>
+    <w:p>
+      <w:pPr>
+        <w:shd w:val="clear" w:color="auto" w:fill="000000" w:themeFill="text1"/>
+        <w:spacing w:after="0" w:line="240" w:lineRule="auto"/>
+        <w:rPr>
+          <w:rFonts w:ascii="Consolas" w:hAnsi="Consolas"/>
+          <w:color w:val="D86DCB" w:themeColor="accent5" w:themeTint="99"/>
+          <w:sz w:val="20"/>
+          <w:szCs w:val="20"/>
+        </w:rPr>
+      </w:pPr>
+      <w:proofErr w:type="spellStart"/>
+      <w:r>
+        <w:rPr>
+          <w:rFonts w:ascii="Consolas" w:hAnsi="Consolas"/>
+          <w:color w:val="4C94D8" w:themeColor="text2" w:themeTint="80"/>
+          <w:sz w:val="20"/>
+          <w:szCs w:val="20"/>
+        </w:rPr>
+        <w:t>window</w:t>
+      </w:r>
+      <w:r>
+        <w:rPr>
+          <w:rFonts w:ascii="Consolas" w:hAnsi="Consolas"/>
+          <w:color w:val="FFFFFF" w:themeColor="background1"/>
+          <w:sz w:val="20"/>
+          <w:szCs w:val="20"/>
+        </w:rPr>
+        <w:t>.</w:t>
+      </w:r>
+      <w:r>
+        <w:rPr>
+          <w:rFonts w:ascii="Consolas" w:hAnsi="Consolas"/>
+          <w:color w:val="F2CEED" w:themeColor="accent5" w:themeTint="33"/>
+          <w:sz w:val="20"/>
+          <w:szCs w:val="20"/>
+        </w:rPr>
+        <w:t>addEventListener</w:t>
+      </w:r>
+      <w:proofErr w:type="spellEnd"/>
+      <w:r>
+        <w:rPr>
+          <w:rFonts w:ascii="Consolas" w:hAnsi="Consolas"/>
+          <w:color w:val="FFFF00"/>
+          <w:sz w:val="20"/>
+          <w:szCs w:val="20"/>
+        </w:rPr>
+        <w:t>(</w:t>
+      </w:r>
+      <w:r>
+        <w:rPr>
+          <w:rFonts w:ascii="Consolas" w:hAnsi="Consolas"/>
+          <w:color w:val="FFFF00"/>
+          <w:sz w:val="20"/>
+          <w:szCs w:val="20"/>
+        </w:rPr>
+        <w:t xml:space="preserve"> </w:t>
+      </w:r>
+      <w:r>
+        <w:rPr>
+          <w:rFonts w:ascii="Consolas" w:hAnsi="Consolas"/>
+          <w:color w:val="60CAF3" w:themeColor="accent4" w:themeTint="99"/>
+          <w:sz w:val="20"/>
+          <w:szCs w:val="20"/>
+        </w:rPr>
+        <w:t>"message"</w:t>
+      </w:r>
+      <w:r>
+        <w:rPr>
+          <w:rFonts w:ascii="Consolas" w:hAnsi="Consolas"/>
+          <w:color w:val="FFFFFF" w:themeColor="background1"/>
+          <w:sz w:val="20"/>
+          <w:szCs w:val="20"/>
+        </w:rPr>
+        <w:t xml:space="preserve">, </w:t>
+      </w:r>
+      <w:r>
+        <w:rPr>
+          <w:rFonts w:ascii="Consolas" w:hAnsi="Consolas"/>
+          <w:color w:val="EE0000"/>
+          <w:sz w:val="20"/>
+          <w:szCs w:val="20"/>
+        </w:rPr>
+        <w:t>function</w:t>
+      </w:r>
+      <w:r>
+        <w:rPr>
+          <w:rFonts w:ascii="Consolas" w:hAnsi="Consolas"/>
+          <w:color w:val="D86DCB" w:themeColor="accent5" w:themeTint="99"/>
+          <w:sz w:val="20"/>
+          <w:szCs w:val="20"/>
+        </w:rPr>
+        <w:t>(</w:t>
+      </w:r>
+      <w:r>
+        <w:rPr>
+          <w:rFonts w:ascii="Consolas" w:hAnsi="Consolas"/>
+          <w:color w:val="FFC000"/>
+          <w:sz w:val="20"/>
+          <w:szCs w:val="20"/>
+        </w:rPr>
+        <w:t>event</w:t>
+      </w:r>
+      <w:r>
+        <w:rPr>
+          <w:rFonts w:ascii="Consolas" w:hAnsi="Consolas"/>
+          <w:color w:val="D86DCB" w:themeColor="accent5" w:themeTint="99"/>
+          <w:sz w:val="20"/>
+          <w:szCs w:val="20"/>
+        </w:rPr>
+        <w:t>) {</w:t>
+      </w:r>
+    </w:p>
+    <w:p>
+      <w:pPr>
+        <w:shd w:val="clear" w:color="auto" w:fill="000000" w:themeFill="text1"/>
+        <w:spacing w:after="0" w:line="240" w:lineRule="auto"/>
+        <w:rPr>
+          <w:rFonts w:ascii="Consolas" w:hAnsi="Consolas"/>
+          <w:color w:val="FFFFFF" w:themeColor="background1"/>
+          <w:sz w:val="20"/>
+          <w:szCs w:val="20"/>
+        </w:rPr>
+      </w:pPr>
+      <w:r>
+        <w:rPr>
+          <w:rFonts w:ascii="Consolas" w:hAnsi="Consolas"/>
+          <w:color w:val="D86DCB" w:themeColor="accent5" w:themeTint="99"/>
+          <w:sz w:val="20"/>
+          <w:szCs w:val="20"/>
+        </w:rPr>
+        <w:t xml:space="preserve">      if </w:t>
+      </w:r>
+      <w:r>
+        <w:rPr>
+          <w:rFonts w:ascii="Consolas" w:hAnsi="Consolas"/>
+          <w:color w:val="215E99" w:themeColor="text2" w:themeTint="BF"/>
+          <w:sz w:val="20"/>
+          <w:szCs w:val="20"/>
+        </w:rPr>
+        <w:t>(</w:t>
+      </w:r>
+      <w:proofErr w:type="spellStart"/>
+      <w:r>
+        <w:rPr>
+          <w:rFonts w:ascii="Consolas" w:hAnsi="Consolas"/>
+          <w:color w:val="FFC000"/>
+          <w:sz w:val="20"/>
+          <w:szCs w:val="20"/>
+        </w:rPr>
+        <w:t>event</w:t>
+      </w:r>
+      <w:r>
+        <w:rPr>
+          <w:rFonts w:ascii="Consolas" w:hAnsi="Consolas"/>
+          <w:color w:val="FFFFFF" w:themeColor="background1"/>
+          <w:sz w:val="20"/>
+          <w:szCs w:val="20"/>
+        </w:rPr>
+        <w:t>.</w:t>
+      </w:r>
+      <w:r>
+        <w:rPr>
+          <w:rFonts w:ascii="Consolas" w:hAnsi="Consolas"/>
+          <w:color w:val="4C94D8" w:themeColor="text2" w:themeTint="80"/>
+          <w:sz w:val="20"/>
+          <w:szCs w:val="20"/>
+        </w:rPr>
+        <w:t>data</w:t>
+      </w:r>
+      <w:proofErr w:type="spellEnd"/>
+      <w:r>
+        <w:rPr>
+          <w:rFonts w:ascii="Consolas" w:hAnsi="Consolas"/>
+          <w:color w:val="4C94D8" w:themeColor="text2" w:themeTint="80"/>
+          <w:sz w:val="20"/>
+          <w:szCs w:val="20"/>
+        </w:rPr>
+        <w:t xml:space="preserve"> </w:t>
+      </w:r>
+      <w:r>
+        <w:rPr>
+          <w:rFonts w:ascii="Consolas" w:hAnsi="Consolas"/>
+          <w:color w:val="FFFFFF" w:themeColor="background1"/>
+          <w:sz w:val="20"/>
+          <w:szCs w:val="20"/>
+        </w:rPr>
+        <w:t xml:space="preserve">&amp;&amp; </w:t>
+      </w:r>
+      <w:proofErr w:type="spellStart"/>
+      <w:r>
+        <w:rPr>
+          <w:rFonts w:ascii="Consolas" w:hAnsi="Consolas"/>
+          <w:color w:val="FFC000"/>
+          <w:sz w:val="20"/>
+          <w:szCs w:val="20"/>
+        </w:rPr>
+        <w:t>event</w:t>
+      </w:r>
+      <w:r>
+        <w:rPr>
+          <w:rFonts w:ascii="Consolas" w:hAnsi="Consolas"/>
+          <w:color w:val="FFFFFF" w:themeColor="background1"/>
+          <w:sz w:val="20"/>
+          <w:szCs w:val="20"/>
+        </w:rPr>
+        <w:t>.</w:t>
+      </w:r>
+      <w:r>
+        <w:rPr>
+          <w:rFonts w:ascii="Consolas" w:hAnsi="Consolas"/>
+          <w:color w:val="4C94D8" w:themeColor="text2" w:themeTint="80"/>
+          <w:sz w:val="20"/>
+          <w:szCs w:val="20"/>
+        </w:rPr>
+        <w:t>data</w:t>
+      </w:r>
+      <w:r>
+        <w:rPr>
+          <w:rFonts w:ascii="Consolas" w:hAnsi="Consolas"/>
+          <w:color w:val="FFFFFF" w:themeColor="background1"/>
+          <w:sz w:val="20"/>
+          <w:szCs w:val="20"/>
+        </w:rPr>
+        <w:t>.type</w:t>
+      </w:r>
+      <w:proofErr w:type="spellEnd"/>
+      <w:r>
+        <w:rPr>
+          <w:rFonts w:ascii="Consolas" w:hAnsi="Consolas"/>
+          <w:color w:val="FFFFFF" w:themeColor="background1"/>
+          <w:sz w:val="20"/>
+          <w:szCs w:val="20"/>
+        </w:rPr>
+        <w:t xml:space="preserve"> === </w:t>
+      </w:r>
+      <w:r>
+        <w:rPr>
+          <w:rFonts w:ascii="Consolas" w:hAnsi="Consolas"/>
+          <w:color w:val="60CAF3" w:themeColor="accent4" w:themeTint="99"/>
+          <w:sz w:val="20"/>
+          <w:szCs w:val="20"/>
+        </w:rPr>
+        <w:t>"STACKER_GAME_OVER"</w:t>
+      </w:r>
+      <w:r>
+        <w:rPr>
+          <w:rFonts w:ascii="Consolas" w:hAnsi="Consolas"/>
+          <w:color w:val="215E99" w:themeColor="text2" w:themeTint="BF"/>
+          <w:sz w:val="20"/>
+          <w:szCs w:val="20"/>
+        </w:rPr>
+        <w:t>)</w:t>
+      </w:r>
+      <w:r>
+        <w:rPr>
+          <w:rFonts w:ascii="Consolas" w:hAnsi="Consolas"/>
+          <w:color w:val="FFFFFF" w:themeColor="background1"/>
+          <w:sz w:val="20"/>
+          <w:szCs w:val="20"/>
+        </w:rPr>
+        <w:t xml:space="preserve"> </w:t>
+      </w:r>
+      <w:r>
+        <w:rPr>
+          <w:rFonts w:ascii="Consolas" w:hAnsi="Consolas"/>
+          <w:color w:val="215E99" w:themeColor="text2" w:themeTint="BF"/>
+          <w:sz w:val="20"/>
+          <w:szCs w:val="20"/>
+        </w:rPr>
+        <w:t>{</w:t>
+      </w:r>
+    </w:p>
+    <w:p>
+      <w:pPr>
+        <w:shd w:val="clear" w:color="auto" w:fill="000000" w:themeFill="text1"/>
+        <w:spacing w:after="0" w:line="240" w:lineRule="auto"/>
+        <w:rPr>
+          <w:rFonts w:ascii="Consolas" w:hAnsi="Consolas"/>
+          <w:color w:val="FFFFFF" w:themeColor="background1"/>
+          <w:sz w:val="20"/>
+          <w:szCs w:val="20"/>
+        </w:rPr>
+      </w:pPr>
+      <w:r>
+        <w:rPr>
+          <w:rFonts w:ascii="Consolas" w:hAnsi="Consolas"/>
+          <w:color w:val="FFFFFF" w:themeColor="background1"/>
+          <w:sz w:val="20"/>
+          <w:szCs w:val="20"/>
+        </w:rPr>
+        <w:t xml:space="preserve">        </w:t>
+      </w:r>
+      <w:proofErr w:type="spellStart"/>
+      <w:r>
+        <w:rPr>
+          <w:rFonts w:ascii="Consolas" w:hAnsi="Consolas"/>
+          <w:color w:val="FFFF99"/>
+          <w:sz w:val="20"/>
+          <w:szCs w:val="20"/>
+        </w:rPr>
+        <w:t>clearInterval</w:t>
+      </w:r>
+      <w:proofErr w:type="spellEnd"/>
+      <w:r>
+        <w:rPr>
+          <w:rFonts w:ascii="Consolas" w:hAnsi="Consolas"/>
+          <w:color w:val="FFFF00"/>
+          <w:sz w:val="20"/>
+          <w:szCs w:val="20"/>
+        </w:rPr>
+        <w:t>(</w:t>
+      </w:r>
+      <w:proofErr w:type="spellStart"/>
+      <w:r>
+        <w:rPr>
+          <w:rFonts w:ascii="Consolas" w:hAnsi="Consolas"/>
+          <w:color w:val="FFFFFF" w:themeColor="background1"/>
+          <w:sz w:val="20"/>
+          <w:szCs w:val="20"/>
+        </w:rPr>
+        <w:t>hackTimer</w:t>
+      </w:r>
+      <w:proofErr w:type="spellEnd"/>
+      <w:proofErr w:type="gramStart"/>
+      <w:r>
+        <w:rPr>
+          <w:rFonts w:ascii="Consolas" w:hAnsi="Consolas"/>
+          <w:color w:val="FFFF00"/>
+          <w:sz w:val="20"/>
+          <w:szCs w:val="20"/>
+        </w:rPr>
+        <w:t>)</w:t>
+      </w:r>
+      <w:r>
+        <w:rPr>
+          <w:rFonts w:ascii="Consolas" w:hAnsi="Consolas"/>
+          <w:color w:val="FFFFFF" w:themeColor="background1"/>
+          <w:sz w:val="20"/>
+          <w:szCs w:val="20"/>
+        </w:rPr>
+        <w:t>;</w:t>
+      </w:r>
+      <w:proofErr w:type="gramEnd"/>
+    </w:p>
+    <w:p>
+      <w:pPr>
+        <w:shd w:val="clear" w:color="auto" w:fill="000000" w:themeFill="text1"/>
+        <w:spacing w:after="0" w:line="240" w:lineRule="auto"/>
+        <w:rPr>
+          <w:rFonts w:ascii="Consolas" w:hAnsi="Consolas"/>
+          <w:color w:val="FFFFFF" w:themeColor="background1"/>
+          <w:sz w:val="20"/>
+          <w:szCs w:val="20"/>
+        </w:rPr>
+      </w:pPr>
+      <w:r>
+        <w:rPr>
+          <w:rFonts w:ascii="Consolas" w:hAnsi="Consolas"/>
+          <w:color w:val="FFFFFF" w:themeColor="background1"/>
+          <w:sz w:val="20"/>
+          <w:szCs w:val="20"/>
+        </w:rPr>
+        <w:t xml:space="preserve">        </w:t>
+      </w:r>
+      <w:proofErr w:type="spellStart"/>
+      <w:r>
+        <w:rPr>
+          <w:rFonts w:ascii="Consolas" w:hAnsi="Consolas"/>
+          <w:color w:val="EE0000"/>
+          <w:sz w:val="20"/>
+          <w:szCs w:val="20"/>
+        </w:rPr>
+        <w:t>const</w:t>
+      </w:r>
+      <w:proofErr w:type="spellEnd"/>
+      <w:r>
+        <w:rPr>
+          <w:rFonts w:ascii="Consolas" w:hAnsi="Consolas"/>
+          <w:color w:val="EE0000"/>
+          <w:sz w:val="20"/>
+          <w:szCs w:val="20"/>
+        </w:rPr>
+        <w:t xml:space="preserve"> </w:t>
+      </w:r>
+      <w:proofErr w:type="spellStart"/>
+      <w:r>
+        <w:rPr>
+          <w:rFonts w:ascii="Consolas" w:hAnsi="Consolas"/>
+          <w:color w:val="4C94D8" w:themeColor="text2" w:themeTint="80"/>
+          <w:sz w:val="20"/>
+          <w:szCs w:val="20"/>
+        </w:rPr>
+        <w:t>finalScore</w:t>
+      </w:r>
+      <w:proofErr w:type="spellEnd"/>
+      <w:r>
+        <w:rPr>
+          <w:rFonts w:ascii="Consolas" w:hAnsi="Consolas"/>
+          <w:color w:val="4C94D8" w:themeColor="text2" w:themeTint="80"/>
+          <w:sz w:val="20"/>
+          <w:szCs w:val="20"/>
+        </w:rPr>
+        <w:t xml:space="preserve"> </w:t>
+      </w:r>
+      <w:r>
+        <w:rPr>
+          <w:rFonts w:ascii="Consolas" w:hAnsi="Consolas"/>
+          <w:color w:val="FFFFFF" w:themeColor="background1"/>
+          <w:sz w:val="20"/>
+          <w:szCs w:val="20"/>
+        </w:rPr>
+        <w:t xml:space="preserve">= </w:t>
+      </w:r>
+      <w:proofErr w:type="spellStart"/>
+      <w:r>
+        <w:rPr>
+          <w:rFonts w:ascii="Consolas" w:hAnsi="Consolas"/>
+          <w:color w:val="FFC000"/>
+          <w:sz w:val="20"/>
+          <w:szCs w:val="20"/>
+        </w:rPr>
+        <w:t>event</w:t>
+      </w:r>
+      <w:r>
+        <w:rPr>
+          <w:rFonts w:ascii="Consolas" w:hAnsi="Consolas"/>
+          <w:color w:val="FFFFFF" w:themeColor="background1"/>
+          <w:sz w:val="20"/>
+          <w:szCs w:val="20"/>
+        </w:rPr>
+        <w:t>.</w:t>
+      </w:r>
+      <w:r>
+        <w:rPr>
+          <w:rFonts w:ascii="Consolas" w:hAnsi="Consolas"/>
+          <w:color w:val="4C94D8" w:themeColor="text2" w:themeTint="80"/>
+          <w:sz w:val="20"/>
+          <w:szCs w:val="20"/>
+        </w:rPr>
+        <w:t>data</w:t>
+      </w:r>
+      <w:r>
+        <w:rPr>
+          <w:rFonts w:ascii="Consolas" w:hAnsi="Consolas"/>
+          <w:color w:val="FFFFFF" w:themeColor="background1"/>
+          <w:sz w:val="20"/>
+          <w:szCs w:val="20"/>
+        </w:rPr>
+        <w:t>.</w:t>
+      </w:r>
+      <w:proofErr w:type="gramStart"/>
+      <w:r>
+        <w:rPr>
+          <w:rFonts w:ascii="Consolas" w:hAnsi="Consolas"/>
+          <w:color w:val="FFFFFF" w:themeColor="background1"/>
+          <w:sz w:val="20"/>
+          <w:szCs w:val="20"/>
+        </w:rPr>
+        <w:t>score</w:t>
+      </w:r>
+      <w:proofErr w:type="spellEnd"/>
+      <w:r>
+        <w:rPr>
+          <w:rFonts w:ascii="Consolas" w:hAnsi="Consolas"/>
+          <w:color w:val="FFFFFF" w:themeColor="background1"/>
+          <w:sz w:val="20"/>
+          <w:szCs w:val="20"/>
+        </w:rPr>
+        <w:t>;</w:t>
+      </w:r>
+      <w:proofErr w:type="gramEnd"/>
+    </w:p>
+    <w:p>
+      <w:pPr>
+        <w:shd w:val="clear" w:color="auto" w:fill="000000" w:themeFill="text1"/>
+        <w:spacing w:after="0" w:line="240" w:lineRule="auto"/>
+        <w:rPr>
+          <w:rFonts w:ascii="Consolas" w:hAnsi="Consolas"/>
+          <w:color w:val="FFFFFF" w:themeColor="background1"/>
+          <w:sz w:val="20"/>
+          <w:szCs w:val="20"/>
+        </w:rPr>
+      </w:pPr>
+      <w:r>
+        <w:rPr>
+          <w:rFonts w:ascii="Consolas" w:hAnsi="Consolas"/>
+          <w:color w:val="FFFFFF" w:themeColor="background1"/>
+          <w:sz w:val="20"/>
+          <w:szCs w:val="20"/>
+        </w:rPr>
+        <w:t>        // Dispatch event for game.js to catch and send to Firebase</w:t>
+      </w:r>
+    </w:p>
+    <w:p>
+      <w:pPr>
+        <w:shd w:val="clear" w:color="auto" w:fill="000000" w:themeFill="text1"/>
+        <w:spacing w:after="0" w:line="240" w:lineRule="auto"/>
+        <w:rPr>
+          <w:rFonts w:ascii="Consolas" w:hAnsi="Consolas"/>
+          <w:color w:val="FFFFFF" w:themeColor="background1"/>
+          <w:sz w:val="20"/>
+          <w:szCs w:val="20"/>
+        </w:rPr>
+      </w:pPr>
+      <w:r>
+        <w:rPr>
+          <w:rFonts w:ascii="Consolas" w:hAnsi="Consolas"/>
+          <w:color w:val="FFFFFF" w:themeColor="background1"/>
+          <w:sz w:val="20"/>
+          <w:szCs w:val="20"/>
+        </w:rPr>
+        <w:t xml:space="preserve">        </w:t>
+      </w:r>
+      <w:proofErr w:type="spellStart"/>
+      <w:r>
+        <w:rPr>
+          <w:rFonts w:ascii="Consolas" w:hAnsi="Consolas"/>
+          <w:color w:val="4C94D8" w:themeColor="text2" w:themeTint="80"/>
+          <w:sz w:val="20"/>
+          <w:szCs w:val="20"/>
+        </w:rPr>
+        <w:t>document</w:t>
+      </w:r>
+      <w:r>
+        <w:rPr>
+          <w:rFonts w:ascii="Consolas" w:hAnsi="Consolas"/>
+          <w:color w:val="FFFFFF" w:themeColor="background1"/>
+          <w:sz w:val="20"/>
+          <w:szCs w:val="20"/>
+        </w:rPr>
+        <w:t>.</w:t>
+      </w:r>
+      <w:r>
+        <w:rPr>
+          <w:rFonts w:ascii="Consolas" w:hAnsi="Consolas"/>
+          <w:color w:val="F2CEED" w:themeColor="accent5" w:themeTint="33"/>
+          <w:sz w:val="20"/>
+          <w:szCs w:val="20"/>
+        </w:rPr>
+        <w:t>dispatchEvent</w:t>
+      </w:r>
+      <w:proofErr w:type="spellEnd"/>
+      <w:r>
+        <w:rPr>
+          <w:rFonts w:ascii="Consolas" w:hAnsi="Consolas"/>
+          <w:color w:val="FFFF00"/>
+          <w:sz w:val="20"/>
+          <w:szCs w:val="20"/>
+        </w:rPr>
+        <w:t>(</w:t>
+      </w:r>
+      <w:r>
+        <w:rPr>
+          <w:rFonts w:ascii="Consolas" w:hAnsi="Consolas"/>
+          <w:color w:val="215E99" w:themeColor="text2" w:themeTint="BF"/>
+          <w:sz w:val="20"/>
+          <w:szCs w:val="20"/>
+        </w:rPr>
+        <w:t xml:space="preserve">new </w:t>
+      </w:r>
+      <w:proofErr w:type="spellStart"/>
+      <w:r>
+        <w:rPr>
+          <w:rFonts w:ascii="Consolas" w:hAnsi="Consolas"/>
+          <w:color w:val="47D459" w:themeColor="accent3" w:themeTint="99"/>
+          <w:sz w:val="20"/>
+          <w:szCs w:val="20"/>
+        </w:rPr>
+        <w:t>CustomEvent</w:t>
+      </w:r>
+      <w:proofErr w:type="spellEnd"/>
+      <w:r>
+        <w:rPr>
+          <w:rFonts w:ascii="Consolas" w:hAnsi="Consolas"/>
+          <w:color w:val="D86DCB" w:themeColor="accent5" w:themeTint="99"/>
+          <w:sz w:val="20"/>
+          <w:szCs w:val="20"/>
+        </w:rPr>
+        <w:t>(</w:t>
+      </w:r>
+      <w:r>
+        <w:rPr>
+          <w:rFonts w:ascii="Consolas" w:hAnsi="Consolas"/>
+          <w:color w:val="FFFFFF" w:themeColor="background1"/>
+          <w:sz w:val="20"/>
+          <w:szCs w:val="20"/>
+        </w:rPr>
+        <w:t xml:space="preserve"> </w:t>
+      </w:r>
+      <w:r>
+        <w:rPr>
+          <w:rFonts w:ascii="Consolas" w:hAnsi="Consolas"/>
+          <w:color w:val="60CAF3" w:themeColor="accent4" w:themeTint="99"/>
+          <w:sz w:val="20"/>
+          <w:szCs w:val="20"/>
+        </w:rPr>
+        <w:t>'</w:t>
+      </w:r>
+      <w:proofErr w:type="spellStart"/>
+      <w:r>
+        <w:rPr>
+          <w:rFonts w:ascii="Consolas" w:hAnsi="Consolas"/>
+          <w:color w:val="60CAF3" w:themeColor="accent4" w:themeTint="99"/>
+          <w:sz w:val="20"/>
+          <w:szCs w:val="20"/>
+        </w:rPr>
+        <w:t>unityGameOver</w:t>
+      </w:r>
+      <w:proofErr w:type="spellEnd"/>
+      <w:r>
+        <w:rPr>
+          <w:rFonts w:ascii="Consolas" w:hAnsi="Consolas"/>
+          <w:color w:val="60CAF3" w:themeColor="accent4" w:themeTint="99"/>
+          <w:sz w:val="20"/>
+          <w:szCs w:val="20"/>
+        </w:rPr>
+        <w:t>'</w:t>
+      </w:r>
+      <w:r>
+        <w:rPr>
+          <w:rFonts w:ascii="Consolas" w:hAnsi="Consolas"/>
+          <w:color w:val="FFFFFF" w:themeColor="background1"/>
+          <w:sz w:val="20"/>
+          <w:szCs w:val="20"/>
+        </w:rPr>
+        <w:t xml:space="preserve">, </w:t>
+      </w:r>
+      <w:r>
+        <w:rPr>
+          <w:rFonts w:ascii="Consolas" w:hAnsi="Consolas"/>
+          <w:color w:val="215E99" w:themeColor="text2" w:themeTint="BF"/>
+          <w:sz w:val="20"/>
+          <w:szCs w:val="20"/>
+        </w:rPr>
+        <w:t>{</w:t>
+      </w:r>
+      <w:r>
+        <w:rPr>
+          <w:rFonts w:ascii="Consolas" w:hAnsi="Consolas"/>
+          <w:color w:val="FFFFFF" w:themeColor="background1"/>
+          <w:sz w:val="20"/>
+          <w:szCs w:val="20"/>
+        </w:rPr>
+        <w:t xml:space="preserve"> detail: </w:t>
+      </w:r>
+      <w:r>
+        <w:rPr>
+          <w:rFonts w:ascii="Consolas" w:hAnsi="Consolas"/>
+          <w:color w:val="FFFF00"/>
+          <w:sz w:val="20"/>
+          <w:szCs w:val="20"/>
+        </w:rPr>
+        <w:t>{</w:t>
+      </w:r>
+      <w:r>
+        <w:rPr>
+          <w:rFonts w:ascii="Consolas" w:hAnsi="Consolas"/>
+          <w:color w:val="FFFFFF" w:themeColor="background1"/>
+          <w:sz w:val="20"/>
+          <w:szCs w:val="20"/>
+        </w:rPr>
+        <w:t xml:space="preserve"> score: </w:t>
+      </w:r>
+      <w:proofErr w:type="spellStart"/>
+      <w:r>
+        <w:rPr>
+          <w:rFonts w:ascii="Consolas" w:hAnsi="Consolas"/>
+          <w:color w:val="4C94D8" w:themeColor="text2" w:themeTint="80"/>
+          <w:sz w:val="20"/>
+          <w:szCs w:val="20"/>
+        </w:rPr>
+        <w:t>finalScore</w:t>
+      </w:r>
+      <w:proofErr w:type="spellEnd"/>
+      <w:r>
+        <w:rPr>
+          <w:rFonts w:ascii="Consolas" w:hAnsi="Consolas"/>
+          <w:color w:val="4C94D8" w:themeColor="text2" w:themeTint="80"/>
+          <w:sz w:val="20"/>
+          <w:szCs w:val="20"/>
+        </w:rPr>
+        <w:t xml:space="preserve"> </w:t>
+      </w:r>
+      <w:r>
+        <w:rPr>
+          <w:rFonts w:ascii="Consolas" w:hAnsi="Consolas"/>
+          <w:color w:val="FFFF00"/>
+          <w:sz w:val="20"/>
+          <w:szCs w:val="20"/>
+        </w:rPr>
+        <w:t>}</w:t>
+      </w:r>
+      <w:r>
+        <w:rPr>
+          <w:rFonts w:ascii="Consolas" w:hAnsi="Consolas"/>
+          <w:color w:val="FFFFFF" w:themeColor="background1"/>
+          <w:sz w:val="20"/>
+          <w:szCs w:val="20"/>
+        </w:rPr>
+        <w:t xml:space="preserve"> </w:t>
+      </w:r>
+      <w:r>
+        <w:rPr>
+          <w:rFonts w:ascii="Consolas" w:hAnsi="Consolas"/>
+          <w:color w:val="215E99" w:themeColor="text2" w:themeTint="BF"/>
+          <w:sz w:val="20"/>
+          <w:szCs w:val="20"/>
+        </w:rPr>
+        <w:t>}</w:t>
+      </w:r>
+      <w:r>
+        <w:rPr>
+          <w:rFonts w:ascii="Consolas" w:hAnsi="Consolas"/>
+          <w:color w:val="D86DCB" w:themeColor="accent5" w:themeTint="99"/>
+          <w:sz w:val="20"/>
+          <w:szCs w:val="20"/>
+        </w:rPr>
+        <w:t>)</w:t>
+      </w:r>
+      <w:proofErr w:type="gramStart"/>
+      <w:r>
+        <w:rPr>
+          <w:rFonts w:ascii="Consolas" w:hAnsi="Consolas"/>
+          <w:color w:val="FFFF00"/>
+          <w:sz w:val="20"/>
+          <w:szCs w:val="20"/>
+        </w:rPr>
+        <w:t>)</w:t>
+      </w:r>
+      <w:r>
+        <w:rPr>
+          <w:rFonts w:ascii="Consolas" w:hAnsi="Consolas"/>
+          <w:color w:val="FFFFFF" w:themeColor="background1"/>
+          <w:sz w:val="20"/>
+          <w:szCs w:val="20"/>
+        </w:rPr>
+        <w:t>;</w:t>
+      </w:r>
+      <w:proofErr w:type="gramEnd"/>
+    </w:p>
+    <w:p>
+      <w:pPr>
+        <w:shd w:val="clear" w:color="auto" w:fill="000000" w:themeFill="text1"/>
+        <w:spacing w:after="0" w:line="240" w:lineRule="auto"/>
+        <w:rPr>
+          <w:rFonts w:ascii="Consolas" w:hAnsi="Consolas"/>
+          <w:color w:val="FFFFFF" w:themeColor="background1"/>
+          <w:sz w:val="20"/>
+          <w:szCs w:val="20"/>
+        </w:rPr>
+      </w:pPr>
+      <w:r>
+        <w:rPr>
+          <w:rFonts w:ascii="Consolas" w:hAnsi="Consolas"/>
+          <w:color w:val="FFFFFF" w:themeColor="background1"/>
+          <w:sz w:val="20"/>
+          <w:szCs w:val="20"/>
+        </w:rPr>
+        <w:t xml:space="preserve">      </w:t>
+      </w:r>
+      <w:r>
+        <w:rPr>
+          <w:rFonts w:ascii="Consolas" w:hAnsi="Consolas"/>
+          <w:color w:val="215E99" w:themeColor="text2" w:themeTint="BF"/>
+          <w:sz w:val="20"/>
+          <w:szCs w:val="20"/>
+        </w:rPr>
+        <w:t>}</w:t>
+      </w:r>
+    </w:p>
+    <w:p>
+      <w:pPr>
+        <w:shd w:val="clear" w:color="auto" w:fill="000000" w:themeFill="text1"/>
+        <w:spacing w:after="0" w:line="240" w:lineRule="auto"/>
+        <w:rPr>
+          <w:rFonts w:ascii="Consolas" w:hAnsi="Consolas"/>
+          <w:color w:val="FFFFFF" w:themeColor="background1"/>
+          <w:sz w:val="20"/>
+          <w:szCs w:val="20"/>
+        </w:rPr>
+      </w:pPr>
+      <w:r>
+        <w:rPr>
+          <w:rFonts w:ascii="Consolas" w:hAnsi="Consolas"/>
+          <w:color w:val="FFFFFF" w:themeColor="background1"/>
+          <w:sz w:val="20"/>
+          <w:szCs w:val="20"/>
+        </w:rPr>
+        <w:t xml:space="preserve">    </w:t>
+      </w:r>
+      <w:r>
+        <w:rPr>
+          <w:rFonts w:ascii="Consolas" w:hAnsi="Consolas"/>
+          <w:color w:val="D86DCB" w:themeColor="accent5" w:themeTint="99"/>
+          <w:sz w:val="20"/>
+          <w:szCs w:val="20"/>
+        </w:rPr>
+        <w:t>}</w:t>
+      </w:r>
+      <w:proofErr w:type="gramStart"/>
+      <w:r>
+        <w:rPr>
+          <w:rFonts w:ascii="Consolas" w:hAnsi="Consolas"/>
+          <w:color w:val="FFFF00"/>
+          <w:sz w:val="20"/>
+          <w:szCs w:val="20"/>
+        </w:rPr>
+        <w:t>)</w:t>
+      </w:r>
+      <w:r>
+        <w:rPr>
+          <w:rFonts w:ascii="Consolas" w:hAnsi="Consolas"/>
+          <w:color w:val="FFFFFF" w:themeColor="background1"/>
+          <w:sz w:val="20"/>
+          <w:szCs w:val="20"/>
+        </w:rPr>
+        <w:t>;</w:t>
+      </w:r>
+      <w:proofErr w:type="gramEnd"/>
+    </w:p>
+    <w:p>
+      <w:pPr>
         <w:rPr>
           <w:rStyle w:val="SubtleEmphasis"/>
         </w:rPr>
-        <w:tab/>
-      </w:r>
-      <w:r>
+      </w:pPr>
+      <w:r>
+        <w:rPr>
+          <w:rStyle w:val="SubtleEmphasis"/>
+        </w:rPr>
+        <w:t xml:space="preserve">Code 1 </w:t>
+      </w:r>
+      <w:r>
+        <w:rPr>
+          <w:rStyle w:val="SubtleEmphasis"/>
+        </w:rPr>
+        <w:t>–</w:t>
+      </w:r>
+      <w:r>
+        <w:rPr>
+          <w:rStyle w:val="SubtleEmphasis"/>
+        </w:rPr>
+        <w:t xml:space="preserve"> </w:t>
+      </w:r>
+      <w:r>
+        <w:rPr>
+          <w:rStyle w:val="SubtleEmphasis"/>
+        </w:rPr>
+        <w:t>Game over custom event</w:t>
+      </w:r>
+    </w:p>
+    <w:p>
+      <w:pPr>
         <w:rPr>
           <w:rStyle w:val="SubtleEmphasis"/>
           <w:i w:val="0"/>
           <w:iCs w:val="0"/>
         </w:rPr>
-        <w:t>The player’s score is gathered using ‘</w:t>
-      </w:r>
-      <w:proofErr w:type="spellStart"/>
+      </w:pPr>
+      <w:r>
+        <w:rPr>
+          <w:rStyle w:val="SubtleEmphasis"/>
+        </w:rPr>
+        <w:tab/>
+      </w:r>
       <w:r>
         <w:rPr>
           <w:rStyle w:val="SubtleEmphasis"/>
           <w:i w:val="0"/>
           <w:iCs w:val="0"/>
         </w:rPr>
-        <w:t>event.data.score</w:t>
-      </w:r>
-      <w:proofErr w:type="spellEnd"/>
+        <w:t>The player’s score is gathered using ‘</w:t>
+      </w:r>
+      <w:proofErr w:type="spellStart"/>
       <w:r>
         <w:rPr>
           <w:rStyle w:val="SubtleEmphasis"/>
           <w:i w:val="0"/>
           <w:iCs w:val="0"/>
         </w:rPr>
-        <w:t>’</w:t>
-      </w:r>
+        <w:t>event.data.score</w:t>
+      </w:r>
+      <w:proofErr w:type="spellEnd"/>
       <w:r>
         <w:rPr>
           <w:rStyle w:val="SubtleEmphasis"/>
           <w:i w:val="0"/>
           <w:iCs w:val="0"/>
         </w:rPr>
-        <w:t xml:space="preserve"> and then stored in the ‘</w:t>
-      </w:r>
-      <w:proofErr w:type="spellStart"/>
+        <w:t>’</w:t>
+      </w:r>
       <w:r>
         <w:rPr>
           <w:rStyle w:val="SubtleEmphasis"/>
           <w:i w:val="0"/>
           <w:iCs w:val="0"/>
         </w:rPr>
-        <w:t>finalScore</w:t>
-      </w:r>
-      <w:proofErr w:type="spellEnd"/>
+        <w:t xml:space="preserve"> and then stored in the ‘</w:t>
+      </w:r>
+      <w:proofErr w:type="spellStart"/>
       <w:r>
         <w:rPr>
           <w:rStyle w:val="SubtleEmphasis"/>
           <w:i w:val="0"/>
           <w:iCs w:val="0"/>
         </w:rPr>
-        <w:t xml:space="preserve">’ variable for </w:t>
-      </w:r>
+        <w:t>finalScore</w:t>
+      </w:r>
+      <w:proofErr w:type="spellEnd"/>
       <w:r>
         <w:rPr>
           <w:rStyle w:val="SubtleEmphasis"/>
           <w:i w:val="0"/>
           <w:iCs w:val="0"/>
         </w:rPr>
-        <w:t xml:space="preserve">future use. </w:t>
+        <w:t xml:space="preserve">’ variable for </w:t>
       </w:r>
       <w:r>
         <w:rPr>
@@ -26698,26 +27471,26 @@
           <w:i w:val="0"/>
           <w:iCs w:val="0"/>
         </w:rPr>
-        <w:t>This custom event can be used every time the game ends to gather the score.</w:t>
-      </w:r>
-    </w:p>
-    <w:p>
+        <w:t xml:space="preserve">future use. </w:t>
+      </w:r>
       <w:r>
         <w:rPr>
           <w:rStyle w:val="SubtleEmphasis"/>
           <w:i w:val="0"/>
           <w:iCs w:val="0"/>
         </w:rPr>
-        <w:tab/>
-        <w:t xml:space="preserve">Then, in the </w:t>
-      </w:r>
+        <w:t>This custom event can be used every time the game ends to gather the score.</w:t>
+      </w:r>
+    </w:p>
+    <w:p>
       <w:r>
         <w:rPr>
           <w:rStyle w:val="SubtleEmphasis"/>
           <w:i w:val="0"/>
           <w:iCs w:val="0"/>
         </w:rPr>
-        <w:t>‘game.js’ file, we then use</w:t>
+        <w:tab/>
+        <w:t xml:space="preserve">Then, in the </w:t>
       </w:r>
       <w:r>
         <w:rPr>
@@ -26725,7 +27498,7 @@
           <w:i w:val="0"/>
           <w:iCs w:val="0"/>
         </w:rPr>
-        <w:t xml:space="preserve"> this</w:t>
+        <w:t>‘game.js’ file, we then use</w:t>
       </w:r>
       <w:r>
         <w:rPr>
@@ -26733,70 +27506,78 @@
           <w:i w:val="0"/>
           <w:iCs w:val="0"/>
         </w:rPr>
-        <w:t xml:space="preserve"> ‘</w:t>
-      </w:r>
-      <w:proofErr w:type="spellStart"/>
+        <w:t xml:space="preserve"> this</w:t>
+      </w:r>
       <w:r>
         <w:rPr>
           <w:rStyle w:val="SubtleEmphasis"/>
           <w:i w:val="0"/>
           <w:iCs w:val="0"/>
         </w:rPr>
-        <w:t>unityGameOver</w:t>
-      </w:r>
-      <w:proofErr w:type="spellEnd"/>
+        <w:t xml:space="preserve"> ‘</w:t>
+      </w:r>
+      <w:proofErr w:type="spellStart"/>
       <w:r>
         <w:rPr>
           <w:rStyle w:val="SubtleEmphasis"/>
           <w:i w:val="0"/>
           <w:iCs w:val="0"/>
         </w:rPr>
-        <w:t>’</w:t>
-      </w:r>
+        <w:t>unityGameOver</w:t>
+      </w:r>
+      <w:proofErr w:type="spellEnd"/>
       <w:r>
         <w:rPr>
           <w:rStyle w:val="SubtleEmphasis"/>
           <w:i w:val="0"/>
           <w:iCs w:val="0"/>
         </w:rPr>
-        <w:t xml:space="preserve"> event listener </w:t>
-      </w:r>
-      <w:r>
-        <w:t>to find the final score</w:t>
-      </w:r>
-      <w:r>
-        <w:t xml:space="preserve">. This is executed in the </w:t>
-      </w:r>
-      <w:r>
-        <w:t>‘</w:t>
-      </w:r>
-      <w:proofErr w:type="spellStart"/>
-      <w:r>
-        <w:t>finalScore</w:t>
-      </w:r>
-      <w:proofErr w:type="spellEnd"/>
-      <w:r>
-        <w:t>’ variable via multiplying the game score (</w:t>
-      </w:r>
-      <w:r>
-        <w:t>‘</w:t>
-      </w:r>
-      <w:proofErr w:type="spellStart"/>
-      <w:r>
-        <w:t>e.detail.score</w:t>
-      </w:r>
-      <w:proofErr w:type="spellEnd"/>
-      <w:r>
-        <w:t>’) with the player accumulated multiplier.</w:t>
-      </w:r>
-    </w:p>
-    <w:p>
-      <w:pPr>
+        <w:t>’</w:t>
+      </w:r>
+      <w:r>
         <w:rPr>
           <w:rStyle w:val="SubtleEmphasis"/>
           <w:i w:val="0"/>
           <w:iCs w:val="0"/>
         </w:rPr>
+        <w:t xml:space="preserve"> event listener </w:t>
+      </w:r>
+      <w:r>
+        <w:t>to find the final score</w:t>
+      </w:r>
+      <w:r>
+        <w:t xml:space="preserve">. This is executed in the </w:t>
+      </w:r>
+      <w:r>
+        <w:t>‘</w:t>
+      </w:r>
+      <w:proofErr w:type="spellStart"/>
+      <w:r>
+        <w:t>finalScore</w:t>
+      </w:r>
+      <w:proofErr w:type="spellEnd"/>
+      <w:r>
+        <w:t>’ variable via multiplying the game score (</w:t>
+      </w:r>
+      <w:r>
+        <w:t>‘</w:t>
+      </w:r>
+      <w:proofErr w:type="spellStart"/>
+      <w:r>
+        <w:t>e.detail.score</w:t>
+      </w:r>
+      <w:proofErr w:type="spellEnd"/>
+      <w:r>
+        <w:t>’) with the player accumulated multiplier.</w:t>
+      </w:r>
+    </w:p>
+    <w:p>
+      <w:pPr>
+        <w:rPr>
+          <w:rStyle w:val="SubtleEmphasis"/>
+          <w:i w:val="0"/>
+          <w:iCs w:val="0"/>
+        </w:rPr>
       </w:pPr>
     </w:p>
     <w:p>
@@ -26954,7 +27735,6 @@
         </w:rPr>
         <w:t xml:space="preserve">    </w:t>
       </w:r>
-      <w:proofErr w:type="spellStart"/>
       <w:r>
         <w:rPr>
           <w:rFonts w:ascii="Consolas" w:hAnsi="Consolas"/>
@@ -26963,20 +27743,28 @@
           <w:szCs w:val="20"/>
           <w:lang w:val="nl-NL"/>
         </w:rPr>
-        <w:t>const</w:t>
-      </w:r>
-      <w:proofErr w:type="spellEnd"/>
-      <w:r>
-        <w:rPr>
-          <w:rFonts w:ascii="Consolas" w:hAnsi="Consolas"/>
-          <w:color w:val="EE0000"/>
+        <w:t xml:space="preserve">const </w:t>
+      </w:r>
+      <w:r>
+        <w:rPr>
+          <w:rFonts w:ascii="Consolas" w:hAnsi="Consolas"/>
+          <w:color w:val="4C94D8" w:themeColor="text2" w:themeTint="80"/>
           <w:sz w:val="20"/>
           <w:szCs w:val="20"/>
           <w:lang w:val="nl-NL"/>
         </w:rPr>
-        <w:t xml:space="preserve"> </w:t>
-      </w:r>
-      <w:proofErr w:type="spellStart"/>
+        <w:t xml:space="preserve">statusEl </w:t>
+      </w:r>
+      <w:r>
+        <w:rPr>
+          <w:rFonts w:ascii="Consolas" w:hAnsi="Consolas"/>
+          <w:color w:val="FFFFFF" w:themeColor="background1"/>
+          <w:sz w:val="20"/>
+          <w:szCs w:val="20"/>
+          <w:lang w:val="nl-NL"/>
+        </w:rPr>
+        <w:t xml:space="preserve">= </w:t>
+      </w:r>
       <w:r>
         <w:rPr>
           <w:rFonts w:ascii="Consolas" w:hAnsi="Consolas"/>
@@ -26985,61 +27773,28 @@
           <w:szCs w:val="20"/>
           <w:lang w:val="nl-NL"/>
         </w:rPr>
-        <w:t>statusEl</w:t>
-      </w:r>
-      <w:proofErr w:type="spellEnd"/>
-      <w:r>
-        <w:rPr>
-          <w:rFonts w:ascii="Consolas" w:hAnsi="Consolas"/>
-          <w:color w:val="4C94D8" w:themeColor="text2" w:themeTint="80"/>
+        <w:t>document</w:t>
+      </w:r>
+      <w:r>
+        <w:rPr>
+          <w:rFonts w:ascii="Consolas" w:hAnsi="Consolas"/>
+          <w:color w:val="FFFFFF" w:themeColor="background1"/>
           <w:sz w:val="20"/>
           <w:szCs w:val="20"/>
           <w:lang w:val="nl-NL"/>
         </w:rPr>
-        <w:t xml:space="preserve"> </w:t>
-      </w:r>
-      <w:r>
-        <w:rPr>
-          <w:rFonts w:ascii="Consolas" w:hAnsi="Consolas"/>
-          <w:color w:val="FFFFFF" w:themeColor="background1"/>
+        <w:t>.</w:t>
+      </w:r>
+      <w:r>
+        <w:rPr>
+          <w:rFonts w:ascii="Consolas" w:hAnsi="Consolas"/>
+          <w:color w:val="F2CEED" w:themeColor="accent5" w:themeTint="33"/>
           <w:sz w:val="20"/>
           <w:szCs w:val="20"/>
           <w:lang w:val="nl-NL"/>
         </w:rPr>
-        <w:t xml:space="preserve">= </w:t>
-      </w:r>
-      <w:proofErr w:type="spellStart"/>
-      <w:r>
-        <w:rPr>
-          <w:rFonts w:ascii="Consolas" w:hAnsi="Consolas"/>
-          <w:color w:val="4C94D8" w:themeColor="text2" w:themeTint="80"/>
-          <w:sz w:val="20"/>
-          <w:szCs w:val="20"/>
-          <w:lang w:val="nl-NL"/>
-        </w:rPr>
-        <w:t>document</w:t>
-      </w:r>
-      <w:r>
-        <w:rPr>
-          <w:rFonts w:ascii="Consolas" w:hAnsi="Consolas"/>
-          <w:color w:val="FFFFFF" w:themeColor="background1"/>
-          <w:sz w:val="20"/>
-          <w:szCs w:val="20"/>
-          <w:lang w:val="nl-NL"/>
-        </w:rPr>
-        <w:t>.</w:t>
-      </w:r>
-      <w:r>
-        <w:rPr>
-          <w:rFonts w:ascii="Consolas" w:hAnsi="Consolas"/>
-          <w:color w:val="F2CEED" w:themeColor="accent5" w:themeTint="33"/>
-          <w:sz w:val="20"/>
-          <w:szCs w:val="20"/>
-          <w:lang w:val="nl-NL"/>
-        </w:rPr>
         <w:t>getElementById</w:t>
       </w:r>
-      <w:proofErr w:type="spellEnd"/>
       <w:r>
         <w:rPr>
           <w:rFonts w:ascii="Consolas" w:hAnsi="Consolas"/>
@@ -27178,8 +27933,19 @@
           <w:sz w:val="20"/>
           <w:szCs w:val="20"/>
         </w:rPr>
-        <w:t xml:space="preserve"> * multiplier;</w:t>
-      </w:r>
+        <w:t xml:space="preserve"> * </w:t>
+      </w:r>
+      <w:proofErr w:type="gramStart"/>
+      <w:r>
+        <w:rPr>
+          <w:rFonts w:ascii="Consolas" w:hAnsi="Consolas"/>
+          <w:color w:val="FFFFFF" w:themeColor="background1"/>
+          <w:sz w:val="20"/>
+          <w:szCs w:val="20"/>
+        </w:rPr>
+        <w:t>multiplier;</w:t>
+      </w:r>
+      <w:proofErr w:type="gramEnd"/>
     </w:p>
     <w:p>
       <w:pPr>
@@ -27302,7 +28068,17 @@
           <w:sz w:val="20"/>
           <w:szCs w:val="20"/>
         </w:rPr>
-        <w:t>"A"</w:t>
+        <w:t>"A</w:t>
+      </w:r>
+      <w:proofErr w:type="gramStart"/>
+      <w:r>
+        <w:rPr>
+          <w:rFonts w:ascii="Consolas" w:hAnsi="Consolas"/>
+          <w:color w:val="60CAF3" w:themeColor="accent4" w:themeTint="99"/>
+          <w:sz w:val="20"/>
+          <w:szCs w:val="20"/>
+        </w:rPr>
+        <w:t>"</w:t>
       </w:r>
       <w:r>
         <w:rPr>
@@ -27313,6 +28089,7 @@
         </w:rPr>
         <w:t>;</w:t>
       </w:r>
+      <w:proofErr w:type="gramEnd"/>
     </w:p>
     <w:p>
       <w:pPr>
@@ -27475,7 +28252,17 @@
           <w:sz w:val="20"/>
           <w:szCs w:val="20"/>
         </w:rPr>
-        <w:t>"Player"</w:t>
+        <w:t>"Player</w:t>
+      </w:r>
+      <w:proofErr w:type="gramStart"/>
+      <w:r>
+        <w:rPr>
+          <w:rFonts w:ascii="Consolas" w:hAnsi="Consolas"/>
+          <w:color w:val="60CAF3" w:themeColor="accent4" w:themeTint="99"/>
+          <w:sz w:val="20"/>
+          <w:szCs w:val="20"/>
+        </w:rPr>
+        <w:t>"</w:t>
       </w:r>
       <w:r>
         <w:rPr>
@@ -27486,6 +28273,7 @@
         </w:rPr>
         <w:t>;</w:t>
       </w:r>
+      <w:proofErr w:type="gramEnd"/>
     </w:p>
     <w:p>
       <w:pPr>
@@ -27648,7 +28436,17 @@
           <w:sz w:val="20"/>
           <w:szCs w:val="20"/>
         </w:rPr>
-        <w:t>"DEFAULT_SESSION"</w:t>
+        <w:t>"DEFAULT_SESSION</w:t>
+      </w:r>
+      <w:proofErr w:type="gramStart"/>
+      <w:r>
+        <w:rPr>
+          <w:rFonts w:ascii="Consolas" w:hAnsi="Consolas"/>
+          <w:color w:val="60CAF3" w:themeColor="accent4" w:themeTint="99"/>
+          <w:sz w:val="20"/>
+          <w:szCs w:val="20"/>
+        </w:rPr>
+        <w:t>"</w:t>
       </w:r>
       <w:r>
         <w:rPr>
@@ -27659,6 +28457,7 @@
         </w:rPr>
         <w:t>;</w:t>
       </w:r>
+      <w:proofErr w:type="gramEnd"/>
     </w:p>
     <w:p>
       <w:pPr>
@@ -27733,6 +28532,7 @@
         <w:t xml:space="preserve">        </w:t>
       </w:r>
       <w:proofErr w:type="spellStart"/>
+      <w:proofErr w:type="gramStart"/>
       <w:r>
         <w:rPr>
           <w:rFonts w:ascii="Consolas" w:hAnsi="Consolas"/>
@@ -27744,6 +28544,7 @@
         <w:t>const</w:t>
       </w:r>
       <w:proofErr w:type="spellEnd"/>
+      <w:proofErr w:type="gramEnd"/>
       <w:r>
         <w:rPr>
           <w:rFonts w:ascii="Consolas" w:hAnsi="Consolas"/>
@@ -27786,6 +28587,7 @@
         </w:rPr>
         <w:t xml:space="preserve">= </w:t>
       </w:r>
+      <w:proofErr w:type="gramStart"/>
       <w:r>
         <w:rPr>
           <w:rFonts w:ascii="Consolas" w:hAnsi="Consolas"/>
@@ -27807,6 +28609,7 @@
         <w:t>(</w:t>
       </w:r>
       <w:proofErr w:type="spellStart"/>
+      <w:proofErr w:type="gramEnd"/>
       <w:r>
         <w:rPr>
           <w:rFonts w:ascii="Consolas" w:hAnsi="Consolas"/>
@@ -27860,6 +28663,7 @@
         <w:t>sessionPin</w:t>
       </w:r>
       <w:proofErr w:type="spellEnd"/>
+      <w:proofErr w:type="gramStart"/>
       <w:r>
         <w:rPr>
           <w:rFonts w:ascii="Consolas" w:hAnsi="Consolas"/>
@@ -27880,6 +28684,7 @@
         </w:rPr>
         <w:t>;</w:t>
       </w:r>
+      <w:proofErr w:type="gramEnd"/>
     </w:p>
     <w:p>
       <w:pPr>
@@ -28129,7 +28934,17 @@
           <w:sz w:val="20"/>
           <w:szCs w:val="20"/>
         </w:rPr>
-        <w:t>")"</w:t>
+        <w:t>")</w:t>
+      </w:r>
+      <w:proofErr w:type="gramStart"/>
+      <w:r>
+        <w:rPr>
+          <w:rFonts w:ascii="Consolas" w:hAnsi="Consolas"/>
+          <w:color w:val="60CAF3" w:themeColor="accent4" w:themeTint="99"/>
+          <w:sz w:val="20"/>
+          <w:szCs w:val="20"/>
+        </w:rPr>
+        <w:t>"</w:t>
       </w:r>
       <w:r>
         <w:rPr>
@@ -28140,6 +28955,7 @@
         </w:rPr>
         <w:t>;</w:t>
       </w:r>
+      <w:proofErr w:type="gramEnd"/>
     </w:p>
     <w:p>
       <w:pPr>
@@ -28250,7 +29066,17 @@
           <w:sz w:val="20"/>
           <w:szCs w:val="20"/>
         </w:rPr>
-        <w:t>{}</w:t>
+        <w:t>{</w:t>
+      </w:r>
+      <w:proofErr w:type="gramStart"/>
+      <w:r>
+        <w:rPr>
+          <w:rFonts w:ascii="Consolas" w:hAnsi="Consolas"/>
+          <w:color w:val="FFC000"/>
+          <w:sz w:val="20"/>
+          <w:szCs w:val="20"/>
+        </w:rPr>
+        <w:t>}</w:t>
       </w:r>
       <w:r>
         <w:rPr>
@@ -28261,6 +29087,7 @@
         </w:rPr>
         <w:t>;</w:t>
       </w:r>
+      <w:proofErr w:type="gramEnd"/>
     </w:p>
     <w:p>
       <w:pPr>
@@ -28452,6 +29279,7 @@
         <w:t>finalScore</w:t>
       </w:r>
       <w:proofErr w:type="spellEnd"/>
+      <w:proofErr w:type="gramStart"/>
       <w:r>
         <w:rPr>
           <w:rFonts w:ascii="Consolas" w:hAnsi="Consolas"/>
@@ -28470,6 +29298,7 @@
         </w:rPr>
         <w:t>;</w:t>
       </w:r>
+      <w:proofErr w:type="gramEnd"/>
     </w:p>
     <w:p>
       <w:pPr>
@@ -28596,6 +29425,7 @@
         </w:rPr>
         <w:t>}</w:t>
       </w:r>
+      <w:proofErr w:type="gramStart"/>
       <w:r>
         <w:rPr>
           <w:rFonts w:ascii="Consolas" w:hAnsi="Consolas"/>
@@ -28614,6 +29444,7 @@
         </w:rPr>
         <w:t>;</w:t>
       </w:r>
+      <w:proofErr w:type="gramEnd"/>
     </w:p>
     <w:p>
       <w:pPr>
@@ -28822,6 +29653,7 @@
         <w:t>playerName</w:t>
       </w:r>
       <w:proofErr w:type="spellEnd"/>
+      <w:proofErr w:type="gramStart"/>
       <w:r>
         <w:rPr>
           <w:rFonts w:ascii="Consolas" w:hAnsi="Consolas"/>
@@ -28840,6 +29672,7 @@
         </w:rPr>
         <w:t>;</w:t>
       </w:r>
+      <w:proofErr w:type="gramEnd"/>
     </w:p>
     <w:p>
       <w:pPr>
@@ -29101,6 +29934,7 @@
         </w:rPr>
         <w:t>}</w:t>
       </w:r>
+      <w:proofErr w:type="gramStart"/>
       <w:r>
         <w:rPr>
           <w:rFonts w:ascii="Consolas" w:hAnsi="Consolas"/>
@@ -29119,6 +29953,7 @@
         </w:rPr>
         <w:t>;</w:t>
       </w:r>
+      <w:proofErr w:type="gramEnd"/>
     </w:p>
     <w:p>
       <w:pPr>
@@ -29206,6 +30041,7 @@
         </w:rPr>
         <w:t>"Scores successfully pushed to Firebase."</w:t>
       </w:r>
+      <w:proofErr w:type="gramStart"/>
       <w:r>
         <w:rPr>
           <w:rFonts w:ascii="Consolas" w:hAnsi="Consolas"/>
@@ -29224,6 +30060,7 @@
         </w:rPr>
         <w:t>;</w:t>
       </w:r>
+      <w:proofErr w:type="gramEnd"/>
     </w:p>
     <w:p>
       <w:pPr>
@@ -29487,6 +30324,7 @@
         </w:rPr>
         <w:t>questions</w:t>
       </w:r>
+      <w:proofErr w:type="gramStart"/>
       <w:r>
         <w:rPr>
           <w:rFonts w:ascii="Consolas" w:hAnsi="Consolas"/>
@@ -29505,6 +30343,7 @@
         </w:rPr>
         <w:t>;</w:t>
       </w:r>
+      <w:proofErr w:type="gramEnd"/>
     </w:p>
     <w:p>
       <w:pPr>
@@ -29544,16 +30383,36 @@
           <w:sz w:val="20"/>
           <w:szCs w:val="20"/>
         </w:rPr>
-        <w:t>()</w:t>
-      </w:r>
-      <w:r>
-        <w:rPr>
-          <w:rFonts w:ascii="Consolas" w:hAnsi="Consolas"/>
-          <w:color w:val="FFFFFF" w:themeColor="background1"/>
-          <w:sz w:val="20"/>
-          <w:szCs w:val="20"/>
-        </w:rPr>
-        <w:t xml:space="preserve">; </w:t>
+        <w:t>(</w:t>
+      </w:r>
+      <w:proofErr w:type="gramStart"/>
+      <w:r>
+        <w:rPr>
+          <w:rFonts w:ascii="Consolas" w:hAnsi="Consolas"/>
+          <w:color w:val="FFC000"/>
+          <w:sz w:val="20"/>
+          <w:szCs w:val="20"/>
+        </w:rPr>
+        <w:t>)</w:t>
+      </w:r>
+      <w:r>
+        <w:rPr>
+          <w:rFonts w:ascii="Consolas" w:hAnsi="Consolas"/>
+          <w:color w:val="FFFFFF" w:themeColor="background1"/>
+          <w:sz w:val="20"/>
+          <w:szCs w:val="20"/>
+        </w:rPr>
+        <w:t>;</w:t>
+      </w:r>
+      <w:proofErr w:type="gramEnd"/>
+      <w:r>
+        <w:rPr>
+          <w:rFonts w:ascii="Consolas" w:hAnsi="Consolas"/>
+          <w:color w:val="FFFFFF" w:themeColor="background1"/>
+          <w:sz w:val="20"/>
+          <w:szCs w:val="20"/>
+        </w:rPr>
+        <w:t xml:space="preserve"> </w:t>
       </w:r>
     </w:p>
     <w:p>
@@ -29696,7 +30555,17 @@
           <w:sz w:val="20"/>
           <w:szCs w:val="20"/>
         </w:rPr>
-        <w:t>"FINISHED"</w:t>
+        <w:t>"FINISHED</w:t>
+      </w:r>
+      <w:proofErr w:type="gramStart"/>
+      <w:r>
+        <w:rPr>
+          <w:rFonts w:ascii="Consolas" w:hAnsi="Consolas"/>
+          <w:color w:val="60CAF3" w:themeColor="accent4" w:themeTint="99"/>
+          <w:sz w:val="20"/>
+          <w:szCs w:val="20"/>
+        </w:rPr>
+        <w:t>"</w:t>
       </w:r>
       <w:r>
         <w:rPr>
@@ -29707,6 +30576,7 @@
         </w:rPr>
         <w:t>;</w:t>
       </w:r>
+      <w:proofErr w:type="gramEnd"/>
     </w:p>
     <w:p>
       <w:pPr>
@@ -29877,7 +30747,17 @@
           <w:sz w:val="20"/>
           <w:szCs w:val="20"/>
         </w:rPr>
-        <w:t>'join.html'</w:t>
+        <w:t>'join.html</w:t>
+      </w:r>
+      <w:proofErr w:type="gramStart"/>
+      <w:r>
+        <w:rPr>
+          <w:rFonts w:ascii="Consolas" w:hAnsi="Consolas"/>
+          <w:color w:val="60CAF3" w:themeColor="accent4" w:themeTint="99"/>
+          <w:sz w:val="20"/>
+          <w:szCs w:val="20"/>
+        </w:rPr>
+        <w:t>'</w:t>
       </w:r>
       <w:r>
         <w:rPr>
@@ -29888,6 +30768,7 @@
         </w:rPr>
         <w:t>;</w:t>
       </w:r>
+      <w:proofErr w:type="gramEnd"/>
     </w:p>
     <w:p>
       <w:pPr>
@@ -29936,6 +30817,7 @@
         </w:rPr>
         <w:t>3000</w:t>
       </w:r>
+      <w:proofErr w:type="gramStart"/>
       <w:r>
         <w:rPr>
           <w:rFonts w:ascii="Consolas" w:hAnsi="Consolas"/>
@@ -29952,7 +30834,17 @@
           <w:sz w:val="20"/>
           <w:szCs w:val="20"/>
         </w:rPr>
-        <w:t xml:space="preserve">; </w:t>
+        <w:t>;</w:t>
+      </w:r>
+      <w:proofErr w:type="gramEnd"/>
+      <w:r>
+        <w:rPr>
+          <w:rFonts w:ascii="Consolas" w:hAnsi="Consolas"/>
+          <w:color w:val="FFFFFF" w:themeColor="background1"/>
+          <w:sz w:val="20"/>
+          <w:szCs w:val="20"/>
+        </w:rPr>
+        <w:t xml:space="preserve"> </w:t>
       </w:r>
     </w:p>
     <w:p>
@@ -30032,6 +30924,7 @@
         </w:rPr>
         <w:t>3000</w:t>
       </w:r>
+      <w:proofErr w:type="gramStart"/>
       <w:r>
         <w:rPr>
           <w:rFonts w:ascii="Consolas" w:hAnsi="Consolas"/>
@@ -30048,7 +30941,17 @@
           <w:sz w:val="20"/>
           <w:szCs w:val="20"/>
         </w:rPr>
-        <w:t xml:space="preserve">; </w:t>
+        <w:t>;</w:t>
+      </w:r>
+      <w:proofErr w:type="gramEnd"/>
+      <w:r>
+        <w:rPr>
+          <w:rFonts w:ascii="Consolas" w:hAnsi="Consolas"/>
+          <w:color w:val="FFFFFF" w:themeColor="background1"/>
+          <w:sz w:val="20"/>
+          <w:szCs w:val="20"/>
+        </w:rPr>
+        <w:t xml:space="preserve"> </w:t>
       </w:r>
     </w:p>
     <w:p>
@@ -30202,6 +31105,7 @@
         </w:rPr>
         <w:t>, error</w:t>
       </w:r>
+      <w:proofErr w:type="gramStart"/>
       <w:r>
         <w:rPr>
           <w:rFonts w:ascii="Consolas" w:hAnsi="Consolas"/>
@@ -30220,6 +31124,7 @@
         </w:rPr>
         <w:t>;</w:t>
       </w:r>
+      <w:proofErr w:type="gramEnd"/>
     </w:p>
     <w:p>
       <w:pPr>
@@ -30271,6 +31176,7 @@
         </w:rPr>
         <w:t>}</w:t>
       </w:r>
+      <w:proofErr w:type="gramStart"/>
       <w:r>
         <w:rPr>
           <w:rFonts w:ascii="Consolas" w:hAnsi="Consolas"/>
@@ -30289,6 +31195,7 @@
         </w:rPr>
         <w:t>;</w:t>
       </w:r>
+      <w:proofErr w:type="gramEnd"/>
     </w:p>
     <w:p>
       <w:pPr>
@@ -30335,7 +31242,15 @@
         <w:t xml:space="preserve"> It does so by checking to see if there are four or more questions left in the question bank.</w:t>
       </w:r>
       <w:r>
-        <w:t xml:space="preserve"> If sufficient question do remain, </w:t>
+        <w:t xml:space="preserve"> If sufficient question </w:t>
+      </w:r>
+      <w:proofErr w:type="gramStart"/>
+      <w:r>
+        <w:t>do</w:t>
+      </w:r>
+      <w:proofErr w:type="gramEnd"/>
+      <w:r>
+        <w:t xml:space="preserve"> remain, </w:t>
       </w:r>
       <w:r>
         <w:t>the ‘</w:t>
@@ -30629,6 +31544,7 @@
         </w:rPr>
         <w:t>"script"</w:t>
       </w:r>
+      <w:proofErr w:type="gramStart"/>
       <w:r>
         <w:rPr>
           <w:rFonts w:ascii="Consolas" w:hAnsi="Consolas"/>
@@ -30647,6 +31563,7 @@
         </w:rPr>
         <w:t>;</w:t>
       </w:r>
+      <w:proofErr w:type="gramEnd"/>
     </w:p>
     <w:p>
       <w:pPr>
@@ -30707,6 +31624,7 @@
         <w:t xml:space="preserve">= </w:t>
       </w:r>
       <w:proofErr w:type="spellStart"/>
+      <w:proofErr w:type="gramStart"/>
       <w:r>
         <w:rPr>
           <w:rFonts w:ascii="Consolas" w:hAnsi="Consolas"/>
@@ -30726,6 +31644,7 @@
         </w:rPr>
         <w:t>;</w:t>
       </w:r>
+      <w:proofErr w:type="gramEnd"/>
     </w:p>
     <w:p>
       <w:pPr>
@@ -31074,7 +31993,17 @@
           <w:sz w:val="20"/>
           <w:szCs w:val="20"/>
         </w:rPr>
-        <w:t>"%"</w:t>
+        <w:t>"%</w:t>
+      </w:r>
+      <w:proofErr w:type="gramStart"/>
+      <w:r>
+        <w:rPr>
+          <w:rFonts w:ascii="Consolas" w:hAnsi="Consolas"/>
+          <w:color w:val="60CAF3" w:themeColor="accent4" w:themeTint="99"/>
+          <w:sz w:val="20"/>
+          <w:szCs w:val="20"/>
+        </w:rPr>
+        <w:t>"</w:t>
       </w:r>
       <w:r>
         <w:rPr>
@@ -31085,6 +32014,7 @@
         </w:rPr>
         <w:t>;</w:t>
       </w:r>
+      <w:proofErr w:type="gramEnd"/>
     </w:p>
     <w:p>
       <w:pPr>
@@ -31320,7 +32250,17 @@
           <w:sz w:val="20"/>
           <w:szCs w:val="20"/>
         </w:rPr>
-        <w:t>"none"</w:t>
+        <w:t>"none</w:t>
+      </w:r>
+      <w:proofErr w:type="gramStart"/>
+      <w:r>
+        <w:rPr>
+          <w:rFonts w:ascii="Consolas" w:hAnsi="Consolas"/>
+          <w:color w:val="60CAF3" w:themeColor="accent4" w:themeTint="99"/>
+          <w:sz w:val="20"/>
+          <w:szCs w:val="20"/>
+        </w:rPr>
+        <w:t>"</w:t>
       </w:r>
       <w:r>
         <w:rPr>
@@ -31331,6 +32271,7 @@
         </w:rPr>
         <w:t>;</w:t>
       </w:r>
+      <w:proofErr w:type="gramEnd"/>
     </w:p>
     <w:p>
       <w:pPr>
@@ -31559,6 +32500,7 @@
         </w:rPr>
         <w:t>1</w:t>
       </w:r>
+      <w:proofErr w:type="gramStart"/>
       <w:r>
         <w:rPr>
           <w:rFonts w:ascii="Consolas" w:hAnsi="Consolas"/>
@@ -31577,6 +32519,7 @@
         </w:rPr>
         <w:t>;</w:t>
       </w:r>
+      <w:proofErr w:type="gramEnd"/>
     </w:p>
     <w:p>
       <w:pPr>
@@ -31598,6 +32541,7 @@
         </w:rPr>
         <w:t xml:space="preserve">                </w:t>
       </w:r>
+      <w:proofErr w:type="gramStart"/>
       <w:r>
         <w:rPr>
           <w:rFonts w:ascii="Consolas" w:hAnsi="Consolas"/>
@@ -31616,6 +32560,7 @@
         </w:rPr>
         <w:t>;</w:t>
       </w:r>
+      <w:proofErr w:type="gramEnd"/>
     </w:p>
     <w:p>
       <w:pPr>
@@ -31796,6 +32741,7 @@
         </w:rPr>
         <w:t>message</w:t>
       </w:r>
+      <w:proofErr w:type="gramStart"/>
       <w:r>
         <w:rPr>
           <w:rFonts w:ascii="Consolas" w:hAnsi="Consolas"/>
@@ -31814,6 +32760,7 @@
         </w:rPr>
         <w:t>;</w:t>
       </w:r>
+      <w:proofErr w:type="gramEnd"/>
     </w:p>
     <w:p>
       <w:pPr>
@@ -31844,6 +32791,7 @@
         </w:rPr>
         <w:t>}</w:t>
       </w:r>
+      <w:proofErr w:type="gramStart"/>
       <w:r>
         <w:rPr>
           <w:rFonts w:ascii="Consolas" w:hAnsi="Consolas"/>
@@ -31862,6 +32810,7 @@
         </w:rPr>
         <w:t>;</w:t>
       </w:r>
+      <w:proofErr w:type="gramEnd"/>
     </w:p>
     <w:p>
       <w:pPr>
@@ -31883,6 +32832,7 @@
         </w:rPr>
         <w:t xml:space="preserve">            </w:t>
       </w:r>
+      <w:proofErr w:type="gramStart"/>
       <w:r>
         <w:rPr>
           <w:rFonts w:ascii="Consolas" w:hAnsi="Consolas"/>
@@ -31901,6 +32851,7 @@
         </w:rPr>
         <w:t>;</w:t>
       </w:r>
+      <w:proofErr w:type="gramEnd"/>
     </w:p>
     <w:p>
       <w:pPr>
@@ -32450,23 +33401,23 @@
           <w:rFonts w:ascii="Arial" w:eastAsia="Arial" w:hAnsi="Arial" w:cs="Arial"/>
           <w:color w:val="000000" w:themeColor="text1"/>
         </w:rPr>
-        <w:t xml:space="preserve">A consistent cyber-themed visual identity is maintained across all interface pages through the use of layered SVG background assets. These include </w:t>
-      </w:r>
-      <w:proofErr w:type="spellStart"/>
+        <w:t xml:space="preserve">A consistent cyber-themed visual identity is maintained across all interface pages </w:t>
+      </w:r>
+      <w:proofErr w:type="gramStart"/>
       <w:r>
         <w:rPr>
           <w:rFonts w:ascii="Arial" w:eastAsia="Arial" w:hAnsi="Arial" w:cs="Arial"/>
           <w:color w:val="000000" w:themeColor="text1"/>
         </w:rPr>
-        <w:t>background_circuit_blobs.svg</w:t>
-      </w:r>
-      <w:proofErr w:type="spellEnd"/>
+        <w:t>through the use of</w:t>
+      </w:r>
+      <w:proofErr w:type="gramEnd"/>
       <w:r>
         <w:rPr>
           <w:rFonts w:ascii="Arial" w:eastAsia="Arial" w:hAnsi="Arial" w:cs="Arial"/>
           <w:color w:val="000000" w:themeColor="text1"/>
         </w:rPr>
-        <w:t xml:space="preserve"> as a low-opacity circuit-board texture, </w:t>
+        <w:t xml:space="preserve"> layered SVG background assets. These include </w:t>
       </w:r>
       <w:proofErr w:type="spellStart"/>
       <w:r>
@@ -32474,7 +33425,7 @@
           <w:rFonts w:ascii="Arial" w:eastAsia="Arial" w:hAnsi="Arial" w:cs="Arial"/>
           <w:color w:val="000000" w:themeColor="text1"/>
         </w:rPr>
-        <w:t>login_decor_sprites.svg</w:t>
+        <w:t>background_circuit_blobs.svg</w:t>
       </w:r>
       <w:proofErr w:type="spellEnd"/>
       <w:r>
@@ -32482,7 +33433,7 @@
           <w:rFonts w:ascii="Arial" w:eastAsia="Arial" w:hAnsi="Arial" w:cs="Arial"/>
           <w:color w:val="000000" w:themeColor="text1"/>
         </w:rPr>
-        <w:t xml:space="preserve"> as abstract floating geometric sprites, </w:t>
+        <w:t xml:space="preserve"> as a low-opacity circuit-board texture, </w:t>
       </w:r>
       <w:proofErr w:type="spellStart"/>
       <w:r>
@@ -32490,7 +33441,7 @@
           <w:rFonts w:ascii="Arial" w:eastAsia="Arial" w:hAnsi="Arial" w:cs="Arial"/>
           <w:color w:val="000000" w:themeColor="text1"/>
         </w:rPr>
-        <w:t>floating_flags.svg</w:t>
+        <w:t>login_decor_sprites.svg</w:t>
       </w:r>
       <w:proofErr w:type="spellEnd"/>
       <w:r>
@@ -32498,7 +33449,7 @@
           <w:rFonts w:ascii="Arial" w:eastAsia="Arial" w:hAnsi="Arial" w:cs="Arial"/>
           <w:color w:val="000000" w:themeColor="text1"/>
         </w:rPr>
-        <w:t xml:space="preserve"> as thematic Capture the Flag branding, and </w:t>
+        <w:t xml:space="preserve"> as abstract floating geometric sprites, </w:t>
       </w:r>
       <w:proofErr w:type="spellStart"/>
       <w:r>
@@ -32506,7 +33457,7 @@
           <w:rFonts w:ascii="Arial" w:eastAsia="Arial" w:hAnsi="Arial" w:cs="Arial"/>
           <w:color w:val="000000" w:themeColor="text1"/>
         </w:rPr>
-        <w:t>side_mascot_hacker_fox.svg</w:t>
+        <w:t>floating_flags.svg</w:t>
       </w:r>
       <w:proofErr w:type="spellEnd"/>
       <w:r>
@@ -32514,40 +33465,187 @@
           <w:rFonts w:ascii="Arial" w:eastAsia="Arial" w:hAnsi="Arial" w:cs="Arial"/>
           <w:color w:val="000000" w:themeColor="text1"/>
         </w:rPr>
-        <w:t xml:space="preserve"> as a decorative hacker mascot. These assets are positioned using absolute CSS placement with controlled z-index stacking so that they remain non-interactive (pointer-events: none) while providing depth behind the functional UI. Opacity levels are deliberately reduced to avoid visual obstruction of gameplay controls while preserving the cyber-security aesthetic and strengthening continuity between pages.</w:t>
-      </w:r>
-    </w:p>
-    <w:p>
-      <w:pPr>
-        <w:spacing w:after="0"/>
+        <w:t xml:space="preserve"> as thematic Capture the Flag branding</w:t>
+      </w:r>
+      <w:r>
         <w:rPr>
           <w:rFonts w:ascii="Arial" w:eastAsia="Arial" w:hAnsi="Arial" w:cs="Arial"/>
           <w:color w:val="000000" w:themeColor="text1"/>
         </w:rPr>
-      </w:pPr>
+        <w:t xml:space="preserve"> </w:t>
+      </w:r>
+      <w:r>
+        <w:rPr>
+          <w:rFonts w:ascii="Arial" w:eastAsia="Arial" w:hAnsi="Arial" w:cs="Arial"/>
+          <w:color w:val="000000" w:themeColor="text1"/>
+        </w:rPr>
+        <w:t>and hacker-fox mascot create a consistent visual identity without distracting from the main controls</w:t>
+      </w:r>
+      <w:r>
+        <w:rPr>
+          <w:rFonts w:ascii="Arial" w:eastAsia="Arial" w:hAnsi="Arial" w:cs="Arial"/>
+          <w:color w:val="000000" w:themeColor="text1"/>
+        </w:rPr>
+        <w:t>. These assets are positioned using absolute CSS placement with controlled z-index stacking so that they remain non-interactive (pointer-events: none) while providing depth behind the functional UI. Opacity levels are deliberately reduced to avoid visual obstruction of gameplay controls while preserving the cyber-security aesthetic and strengthening continuity between pages.</w:t>
+      </w:r>
+    </w:p>
+    <w:p>
+      <w:pPr>
+        <w:spacing w:after="0"/>
+        <w:rPr>
+          <w:rFonts w:ascii="Arial" w:eastAsia="Arial" w:hAnsi="Arial" w:cs="Arial"/>
+          <w:color w:val="000000" w:themeColor="text1"/>
+        </w:rPr>
+      </w:pPr>
+      <w:r>
+        <w:rPr>
+          <w:rFonts w:ascii="Arial" w:eastAsia="Arial" w:hAnsi="Arial" w:cs="Arial"/>
+          <w:color w:val="000000" w:themeColor="text1"/>
+        </w:rPr>
+        <w:lastRenderedPageBreak/>
+        <w:drawing>
+          <wp:inline distT="0" distB="0" distL="0" distR="0" wp14:anchorId="263FBF84" wp14:editId="3B1EB337">
+            <wp:extent cx="2931587" cy="1809750"/>
+            <wp:effectExtent l="0" t="0" r="2540" b="0"/>
+            <wp:docPr id="344558956" name="Picture 1"/>
+            <wp:cNvGraphicFramePr>
+              <a:graphicFrameLocks xmlns:a="http://schemas.openxmlformats.org/drawingml/2006/main" noChangeAspect="1"/>
+            </wp:cNvGraphicFramePr>
+            <a:graphic xmlns:a="http://schemas.openxmlformats.org/drawingml/2006/main">
+              <a:graphicData uri="http://schemas.openxmlformats.org/drawingml/2006/picture">
+                <pic:pic xmlns:pic="http://schemas.openxmlformats.org/drawingml/2006/picture">
+                  <pic:nvPicPr>
+                    <pic:cNvPr id="344558956" name=""/>
+                    <pic:cNvPicPr/>
+                  </pic:nvPicPr>
+                  <pic:blipFill>
+                    <a:blip r:embed="rId47"/>
+                    <a:stretch>
+                      <a:fillRect/>
+                    </a:stretch>
+                  </pic:blipFill>
+                  <pic:spPr>
+                    <a:xfrm>
+                      <a:off x="0" y="0"/>
+                      <a:ext cx="2937843" cy="1813612"/>
+                    </a:xfrm>
+                    <a:prstGeom prst="rect">
+                      <a:avLst/>
+                    </a:prstGeom>
+                  </pic:spPr>
+                </pic:pic>
+              </a:graphicData>
+            </a:graphic>
+          </wp:inline>
+        </w:drawing>
+      </w:r>
+      <w:r>
+        <w:rPr>
+          <w:rFonts w:ascii="Arial" w:eastAsia="Arial" w:hAnsi="Arial" w:cs="Arial"/>
+          <w:color w:val="000000" w:themeColor="text1"/>
+        </w:rPr>
+        <w:drawing>
+          <wp:inline distT="0" distB="0" distL="0" distR="0" wp14:anchorId="0C22814C" wp14:editId="5AB439BF">
+            <wp:extent cx="2955754" cy="990600"/>
+            <wp:effectExtent l="0" t="0" r="0" b="0"/>
+            <wp:docPr id="1028871389" name="Picture 1"/>
+            <wp:cNvGraphicFramePr>
+              <a:graphicFrameLocks xmlns:a="http://schemas.openxmlformats.org/drawingml/2006/main" noChangeAspect="1"/>
+            </wp:cNvGraphicFramePr>
+            <a:graphic xmlns:a="http://schemas.openxmlformats.org/drawingml/2006/main">
+              <a:graphicData uri="http://schemas.openxmlformats.org/drawingml/2006/picture">
+                <pic:pic xmlns:pic="http://schemas.openxmlformats.org/drawingml/2006/picture">
+                  <pic:nvPicPr>
+                    <pic:cNvPr id="1028871389" name=""/>
+                    <pic:cNvPicPr/>
+                  </pic:nvPicPr>
+                  <pic:blipFill>
+                    <a:blip r:embed="rId48"/>
+                    <a:stretch>
+                      <a:fillRect/>
+                    </a:stretch>
+                  </pic:blipFill>
+                  <pic:spPr>
+                    <a:xfrm>
+                      <a:off x="0" y="0"/>
+                      <a:ext cx="2961837" cy="992639"/>
+                    </a:xfrm>
+                    <a:prstGeom prst="rect">
+                      <a:avLst/>
+                    </a:prstGeom>
+                  </pic:spPr>
+                </pic:pic>
+              </a:graphicData>
+            </a:graphic>
+          </wp:inline>
+        </w:drawing>
+      </w:r>
+    </w:p>
+    <w:p>
+      <w:pPr>
+        <w:spacing w:after="0"/>
+        <w:rPr>
+          <w:rFonts w:ascii="Arial" w:eastAsia="Arial" w:hAnsi="Arial" w:cs="Arial"/>
+          <w:color w:val="000000" w:themeColor="text1"/>
+        </w:rPr>
+      </w:pPr>
+      <w:r>
+        <w:rPr>
+          <w:rFonts w:ascii="Arial" w:eastAsia="Arial" w:hAnsi="Arial" w:cs="Arial"/>
+          <w:color w:val="000000" w:themeColor="text1"/>
+        </w:rPr>
+        <w:drawing>
+          <wp:inline distT="0" distB="0" distL="0" distR="0" wp14:anchorId="1BE81C86" wp14:editId="3914640B">
+            <wp:extent cx="2973588" cy="1733550"/>
+            <wp:effectExtent l="0" t="0" r="0" b="0"/>
+            <wp:docPr id="10178936" name="Picture 1"/>
+            <wp:cNvGraphicFramePr>
+              <a:graphicFrameLocks xmlns:a="http://schemas.openxmlformats.org/drawingml/2006/main" noChangeAspect="1"/>
+            </wp:cNvGraphicFramePr>
+            <a:graphic xmlns:a="http://schemas.openxmlformats.org/drawingml/2006/main">
+              <a:graphicData uri="http://schemas.openxmlformats.org/drawingml/2006/picture">
+                <pic:pic xmlns:pic="http://schemas.openxmlformats.org/drawingml/2006/picture">
+                  <pic:nvPicPr>
+                    <pic:cNvPr id="10178936" name=""/>
+                    <pic:cNvPicPr/>
+                  </pic:nvPicPr>
+                  <pic:blipFill>
+                    <a:blip r:embed="rId49"/>
+                    <a:stretch>
+                      <a:fillRect/>
+                    </a:stretch>
+                  </pic:blipFill>
+                  <pic:spPr>
+                    <a:xfrm>
+                      <a:off x="0" y="0"/>
+                      <a:ext cx="2981979" cy="1738442"/>
+                    </a:xfrm>
+                    <a:prstGeom prst="rect">
+                      <a:avLst/>
+                    </a:prstGeom>
+                  </pic:spPr>
+                </pic:pic>
+              </a:graphicData>
+            </a:graphic>
+          </wp:inline>
+        </w:drawing>
+      </w:r>
     </w:p>
     <w:p>
       <w:pPr>
         <w:pStyle w:val="Heading4"/>
-      </w:pPr>
-      <w:r>
-        <w:lastRenderedPageBreak/>
-        <w:t xml:space="preserve">Accessibility </w:t>
-      </w:r>
-      <w:r>
-        <w:t>Features</w:t>
-      </w:r>
-      <w:r>
-        <w:t xml:space="preserve"> </w:t>
-      </w:r>
-      <w:r>
         <w:rPr>
           <w:rFonts w:ascii="Aptos" w:eastAsia="Aptos" w:hAnsi="Aptos" w:cs="Aptos"/>
           <w:color w:val="595959" w:themeColor="text1" w:themeTint="A6"/>
           <w:sz w:val="28"/>
           <w:szCs w:val="28"/>
         </w:rPr>
-        <w:t>(</w:t>
+      </w:pPr>
+      <w:r>
+        <w:t>Audio Assets</w:t>
+      </w:r>
+      <w:r>
+        <w:t xml:space="preserve"> </w:t>
       </w:r>
       <w:r>
         <w:rPr>
@@ -32556,7 +33654,7 @@
           <w:sz w:val="28"/>
           <w:szCs w:val="28"/>
         </w:rPr>
-        <w:t>Nicholai Baes</w:t>
+        <w:t>(</w:t>
       </w:r>
       <w:r>
         <w:rPr>
@@ -32565,12 +33663,217 @@
           <w:sz w:val="28"/>
           <w:szCs w:val="28"/>
         </w:rPr>
+        <w:t>Nicholai Baes</w:t>
+      </w:r>
+      <w:r>
+        <w:rPr>
+          <w:rFonts w:ascii="Aptos" w:eastAsia="Aptos" w:hAnsi="Aptos" w:cs="Aptos"/>
+          <w:color w:val="595959" w:themeColor="text1" w:themeTint="A6"/>
+          <w:sz w:val="28"/>
+          <w:szCs w:val="28"/>
+        </w:rPr>
         <w:t>)</w:t>
       </w:r>
     </w:p>
     <w:p>
       <w:r>
-        <w:t xml:space="preserve">A reusable accessibility settings widget was implemented globally across the web prototype to improve usability for a wider range of users. This widget contains a dark mode toggle, a dynamic text scaling system, and a high-contrast mode. Dark mode is handled through a data-theme="dark" attribute applied to the document root, which swaps the CSS custom property colour palette to darker backgrounds and lighter text values. Text scaling is achieved through a --font-scale CSS variable, allowing headings, buttons, labels and body text to resize proportionally when the user selects A- or A+. High contrast mode applies an additional data-contrast="high" attribute that replaces translucent interface cards and soft gradients with solid black/white visual blocks and stronger border outlines. All settings are controlled through JavaScript in theme.js and persisted using </w:t>
+        <w:t xml:space="preserve">The project </w:t>
+      </w:r>
+      <w:r>
+        <w:t>incorporates</w:t>
+      </w:r>
+      <w:r>
+        <w:t xml:space="preserve"> a small set of audio assets to </w:t>
+      </w:r>
+      <w:r>
+        <w:t>enhance</w:t>
+      </w:r>
+      <w:r>
+        <w:t xml:space="preserve"> user interaction and overall engagement. </w:t>
+      </w:r>
+      <w:r>
+        <w:t>Short, sounded</w:t>
+      </w:r>
+      <w:r>
+        <w:t xml:space="preserve"> effects such as click.wav, hover.wav, and confirm.wav are used throughout the interface to provide Immediate feedback when user interact with buttons.</w:t>
+      </w:r>
+      <w:r>
+        <w:t xml:space="preserve"> These assets were made with AI.</w:t>
+      </w:r>
+      <w:r>
+        <w:t xml:space="preserve"> The sounds help </w:t>
+      </w:r>
+      <w:r>
+        <w:t>enforce actions, making the interface feel more responsive and intuitive</w:t>
+      </w:r>
+      <w:r>
+        <w:t xml:space="preserve">. </w:t>
+      </w:r>
+    </w:p>
+    <w:p>
+      <w:r>
+        <w:t xml:space="preserve">In addition to interface feedback, Mini-Game Shuffle.mp3 using </w:t>
+      </w:r>
+      <w:r>
+        <w:t xml:space="preserve">Suno </w:t>
+      </w:r>
+      <w:r>
+        <w:t xml:space="preserve">to generate AI music. </w:t>
+      </w:r>
+      <w:r>
+        <w:t>It’s</w:t>
+      </w:r>
+      <w:r>
+        <w:t xml:space="preserve"> used </w:t>
+      </w:r>
+      <w:r>
+        <w:t xml:space="preserve">to engage the classroom </w:t>
+      </w:r>
+      <w:r>
+        <w:t xml:space="preserve">and adds a sense of progression between quiz rounds and gameplay. Helping </w:t>
+      </w:r>
+      <w:r>
+        <w:t>to pace</w:t>
+      </w:r>
+      <w:r>
+        <w:t xml:space="preserve"> and player engagement during the session</w:t>
+      </w:r>
+    </w:p>
+    <w:p>
+      <w:pPr>
+        <w:pStyle w:val="Heading4"/>
+      </w:pPr>
+      <w:r>
+        <w:t xml:space="preserve">Accessibility </w:t>
+      </w:r>
+      <w:r>
+        <w:t>Features</w:t>
+      </w:r>
+      <w:r>
+        <w:t xml:space="preserve"> </w:t>
+      </w:r>
+      <w:r>
+        <w:rPr>
+          <w:rFonts w:ascii="Aptos" w:eastAsia="Aptos" w:hAnsi="Aptos" w:cs="Aptos"/>
+          <w:color w:val="595959" w:themeColor="text1" w:themeTint="A6"/>
+          <w:sz w:val="28"/>
+          <w:szCs w:val="28"/>
+        </w:rPr>
+        <w:t>(</w:t>
+      </w:r>
+      <w:r>
+        <w:rPr>
+          <w:rFonts w:ascii="Aptos" w:eastAsia="Aptos" w:hAnsi="Aptos" w:cs="Aptos"/>
+          <w:color w:val="595959" w:themeColor="text1" w:themeTint="A6"/>
+          <w:sz w:val="28"/>
+          <w:szCs w:val="28"/>
+        </w:rPr>
+        <w:t>Nicholai Baes</w:t>
+      </w:r>
+      <w:r>
+        <w:rPr>
+          <w:rFonts w:ascii="Aptos" w:eastAsia="Aptos" w:hAnsi="Aptos" w:cs="Aptos"/>
+          <w:color w:val="595959" w:themeColor="text1" w:themeTint="A6"/>
+          <w:sz w:val="28"/>
+          <w:szCs w:val="28"/>
+        </w:rPr>
+        <w:t>)</w:t>
+      </w:r>
+    </w:p>
+    <w:p>
+      <w:r>
+        <w:t xml:space="preserve">A reusable accessibility settings widget was implemented globally across the web prototype to improve usability for a wider range of users. This widget contains a dark mode toggle, a dynamic text scaling system, and a high-contrast mode. Dark mode is handled through a data-theme="dark" attribute applied to the document root, which swaps the CSS custom property colour palette to darker backgrounds and lighter text values. </w:t>
+      </w:r>
+    </w:p>
+    <w:p>
+      <w:r>
+        <w:lastRenderedPageBreak/>
+        <w:drawing>
+          <wp:inline distT="0" distB="0" distL="0" distR="0" wp14:anchorId="41EA8520" wp14:editId="5D01EB26">
+            <wp:extent cx="2505425" cy="743054"/>
+            <wp:effectExtent l="0" t="0" r="0" b="0"/>
+            <wp:docPr id="630963029" name="Picture 1"/>
+            <wp:cNvGraphicFramePr>
+              <a:graphicFrameLocks xmlns:a="http://schemas.openxmlformats.org/drawingml/2006/main" noChangeAspect="1"/>
+            </wp:cNvGraphicFramePr>
+            <a:graphic xmlns:a="http://schemas.openxmlformats.org/drawingml/2006/main">
+              <a:graphicData uri="http://schemas.openxmlformats.org/drawingml/2006/picture">
+                <pic:pic xmlns:pic="http://schemas.openxmlformats.org/drawingml/2006/picture">
+                  <pic:nvPicPr>
+                    <pic:cNvPr id="630963029" name=""/>
+                    <pic:cNvPicPr/>
+                  </pic:nvPicPr>
+                  <pic:blipFill>
+                    <a:blip r:embed="rId50"/>
+                    <a:stretch>
+                      <a:fillRect/>
+                    </a:stretch>
+                  </pic:blipFill>
+                  <pic:spPr>
+                    <a:xfrm>
+                      <a:off x="0" y="0"/>
+                      <a:ext cx="2505425" cy="743054"/>
+                    </a:xfrm>
+                    <a:prstGeom prst="rect">
+                      <a:avLst/>
+                    </a:prstGeom>
+                  </pic:spPr>
+                </pic:pic>
+              </a:graphicData>
+            </a:graphic>
+          </wp:inline>
+        </w:drawing>
+      </w:r>
+    </w:p>
+    <w:p/>
+    <w:p>
+      <w:r>
+        <w:t>Text scaling is achieved through a --font-scale CSS variable, allowing headings, buttons, labels and body text to resize proportionally when the user selects A- or A+.</w:t>
+      </w:r>
+    </w:p>
+    <w:p>
+      <w:r>
+        <w:drawing>
+          <wp:inline distT="0" distB="0" distL="0" distR="0" wp14:anchorId="0F1274AF" wp14:editId="521318FE">
+            <wp:extent cx="2410161" cy="733527"/>
+            <wp:effectExtent l="0" t="0" r="9525" b="9525"/>
+            <wp:docPr id="938129595" name="Picture 1"/>
+            <wp:cNvGraphicFramePr>
+              <a:graphicFrameLocks xmlns:a="http://schemas.openxmlformats.org/drawingml/2006/main" noChangeAspect="1"/>
+            </wp:cNvGraphicFramePr>
+            <a:graphic xmlns:a="http://schemas.openxmlformats.org/drawingml/2006/main">
+              <a:graphicData uri="http://schemas.openxmlformats.org/drawingml/2006/picture">
+                <pic:pic xmlns:pic="http://schemas.openxmlformats.org/drawingml/2006/picture">
+                  <pic:nvPicPr>
+                    <pic:cNvPr id="938129595" name=""/>
+                    <pic:cNvPicPr/>
+                  </pic:nvPicPr>
+                  <pic:blipFill>
+                    <a:blip r:embed="rId51"/>
+                    <a:stretch>
+                      <a:fillRect/>
+                    </a:stretch>
+                  </pic:blipFill>
+                  <pic:spPr>
+                    <a:xfrm>
+                      <a:off x="0" y="0"/>
+                      <a:ext cx="2410161" cy="733527"/>
+                    </a:xfrm>
+                    <a:prstGeom prst="rect">
+                      <a:avLst/>
+                    </a:prstGeom>
+                  </pic:spPr>
+                </pic:pic>
+              </a:graphicData>
+            </a:graphic>
+          </wp:inline>
+        </w:drawing>
+      </w:r>
+    </w:p>
+    <w:p/>
+    <w:p>
+      <w:r>
+        <w:t xml:space="preserve"> High contrast mode applies an additional data-contrast="high" attribute that replaces translucent interface cards and soft gradients with solid black/white visual blocks and stronger border outlines. All settings are controlled through JavaScript in theme.js and persisted using </w:t>
       </w:r>
       <w:proofErr w:type="spellStart"/>
       <w:r>
@@ -32589,6 +33892,47 @@
           <w:color w:val="000000" w:themeColor="text1"/>
         </w:rPr>
       </w:pPr>
+      <w:r>
+        <w:rPr>
+          <w:rFonts w:ascii="Arial" w:eastAsia="Arial" w:hAnsi="Arial" w:cs="Arial"/>
+          <w:color w:val="000000" w:themeColor="text1"/>
+        </w:rPr>
+        <w:drawing>
+          <wp:inline distT="0" distB="0" distL="0" distR="0" wp14:anchorId="570A38C3" wp14:editId="3E306DAD">
+            <wp:extent cx="1428949" cy="504895"/>
+            <wp:effectExtent l="0" t="0" r="0" b="9525"/>
+            <wp:docPr id="331818273" name="Picture 1"/>
+            <wp:cNvGraphicFramePr>
+              <a:graphicFrameLocks xmlns:a="http://schemas.openxmlformats.org/drawingml/2006/main" noChangeAspect="1"/>
+            </wp:cNvGraphicFramePr>
+            <a:graphic xmlns:a="http://schemas.openxmlformats.org/drawingml/2006/main">
+              <a:graphicData uri="http://schemas.openxmlformats.org/drawingml/2006/picture">
+                <pic:pic xmlns:pic="http://schemas.openxmlformats.org/drawingml/2006/picture">
+                  <pic:nvPicPr>
+                    <pic:cNvPr id="331818273" name=""/>
+                    <pic:cNvPicPr/>
+                  </pic:nvPicPr>
+                  <pic:blipFill>
+                    <a:blip r:embed="rId52"/>
+                    <a:stretch>
+                      <a:fillRect/>
+                    </a:stretch>
+                  </pic:blipFill>
+                  <pic:spPr>
+                    <a:xfrm>
+                      <a:off x="0" y="0"/>
+                      <a:ext cx="1428949" cy="504895"/>
+                    </a:xfrm>
+                    <a:prstGeom prst="rect">
+                      <a:avLst/>
+                    </a:prstGeom>
+                  </pic:spPr>
+                </pic:pic>
+              </a:graphicData>
+            </a:graphic>
+          </wp:inline>
+        </w:drawing>
+      </w:r>
     </w:p>
     <w:p>
       <w:pPr>
@@ -32706,6 +34050,7 @@
     </w:p>
     <w:p>
       <w:r>
+        <w:lastRenderedPageBreak/>
         <w:t xml:space="preserve">The authentication flow was tested using both student and teacher sign in paths. This confirmed that google authentication worked correctly, user profiles were created on first login </w:t>
       </w:r>
       <w:r>
@@ -32735,11 +34080,7 @@
         <w:t xml:space="preserve">demonstrations and walkthroughs. Feedback from Dr Rory Hopcraft was used to access whether the system </w:t>
       </w:r>
       <w:r>
-        <w:t xml:space="preserve">met the original educational brief. This led to several improvements, including </w:t>
-      </w:r>
-      <w:r>
-        <w:lastRenderedPageBreak/>
-        <w:t>separating AI question generation</w:t>
+        <w:t>met the original educational brief. This led to several improvements, including separating AI question generation</w:t>
       </w:r>
       <w:r>
         <w:t xml:space="preserve"> from game setup, improving the clarity of the PIN entry flow and adding a visible PIN reminder during gameplay. </w:t>
@@ -32750,7 +34091,15 @@
         <w:t xml:space="preserve">Question generation was tested using a range of topics </w:t>
       </w:r>
       <w:r>
-        <w:t xml:space="preserve">to check whether the AI produced usable multiple choice questions in the expected JSON format. Since AI output can be inconsistent the system includes a JSON cleanup process and an editable review stage, </w:t>
+        <w:t xml:space="preserve">to check whether the AI produced usable </w:t>
+      </w:r>
+      <w:proofErr w:type="gramStart"/>
+      <w:r>
+        <w:t>multiple choice</w:t>
+      </w:r>
+      <w:proofErr w:type="gramEnd"/>
+      <w:r>
+        <w:t xml:space="preserve"> questions in the expected JSON format. Since AI output can be inconsistent the system includes a JSON cleanup process and an editable review stage, </w:t>
       </w:r>
       <w:r>
         <w:t>this</w:t>
@@ -32847,33 +34196,41 @@
         <w:t>limitations</w:t>
       </w:r>
       <w:r>
-        <w:t xml:space="preserve"> remain. The AI questions generation tool currently depends on a locally running </w:t>
+        <w:t xml:space="preserve"> remain. The AI questions generation tool currently depends on a locally running Ollama server, meaning it is not fully cloud hosted and requires setup on the </w:t>
+      </w:r>
+      <w:proofErr w:type="gramStart"/>
+      <w:r>
+        <w:t>teachers</w:t>
+      </w:r>
+      <w:proofErr w:type="gramEnd"/>
+      <w:r>
+        <w:t xml:space="preserve"> machine, The Unity mini games are embedded successfully, but the current pool of games </w:t>
+      </w:r>
+      <w:proofErr w:type="gramStart"/>
+      <w:r>
+        <w:t>are</w:t>
+      </w:r>
+      <w:proofErr w:type="gramEnd"/>
+      <w:r>
+        <w:t xml:space="preserve"> limited, so repeated classroom use </w:t>
+      </w:r>
+      <w:r>
+        <w:t xml:space="preserve">would benefit from additional mini games. The system also relies on browser </w:t>
       </w:r>
       <w:proofErr w:type="spellStart"/>
       <w:r>
-        <w:t>Ollama</w:t>
+        <w:t>LocalStorage</w:t>
       </w:r>
       <w:proofErr w:type="spellEnd"/>
       <w:r>
-        <w:t xml:space="preserve"> server, meaning it is not fully cloud hosted and requires setup on the teachers machine, The Unity mini games are embedded successfully, but the current pool of games are limited, so repeated classroom use </w:t>
-      </w:r>
-      <w:r>
-        <w:t xml:space="preserve">would benefit from additional mini games. The system also relies on browser </w:t>
+        <w:t xml:space="preserve"> to </w:t>
       </w:r>
       <w:proofErr w:type="spellStart"/>
       <w:r>
-        <w:t>LocalStorage</w:t>
+        <w:t>persis</w:t>
       </w:r>
       <w:proofErr w:type="spellEnd"/>
       <w:r>
-        <w:t xml:space="preserve"> to </w:t>
-      </w:r>
-      <w:proofErr w:type="spellStart"/>
-      <w:r>
-        <w:t>persis</w:t>
-      </w:r>
-      <w:proofErr w:type="spellEnd"/>
-      <w:r>
         <w:t xml:space="preserve"> temporary </w:t>
       </w:r>
       <w:r>
@@ -32891,7 +34248,15 @@
         <w:t xml:space="preserve">team contribution breakdown. Automated testing could also be expanded, particularly </w:t>
       </w:r>
       <w:r>
-        <w:t xml:space="preserve">for firebase security rules, role based access control and multiplayer score updated </w:t>
+        <w:t xml:space="preserve">for firebase security rules, </w:t>
+      </w:r>
+      <w:proofErr w:type="gramStart"/>
+      <w:r>
+        <w:t>role based</w:t>
+      </w:r>
+      <w:proofErr w:type="gramEnd"/>
+      <w:r>
+        <w:t xml:space="preserve"> access control and multiplayer score updated </w:t>
       </w:r>
       <w:r>
         <w:t xml:space="preserve">under simultaneous submission. </w:t>
@@ -32899,6 +34264,7 @@
     </w:p>
     <w:p>
       <w:r>
+        <w:lastRenderedPageBreak/>
         <w:t xml:space="preserve">Also considering adding a small security considerations section after firebase/firestone. That would fit a </w:t>
       </w:r>
       <w:r>
@@ -32913,7 +34279,6 @@
       </w:pPr>
       <w:bookmarkStart w:id="30" w:name="_Toc1805813096"/>
       <w:r>
-        <w:lastRenderedPageBreak/>
         <w:t>Conclusion</w:t>
       </w:r>
       <w:bookmarkEnd w:id="30"/>
@@ -32962,7 +34327,15 @@
         <w:t>platform</w:t>
       </w:r>
       <w:r>
-        <w:t xml:space="preserve"> that combines quiz based learning with interactive unity minigames, </w:t>
+        <w:t xml:space="preserve"> that combines </w:t>
+      </w:r>
+      <w:proofErr w:type="gramStart"/>
+      <w:r>
+        <w:t>quiz based</w:t>
+      </w:r>
+      <w:proofErr w:type="gramEnd"/>
+      <w:r>
+        <w:t xml:space="preserve"> learning with interactive unity minigames, </w:t>
       </w:r>
       <w:r>
         <w:t>the</w:t>
@@ -32987,15 +34360,7 @@
         <w:t xml:space="preserve">, real time multiplayer score synchronisation, AI </w:t>
       </w:r>
       <w:r>
-        <w:t xml:space="preserve">question through </w:t>
-      </w:r>
-      <w:proofErr w:type="spellStart"/>
-      <w:r>
-        <w:t>Ollama</w:t>
-      </w:r>
-      <w:proofErr w:type="spellEnd"/>
-      <w:r>
-        <w:t xml:space="preserve"> and Gemma3-4b and unity WebGL mini-games</w:t>
+        <w:t>question through Ollama and Gemma3-4b and unity WebGL mini-games</w:t>
       </w:r>
       <w:r>
         <w:t xml:space="preserve"> embedded into the browser. </w:t>
@@ -33009,7 +34374,13 @@
     </w:p>
     <w:p>
       <w:r>
-        <w:t>As a team we gained significant experience in full stack web development, database design, real time systems, game integration, AI tool, version control, and Agile project management. WE also learned the importance of client communication, iterative design and adapting our development plan when technical or schedu</w:t>
+        <w:t>As a team we gained significant experience in full stack web development, database design, real time systems, game integration, AI tool, version control, and Agile project management. W</w:t>
+      </w:r>
+      <w:r>
+        <w:t>e</w:t>
+      </w:r>
+      <w:r>
+        <w:t xml:space="preserve"> also learned the importance of client communication, iterative design and adapting our development plan when technical or schedu</w:t>
       </w:r>
       <w:r>
         <w:t xml:space="preserve">ling challenges arose. </w:t>
@@ -33073,7 +34444,7 @@
         </w:rPr>
         <w:t xml:space="preserve">. Google LLC. </w:t>
       </w:r>
-      <w:hyperlink r:id="rId47">
+      <w:hyperlink r:id="rId53">
         <w:r>
           <w:rPr>
             <w:rStyle w:val="Hyperlink"/>
@@ -33098,7 +34469,7 @@
         </w:rPr>
         <w:t xml:space="preserve">Firebase Documentation. (2024). Firebase Authentication. Google LLC. </w:t>
       </w:r>
-      <w:hyperlink r:id="rId48">
+      <w:hyperlink r:id="rId54">
         <w:r>
           <w:rPr>
             <w:rStyle w:val="Hyperlink"/>
@@ -33123,7 +34494,7 @@
         </w:rPr>
         <w:t xml:space="preserve">Google DeepMind. (2024). Gemma Technical Report. </w:t>
       </w:r>
-      <w:hyperlink r:id="rId49">
+      <w:hyperlink r:id="rId55">
         <w:r>
           <w:rPr>
             <w:rStyle w:val="Hyperlink"/>
@@ -33146,9 +34517,10 @@
           <w:rFonts w:ascii="Arial" w:eastAsia="Arial" w:hAnsi="Arial" w:cs="Arial"/>
           <w:color w:val="000000" w:themeColor="text1"/>
         </w:rPr>
+        <w:lastRenderedPageBreak/>
         <w:t xml:space="preserve">Ollama. (2024). Run large language models locally. </w:t>
       </w:r>
-      <w:hyperlink r:id="rId50">
+      <w:hyperlink r:id="rId56">
         <w:r>
           <w:rPr>
             <w:rStyle w:val="Hyperlink"/>
@@ -33173,7 +34545,7 @@
         </w:rPr>
         <w:t xml:space="preserve">Unity Technologies. (2024). WebGL Build and Player Settings. </w:t>
       </w:r>
-      <w:hyperlink r:id="rId51">
+      <w:hyperlink r:id="rId57">
         <w:r>
           <w:rPr>
             <w:rStyle w:val="Hyperlink"/>
@@ -33184,7 +34556,40 @@
       </w:hyperlink>
     </w:p>
     <w:p>
-      <w:hyperlink r:id="rId52" w:history="1">
+      <w:pPr>
+        <w:pStyle w:val="ListParagraph"/>
+        <w:numPr>
+          <w:ilvl w:val="0"/>
+          <w:numId w:val="12"/>
+        </w:numPr>
+      </w:pPr>
+      <w:r>
+        <w:t xml:space="preserve">Suno, Inc. (2026). </w:t>
+      </w:r>
+      <w:r>
+        <w:rPr>
+          <w:i/>
+          <w:iCs/>
+        </w:rPr>
+        <w:t>Suno: AI music generator platform</w:t>
+      </w:r>
+      <w:r>
+        <w:t xml:space="preserve">. Available at: </w:t>
+      </w:r>
+      <w:hyperlink r:id="rId58" w:tgtFrame="_new" w:history="1">
+        <w:r>
+          <w:rPr>
+            <w:rStyle w:val="Hyperlink"/>
+          </w:rPr>
+          <w:t>https://suno.com</w:t>
+        </w:r>
+      </w:hyperlink>
+      <w:r>
+        <w:t xml:space="preserve"> (Accessed: 5 May 2026).</w:t>
+      </w:r>
+    </w:p>
+    <w:p>
+      <w:hyperlink r:id="rId59" w:history="1">
         <w:r>
           <w:rPr>
             <w:rStyle w:val="Hyperlink"/>
@@ -33197,7 +34602,7 @@
       </w:r>
     </w:p>
     <w:p>
-      <w:hyperlink r:id="rId53" w:history="1">
+      <w:hyperlink r:id="rId60" w:history="1">
         <w:r>
           <w:rPr>
             <w:rStyle w:val="Hyperlink"/>
@@ -33227,7 +34632,15 @@
         </w:numPr>
       </w:pPr>
       <w:r>
-        <w:t>The 1000 word CW submission evidence and evaluation file for each member (does not count towards page limit)</w:t>
+        <w:t xml:space="preserve">The </w:t>
+      </w:r>
+      <w:proofErr w:type="gramStart"/>
+      <w:r>
+        <w:t>1000 word</w:t>
+      </w:r>
+      <w:proofErr w:type="gramEnd"/>
+      <w:r>
+        <w:t xml:space="preserve"> CW submission evidence and evaluation file for each member (does not count towards page limit)</w:t>
       </w:r>
     </w:p>
     <w:p/>
